--- a/Реферат на тему Уровни зрелости предприятия.docx
+++ b/Реферат на тему Уровни зрелости предприятия.docx
@@ -264,6 +264,13 @@
     </w:p>
     <w:sdt>
       <w:sdtPr>
+        <w:rPr>
+          <w:rFonts w:ascii="Times New Roman" w:eastAsiaTheme="minorHAnsi" w:hAnsi="Times New Roman" w:cs="Times New Roman"/>
+          <w:color w:val="auto"/>
+          <w:sz w:val="28"/>
+          <w:szCs w:val="28"/>
+          <w:lang w:eastAsia="en-US"/>
+        </w:rPr>
         <w:id w:val="-1586064211"/>
         <w:docPartObj>
           <w:docPartGallery w:val="Table of Contents"/>
@@ -272,13 +279,8 @@
       </w:sdtPr>
       <w:sdtEndPr>
         <w:rPr>
-          <w:rFonts w:ascii="Times New Roman" w:eastAsiaTheme="minorHAnsi" w:hAnsi="Times New Roman" w:cs="Times New Roman"/>
           <w:b/>
           <w:bCs/>
-          <w:color w:val="auto"/>
-          <w:sz w:val="28"/>
-          <w:szCs w:val="28"/>
-          <w:lang w:eastAsia="en-US"/>
         </w:rPr>
       </w:sdtEndPr>
       <w:sdtContent>
@@ -312,7 +314,7 @@
           <w:r>
             <w:fldChar w:fldCharType="separate"/>
           </w:r>
-          <w:hyperlink w:anchor="_Toc225705722" w:history="1">
+          <w:hyperlink w:anchor="_Toc225708439" w:history="1">
             <w:r>
               <w:rPr>
                 <w:rStyle w:val="af8"/>
@@ -341,7 +343,7 @@
                 <w:noProof/>
                 <w:webHidden/>
               </w:rPr>
-              <w:instrText xml:space="preserve"> PAGEREF _Toc225705722 \h </w:instrText>
+              <w:instrText xml:space="preserve"> PAGEREF _Toc225708439 \h </w:instrText>
             </w:r>
             <w:r>
               <w:rPr>
@@ -389,7 +391,7 @@
               <w14:ligatures w14:val="standardContextual"/>
             </w:rPr>
           </w:pPr>
-          <w:hyperlink w:anchor="_Toc225705723" w:history="1">
+          <w:hyperlink w:anchor="_Toc225708440" w:history="1">
             <w:r>
               <w:rPr>
                 <w:rStyle w:val="af8"/>
@@ -439,7 +441,7 @@
                 <w:noProof/>
                 <w:webHidden/>
               </w:rPr>
-              <w:instrText xml:space="preserve"> PAGEREF _Toc225705723 \h </w:instrText>
+              <w:instrText xml:space="preserve"> PAGEREF _Toc225708440 \h </w:instrText>
             </w:r>
             <w:r>
               <w:rPr>
@@ -486,7 +488,7 @@
               <w14:ligatures w14:val="standardContextual"/>
             </w:rPr>
           </w:pPr>
-          <w:hyperlink w:anchor="_Toc225705724" w:history="1">
+          <w:hyperlink w:anchor="_Toc225708441" w:history="1">
             <w:r>
               <w:rPr>
                 <w:rStyle w:val="af8"/>
@@ -513,7 +515,7 @@
                 <w:noProof/>
                 <w:webHidden/>
               </w:rPr>
-              <w:instrText xml:space="preserve"> PAGEREF _Toc225705724 \h </w:instrText>
+              <w:instrText xml:space="preserve"> PAGEREF _Toc225708441 \h </w:instrText>
             </w:r>
             <w:r>
               <w:rPr>
@@ -560,7 +562,7 @@
               <w14:ligatures w14:val="standardContextual"/>
             </w:rPr>
           </w:pPr>
-          <w:hyperlink w:anchor="_Toc225705725" w:history="1">
+          <w:hyperlink w:anchor="_Toc225708442" w:history="1">
             <w:r>
               <w:rPr>
                 <w:rStyle w:val="af8"/>
@@ -587,7 +589,7 @@
                 <w:noProof/>
                 <w:webHidden/>
               </w:rPr>
-              <w:instrText xml:space="preserve"> PAGEREF _Toc225705725 \h </w:instrText>
+              <w:instrText xml:space="preserve"> PAGEREF _Toc225708442 \h </w:instrText>
             </w:r>
             <w:r>
               <w:rPr>
@@ -634,7 +636,7 @@
               <w14:ligatures w14:val="standardContextual"/>
             </w:rPr>
           </w:pPr>
-          <w:hyperlink w:anchor="_Toc225705726" w:history="1">
+          <w:hyperlink w:anchor="_Toc225708443" w:history="1">
             <w:r>
               <w:rPr>
                 <w:rStyle w:val="af8"/>
@@ -661,7 +663,7 @@
                 <w:noProof/>
                 <w:webHidden/>
               </w:rPr>
-              <w:instrText xml:space="preserve"> PAGEREF _Toc225705726 \h </w:instrText>
+              <w:instrText xml:space="preserve"> PAGEREF _Toc225708443 \h </w:instrText>
             </w:r>
             <w:r>
               <w:rPr>
@@ -708,7 +710,7 @@
               <w14:ligatures w14:val="standardContextual"/>
             </w:rPr>
           </w:pPr>
-          <w:hyperlink w:anchor="_Toc225705727" w:history="1">
+          <w:hyperlink w:anchor="_Toc225708444" w:history="1">
             <w:r>
               <w:rPr>
                 <w:rStyle w:val="af8"/>
@@ -735,7 +737,7 @@
                 <w:noProof/>
                 <w:webHidden/>
               </w:rPr>
-              <w:instrText xml:space="preserve"> PAGEREF _Toc225705727 \h </w:instrText>
+              <w:instrText xml:space="preserve"> PAGEREF _Toc225708444 \h </w:instrText>
             </w:r>
             <w:r>
               <w:rPr>
@@ -783,7 +785,7 @@
               <w14:ligatures w14:val="standardContextual"/>
             </w:rPr>
           </w:pPr>
-          <w:hyperlink w:anchor="_Toc225705728" w:history="1">
+          <w:hyperlink w:anchor="_Toc225708445" w:history="1">
             <w:r>
               <w:rPr>
                 <w:rStyle w:val="af8"/>
@@ -833,7 +835,7 @@
                 <w:noProof/>
                 <w:webHidden/>
               </w:rPr>
-              <w:instrText xml:space="preserve"> PAGEREF _Toc225705728 \h </w:instrText>
+              <w:instrText xml:space="preserve"> PAGEREF _Toc225708445 \h </w:instrText>
             </w:r>
             <w:r>
               <w:rPr>
@@ -880,7 +882,7 @@
               <w14:ligatures w14:val="standardContextual"/>
             </w:rPr>
           </w:pPr>
-          <w:hyperlink w:anchor="_Toc225705729" w:history="1">
+          <w:hyperlink w:anchor="_Toc225708446" w:history="1">
             <w:r>
               <w:rPr>
                 <w:rStyle w:val="af8"/>
@@ -907,7 +909,7 @@
                 <w:noProof/>
                 <w:webHidden/>
               </w:rPr>
-              <w:instrText xml:space="preserve"> PAGEREF _Toc225705729 \h </w:instrText>
+              <w:instrText xml:space="preserve"> PAGEREF _Toc225708446 \h </w:instrText>
             </w:r>
             <w:r>
               <w:rPr>
@@ -954,7 +956,7 @@
               <w14:ligatures w14:val="standardContextual"/>
             </w:rPr>
           </w:pPr>
-          <w:hyperlink w:anchor="_Toc225705730" w:history="1">
+          <w:hyperlink w:anchor="_Toc225708447" w:history="1">
             <w:r>
               <w:rPr>
                 <w:rStyle w:val="af8"/>
@@ -981,7 +983,7 @@
                 <w:noProof/>
                 <w:webHidden/>
               </w:rPr>
-              <w:instrText xml:space="preserve"> PAGEREF _Toc225705730 \h </w:instrText>
+              <w:instrText xml:space="preserve"> PAGEREF _Toc225708447 \h </w:instrText>
             </w:r>
             <w:r>
               <w:rPr>
@@ -1028,7 +1030,7 @@
               <w14:ligatures w14:val="standardContextual"/>
             </w:rPr>
           </w:pPr>
-          <w:hyperlink w:anchor="_Toc225705731" w:history="1">
+          <w:hyperlink w:anchor="_Toc225708448" w:history="1">
             <w:r>
               <w:rPr>
                 <w:rStyle w:val="af8"/>
@@ -1055,7 +1057,7 @@
                 <w:noProof/>
                 <w:webHidden/>
               </w:rPr>
-              <w:instrText xml:space="preserve"> PAGEREF _Toc225705731 \h </w:instrText>
+              <w:instrText xml:space="preserve"> PAGEREF _Toc225708448 \h </w:instrText>
             </w:r>
             <w:r>
               <w:rPr>
@@ -1102,7 +1104,7 @@
               <w14:ligatures w14:val="standardContextual"/>
             </w:rPr>
           </w:pPr>
-          <w:hyperlink w:anchor="_Toc225705732" w:history="1">
+          <w:hyperlink w:anchor="_Toc225708449" w:history="1">
             <w:r>
               <w:rPr>
                 <w:rStyle w:val="af8"/>
@@ -1129,7 +1131,7 @@
                 <w:noProof/>
                 <w:webHidden/>
               </w:rPr>
-              <w:instrText xml:space="preserve"> PAGEREF _Toc225705732 \h </w:instrText>
+              <w:instrText xml:space="preserve"> PAGEREF _Toc225708449 \h </w:instrText>
             </w:r>
             <w:r>
               <w:rPr>
@@ -1176,7 +1178,7 @@
               <w14:ligatures w14:val="standardContextual"/>
             </w:rPr>
           </w:pPr>
-          <w:hyperlink w:anchor="_Toc225705733" w:history="1">
+          <w:hyperlink w:anchor="_Toc225708450" w:history="1">
             <w:r>
               <w:rPr>
                 <w:rStyle w:val="af8"/>
@@ -1203,7 +1205,7 @@
                 <w:noProof/>
                 <w:webHidden/>
               </w:rPr>
-              <w:instrText xml:space="preserve"> PAGEREF _Toc225705733 \h </w:instrText>
+              <w:instrText xml:space="preserve"> PAGEREF _Toc225708450 \h </w:instrText>
             </w:r>
             <w:r>
               <w:rPr>
@@ -1250,7 +1252,7 @@
               <w14:ligatures w14:val="standardContextual"/>
             </w:rPr>
           </w:pPr>
-          <w:hyperlink w:anchor="_Toc225705734" w:history="1">
+          <w:hyperlink w:anchor="_Toc225708451" w:history="1">
             <w:r>
               <w:rPr>
                 <w:rStyle w:val="af8"/>
@@ -1277,7 +1279,7 @@
                 <w:noProof/>
                 <w:webHidden/>
               </w:rPr>
-              <w:instrText xml:space="preserve"> PAGEREF _Toc225705734 \h </w:instrText>
+              <w:instrText xml:space="preserve"> PAGEREF _Toc225708451 \h </w:instrText>
             </w:r>
             <w:r>
               <w:rPr>
@@ -1324,7 +1326,7 @@
               <w14:ligatures w14:val="standardContextual"/>
             </w:rPr>
           </w:pPr>
-          <w:hyperlink w:anchor="_Toc225705735" w:history="1">
+          <w:hyperlink w:anchor="_Toc225708452" w:history="1">
             <w:r>
               <w:rPr>
                 <w:rStyle w:val="af8"/>
@@ -1351,7 +1353,7 @@
                 <w:noProof/>
                 <w:webHidden/>
               </w:rPr>
-              <w:instrText xml:space="preserve"> PAGEREF _Toc225705735 \h </w:instrText>
+              <w:instrText xml:space="preserve"> PAGEREF _Toc225708452 \h </w:instrText>
             </w:r>
             <w:r>
               <w:rPr>
@@ -1398,7 +1400,7 @@
               <w14:ligatures w14:val="standardContextual"/>
             </w:rPr>
           </w:pPr>
-          <w:hyperlink w:anchor="_Toc225705736" w:history="1">
+          <w:hyperlink w:anchor="_Toc225708453" w:history="1">
             <w:r>
               <w:rPr>
                 <w:rStyle w:val="af8"/>
@@ -1425,7 +1427,7 @@
                 <w:noProof/>
                 <w:webHidden/>
               </w:rPr>
-              <w:instrText xml:space="preserve"> PAGEREF _Toc225705736 \h </w:instrText>
+              <w:instrText xml:space="preserve"> PAGEREF _Toc225708453 \h </w:instrText>
             </w:r>
             <w:r>
               <w:rPr>
@@ -1472,7 +1474,7 @@
               <w14:ligatures w14:val="standardContextual"/>
             </w:rPr>
           </w:pPr>
-          <w:hyperlink w:anchor="_Toc225705737" w:history="1">
+          <w:hyperlink w:anchor="_Toc225708454" w:history="1">
             <w:r>
               <w:rPr>
                 <w:rStyle w:val="af8"/>
@@ -1501,7 +1503,7 @@
                 <w:noProof/>
                 <w:webHidden/>
               </w:rPr>
-              <w:instrText xml:space="preserve"> PAGEREF _Toc225705737 \h </w:instrText>
+              <w:instrText xml:space="preserve"> PAGEREF _Toc225708454 \h </w:instrText>
             </w:r>
             <w:r>
               <w:rPr>
@@ -1522,6 +1524,82 @@
                 <w:webHidden/>
               </w:rPr>
               <w:t>17</w:t>
+            </w:r>
+            <w:r>
+              <w:rPr>
+                <w:noProof/>
+                <w:webHidden/>
+              </w:rPr>
+              <w:fldChar w:fldCharType="end"/>
+            </w:r>
+          </w:hyperlink>
+        </w:p>
+        <w:p>
+          <w:pPr>
+            <w:pStyle w:val="11"/>
+            <w:tabs>
+              <w:tab w:val="right" w:leader="dot" w:pos="9911"/>
+            </w:tabs>
+            <w:rPr>
+              <w:rFonts w:asciiTheme="minorHAnsi" w:eastAsiaTheme="minorEastAsia" w:hAnsiTheme="minorHAnsi" w:cstheme="minorBidi"/>
+              <w:noProof/>
+              <w:kern w:val="2"/>
+              <w:sz w:val="24"/>
+              <w:szCs w:val="24"/>
+              <w:lang w:eastAsia="ru-RU"/>
+              <w14:ligatures w14:val="standardContextual"/>
+            </w:rPr>
+          </w:pPr>
+          <w:hyperlink w:anchor="_Toc225708455" w:history="1">
+            <w:r>
+              <w:rPr>
+                <w:rStyle w:val="af8"/>
+                <w:b/>
+                <w:bCs/>
+                <w:noProof/>
+              </w:rPr>
+              <w:t>Список литературы</w:t>
+            </w:r>
+            <w:r>
+              <w:rPr>
+                <w:noProof/>
+                <w:webHidden/>
+              </w:rPr>
+              <w:tab/>
+            </w:r>
+            <w:r>
+              <w:rPr>
+                <w:noProof/>
+                <w:webHidden/>
+              </w:rPr>
+              <w:fldChar w:fldCharType="begin"/>
+            </w:r>
+            <w:r>
+              <w:rPr>
+                <w:noProof/>
+                <w:webHidden/>
+              </w:rPr>
+              <w:instrText xml:space="preserve"> PAGEREF _Toc225708455 \h </w:instrText>
+            </w:r>
+            <w:r>
+              <w:rPr>
+                <w:noProof/>
+                <w:webHidden/>
+              </w:rPr>
+            </w:r>
+            <w:r>
+              <w:rPr>
+                <w:noProof/>
+                <w:webHidden/>
+              </w:rPr>
+              <w:fldChar w:fldCharType="separate"/>
+            </w:r>
+            <w:r>
+              <w:rPr>
+                <w:noProof/>
+                <w:webHidden/>
+              </w:rPr>
+              <w:t>19</w:t>
             </w:r>
             <w:r>
               <w:rPr>
@@ -1539,7 +1617,6 @@
         </w:p>
       </w:sdtContent>
     </w:sdt>
-    <w:p/>
     <w:p/>
     <w:p/>
     <w:p>
@@ -1563,7 +1640,7 @@
           <w:bCs/>
         </w:rPr>
       </w:pPr>
-      <w:bookmarkStart w:id="0" w:name="_Toc225705722"/>
+      <w:bookmarkStart w:id="0" w:name="_Toc225708439"/>
       <w:r>
         <w:rPr>
           <w:b/>
@@ -1643,7 +1720,7 @@
           <w:bCs/>
         </w:rPr>
       </w:pPr>
-      <w:bookmarkStart w:id="1" w:name="_Toc225705723"/>
+      <w:bookmarkStart w:id="1" w:name="_Toc225708440"/>
       <w:r>
         <w:rPr>
           <w:b/>
@@ -1658,7 +1735,7 @@
       <w:pPr>
         <w:pStyle w:val="2"/>
       </w:pPr>
-      <w:bookmarkStart w:id="2" w:name="_Toc225705724"/>
+      <w:bookmarkStart w:id="2" w:name="_Toc225708441"/>
       <w:r>
         <w:t>1.1. Концептуальные основания для выделения эволюционных этапов</w:t>
       </w:r>
@@ -1666,7 +1743,7 @@
     </w:p>
     <w:p>
       <w:r>
-        <w:t>Прежде чем переходить к рассмотрению конкретных ограничений, накладываемых особенностями функционирования предприятия на процедуры экономической оценки ИТ, представляется методологически необходимым дать содержательную характеристику самому понятию «уровень развития» применительно к сфере автоматизации. В современной научно-прикладной практике укоренилось представление, согласно которому организация не является статичной структурой; напротив, её способность к интеграции вычислительных средств в повседневный операционный контур претерпевает закономерные изменения по мере накопления управленческого опыта и совершенствования регламентной базы [3, с. 45].</w:t>
+        <w:t>Прежде чем переходить к рассмотрению конкретных ограничений, накладываемых особенностями функционирования предприятия на процедуры экономической оценки ИТ, представляется методологически необходимым дать содержательную характеристику самому понятию «уровень развития» применительно к сфере автоматизации. В современной научно-прикладной практике укоренилось представление, согласно которому организация не является статичной структурой; напротив, её способность к интеграции вычислительных средств в повседневный операционный контур претерпевает закономерные изменения по мере накопления управленческого опыта и совершенствования регламентной базы.</w:t>
       </w:r>
     </w:p>
     <w:p>
@@ -1676,7 +1753,7 @@
     </w:p>
     <w:p>
       <w:r>
-        <w:t>Характерным примером подобного подхода служит четырёхуровневая типология, применяемая Госкорпорацией «Росатом» при проведении масштабной программы трансформации финансовых и информационных подразделений. Исходная диагностика показала, что порядка 43% входящих в структуру предприятий пребывали на начальном, базовом уровне, что объективно препятствовало внедрению унифицированных методик оценки эффективности капитальных вложений в автоматизацию [4, с. 27]. Данный пример наглядно демонстрирует, сколь значимым является предварительное установление стадии развития перед осуществлением каких-либо расчётных процедур.</w:t>
+        <w:t>Характерным примером подобного подхода служит четырёхуровневая типология, применяемая Госкорпорацией «Росатом» при проведении масштабной программы трансформации финансовых и информационных подразделений. Исходная диагностика показала, что порядка 43% входящих в структуру предприятий пребывали на начальном, базовом уровне, что объективно препятствовало внедрению унифицированных методик оценки эффективности капитальных вложений в автоматизацию. Данный пример наглядно демонстрирует, сколь значимым является предварительное установление стадии развития перед осуществлением каких-либо расчётных процедур.</w:t>
       </w:r>
     </w:p>
     <w:p>
@@ -1693,7 +1770,7 @@
       <w:pPr>
         <w:pStyle w:val="2"/>
       </w:pPr>
-      <w:bookmarkStart w:id="3" w:name="_Toc225705725"/>
+      <w:bookmarkStart w:id="3" w:name="_Toc225708442"/>
       <w:r>
         <w:lastRenderedPageBreak/>
         <w:t>1.2. Содержательное наполнение уровней</w:t>
@@ -1744,7 +1821,7 @@
     </w:p>
     <w:p>
       <w:r>
-        <w:t>Второй уровень — стандартизированный (или «нормируемый»). Его отличительной особенностью выступает внедрение общеорганизационных регламентов, касающихся закупки технических средств, инсталляции программных продуктов и базового обслуживания пользователей. Здесь уже прослеживается централизация управляющих воздействий: выделяется подразделение (или назначенное лицо), ответственное за состояние информационной среды. На этой стадии становится возможным вести относительно систематизированный учёт прямых эксплуатационных расходов — затрат на электроэнергию, техническую поддержку, обновление версий. Однако, как подчёркивается в методических материалах по технико-экономическому обоснованию программных систем, для второго уровня остаются характерными затруднения с выделением доли косвенных издержек, относящихся к конкретным бизнес-процессам [5, с. 33]. Иными словами, аналитик уже может подсчитать, сколько стоит эксплуатация информационной системы в целом, но пока не способен обоснованно распределить эти затраты по видам выпускаемой продукции или оказываемых услуг.</w:t>
+        <w:t>Второй уровень — стандартизированный (или «нормируемый»). Его отличительной особенностью выступает внедрение общеорганизационных регламентов, касающихся закупки технических средств, инсталляции программных продуктов и базового обслуживания пользователей. Здесь уже прослеживается централизация управляющих воздействий: выделяется подразделение (или назначенное лицо), ответственное за состояние информационной среды. На этой стадии становится возможным вести относительно систематизированный учёт прямых эксплуатационных расходов — затрат на электроэнергию, техническую поддержку, обновление версий. Однако, как подчёркивается в методических материалах по технико-экономическому обоснованию программных систем, для второго уровня остаются характерными затруднения с выделением доли косвенных издержек, относящихся к конкретным бизнес-процессам. Иными словами, аналитик уже может подсчитать, сколько стоит эксплуатация информационной системы в целом, но пока не способен обоснованно распределить эти затраты по видам выпускаемой продукции или оказываемых услуг.</w:t>
       </w:r>
     </w:p>
     <w:p>
@@ -1760,7 +1837,7 @@
     <w:p/>
     <w:p>
       <w:r>
-        <w:t>Третий уровень — рационализированный (иногда называемый «управляемым» или «интегрированным»). Переход к нему знаменует собой качественный скачок: информационные технологии перестают быть вспомогательным инструментом и начинают встраиваться в контур управления основными производственными и логистическими процессами. Для данной стадии характерно наличие формализованных метрик производительности ИТ-сервисов, регулярный мониторинг загрузки оборудования, а также применение систем бюджетирования, ориентированных на автоматизированный сбор первичных данных. С точки зрения экономического анализа именно на этом этапе открывается возможность корректного использования классических финансовых моделей — расчёта возврата на инвестиции (ROI), чистой приведённой стоимости (NPV) и внутренней нормы доходности (IRR). Вместе с тем следует учитывать предостережение, высказываемое в отношении оценки эффективности ИТ-проектов: даже на рационализированном уровне сохраняется опасность недоучёта «косвенных выгод», связанных с повышением управляемости или ускорением документооборота, поскольку такие эффекты трудно поддаются прямой денежной оценке [6, с. 5].</w:t>
+        <w:t>Третий уровень — рационализированный (иногда называемый «управляемым» или «интегрированным»). Переход к нему знаменует собой качественный скачок: информационные технологии перестают быть вспомогательным инструментом и начинают встраиваться в контур управления основными производственными и логистическими процессами. Для данной стадии характерно наличие формализованных метрик производительности ИТ-сервисов, регулярный мониторинг загрузки оборудования, а также применение систем бюджетирования, ориентированных на автоматизированный сбор первичных данных. С точки зрения экономического анализа именно на этом этапе открывается возможность корректного использования классических финансовых моделей — расчёта возврата на инвестиции (ROI), чистой приведённой стоимости (NPV) и внутренней нормы доходности (IRR). Вместе с тем следует учитывать предостережение, высказываемое в отношении оценки эффективности ИТ-проектов: даже на рационализированном уровне сохраняется опасность недоучёта «косвенных выгод», связанных с повышением управляемости или ускорением документооборота, поскольку такие эффекты трудно поддаются прямой денежной оценке.</w:t>
       </w:r>
     </w:p>
     <w:p>
@@ -2553,7 +2630,7 @@
       <w:pPr>
         <w:pStyle w:val="2"/>
       </w:pPr>
-      <w:bookmarkStart w:id="4" w:name="_Toc225705726"/>
+      <w:bookmarkStart w:id="4" w:name="_Toc225708443"/>
       <w:r>
         <w:lastRenderedPageBreak/>
         <w:t>1.3. Специфика переходов и гибридные состояния</w:t>
@@ -2567,20 +2644,14 @@
     </w:p>
     <w:p>
       <w:r>
-        <w:t xml:space="preserve">Кроме того, переход с одной ступени на последующую не является мгновенным и </w:t>
-      </w:r>
-      <w:r>
-        <w:t>без затратным</w:t>
-      </w:r>
-      <w:r>
-        <w:t>. Как следует из анализа практик внедрения крупных автоматизированных систем, каждая такая трансформация сопряжена с инвестициями в переобучение персонала, доработку регламентов и, зачастую, с временным снижением производительности из-за так называемого «эффекта обучающейся организации». Данное обстоятельство следует учитывать при интерпретации результатов экономических расчётов, особенно на коротких временных горизонтах.</w:t>
+        <w:t>Кроме того, переход с одной ступени на последующую не является мгновенным и без затратным. Как следует из анализа практик внедрения крупных автоматизированных систем, каждая такая трансформация сопряжена с инвестициями в переобучение персонала, доработку регламентов и, зачастую, с временным снижением производительности из-за так называемого «эффекта обучающейся организации». Данное обстоятельство следует учитывать при интерпретации результатов экономических расчётов, особенно на коротких временных горизонтах.</w:t>
       </w:r>
     </w:p>
     <w:p>
       <w:pPr>
         <w:pStyle w:val="2"/>
       </w:pPr>
-      <w:bookmarkStart w:id="5" w:name="_Toc225705727"/>
+      <w:bookmarkStart w:id="5" w:name="_Toc225708444"/>
       <w:r>
         <w:t>1.4. Резюмирующие замечания о значимости учёта уровня развития</w:t>
       </w:r>
@@ -2618,7 +2689,7 @@
           <w:bCs/>
         </w:rPr>
       </w:pPr>
-      <w:bookmarkStart w:id="6" w:name="_Toc225705728"/>
+      <w:bookmarkStart w:id="6" w:name="_Toc225708445"/>
       <w:r>
         <w:rPr>
           <w:b/>
@@ -2633,7 +2704,7 @@
       <w:pPr>
         <w:pStyle w:val="2"/>
       </w:pPr>
-      <w:bookmarkStart w:id="7" w:name="_Toc225705729"/>
+      <w:bookmarkStart w:id="7" w:name="_Toc225708446"/>
       <w:r>
         <w:t>2.1. Общая логика взаимозависимости</w:t>
       </w:r>
@@ -2641,7 +2712,7 @@
     </w:p>
     <w:p>
       <w:r>
-        <w:t>Из содержания предыдущего раздела вытекает принципиально важное следствие: уровень зрелости предприятия выступает не просто описательной характеристикой, но активным ограничителем, определяющим границы корректности использования тех или иных экономико-математических инструментов. Данный тезис нуждается в развёрнутом обосновании, поскольку в практической деятельности аналитиков нередко наблюдается стремление применить максимально сложные модели (например, дисконтирование денежных потоков) вне зависимости от реального состояния учётно-управленческой системы. Подобный методологический «гипертрофизм», как справедливо отмечается в исследованиях по оценке эффективности ИТ-проектов, способен породить иллюзию точности там, где исходные данные заведомо не обладают требуемой надёжностью [6, с. 7].</w:t>
+        <w:t>Из содержания предыдущего раздела вытекает принципиально важное следствие: уровень зрелости предприятия выступает не просто описательной характеристикой, но активным ограничителем, определяющим границы корректности использования тех или иных экономико-математических инструментов. Данный тезис нуждается в развёрнутом обосновании, поскольку в практической деятельности аналитиков нередко наблюдается стремление применить максимально сложные модели (например, дисконтирование денежных потоков) вне зависимости от реального состояния учётно-управленческой системы. Подобный методологический «гипертрофизм», как справедливо отмечается в исследованиях по оценке эффективности ИТ-проектов, способен породить иллюзию точности там, где исходные данные заведомо не обладают требуемой надёжностью.</w:t>
       </w:r>
     </w:p>
     <w:p>
@@ -2656,7 +2727,7 @@
       <w:pPr>
         <w:pStyle w:val="2"/>
       </w:pPr>
-      <w:bookmarkStart w:id="8" w:name="_Toc225705730"/>
+      <w:bookmarkStart w:id="8" w:name="_Toc225708447"/>
       <w:r>
         <w:t>2.2. Ситуация на низких уровнях</w:t>
       </w:r>
@@ -2696,7 +2767,7 @@
       </w:r>
       <w:proofErr w:type="spellEnd"/>
       <w:r>
-        <w:t>). Его суть сводится к исчислению прямых издержек, сопровождающих создание или приобретение информационной системы. Как показано в методических указаниях по технико-экономическому обоснованию программных продуктов, такими издержками могут выступать: стоимость оборудования, затраты на приобретение лицензий, оплата труда привлечённых специалистов по инсталляции и настройке, а также текущие эксплуатационные расходы (электроэнергия, расходные материалы) [5, с. 19]. При этом вопрос о том, окупаются ли эти вложения за счёт повышения эффективности основной деятельности, остаётся, строго говоря, открытым, поскольку измерить соответствующий эффект в денежной форме не представляется возможным.</w:t>
+        <w:t>). Его суть сводится к исчислению прямых издержек, сопровождающих создание или приобретение информационной системы. Как показано в методических указаниях по технико-экономическому обоснованию программных продуктов, такими издержками могут выступать: стоимость оборудования, затраты на приобретение лицензий, оплата труда привлечённых специалистов по инсталляции и настройке, а также текущие эксплуатационные расходы (электроэнергия, расходные материалы). При этом вопрос о том, окупаются ли эти вложения за счёт повышения эффективности основной деятельности, остаётся, строго говоря, открытым, поскольку измерить соответствующий эффект в денежной форме не представляется возможным.</w:t>
       </w:r>
     </w:p>
     <w:p>
@@ -2708,7 +2779,7 @@
       <w:pPr>
         <w:pStyle w:val="2"/>
       </w:pPr>
-      <w:bookmarkStart w:id="9" w:name="_Toc225705731"/>
+      <w:bookmarkStart w:id="9" w:name="_Toc225708448"/>
       <w:r>
         <w:t>2.3. Переход к стандартизированному уровню</w:t>
       </w:r>
@@ -2721,7 +2792,7 @@
     </w:p>
     <w:p>
       <w:r>
-        <w:t>Вместе с тем, как подчёркивается в литературе, посвящённой экономике информационного бизнеса, TCO сам по себе не отвечает на вопрос об эффективности вложений, поскольку соизмерение затрат с получаемыми выгодами остаётся за рамками этой модели [7, с. 210]. На стандартизированном уровне начинают появляться отдельные элементы управленческого учёта, позволяющие в первом приближении оценить выгоды от автоматизации — например, сокращение времени на обработку документов, уменьшение числа ошибок при ручном вводе, ускорение доступа к отчётным данным. Однако такие оценки носят, как правило, натуральный или временной характер (часы, количество операций) и требуют последующего перевода в денежное выражение с помощью экспертных коэффициентов, что вносит элемент субъективности.</w:t>
+        <w:t>Вместе с тем, как подчёркивается в литературе, посвящённой экономике информационного бизнеса, TCO сам по себе не отвечает на вопрос об эффективности вложений, поскольку соизмерение затрат с получаемыми выгодами остаётся за рамками этой модели. На стандартизированном уровне начинают появляться отдельные элементы управленческого учёта, позволяющие в первом приближении оценить выгоды от автоматизации — например, сокращение времени на обработку документов, уменьшение числа ошибок при ручном вводе, ускорение доступа к отчётным данным. Однако такие оценки носят, как правило, натуральный или временной характер (часы, количество операций) и требуют последующего перевода в денежное выражение с помощью экспертных коэффициентов, что вносит элемент субъективности.</w:t>
       </w:r>
     </w:p>
     <w:p>
@@ -2760,7 +2831,7 @@
       <w:pPr>
         <w:pStyle w:val="2"/>
       </w:pPr>
-      <w:bookmarkStart w:id="10" w:name="_Toc225705732"/>
+      <w:bookmarkStart w:id="10" w:name="_Toc225708449"/>
       <w:r>
         <w:t>2.4. Рационализированный уровень</w:t>
       </w:r>
@@ -2768,7 +2839,7 @@
     </w:p>
     <w:p>
       <w:r>
-        <w:t>Переход к третьему уровню знаменует собой качественный сдвиг. Как следует из анализа практики внедрения автоматизированных систем на транспорте и в промышленности, именно на этой стадии предприятие обзаводится необходимыми предпосылками для применения стандартных инвестиционных критериев: чистой приведённой стоимости (NPV), внутренней нормы доходности (IRR), дисконтированного срока окупаемости (DPP) и индекса рентабельности (PI) [2, с. 43].</w:t>
+        <w:t>Переход к третьему уровню знаменует собой качественный сдвиг. Как следует из анализа практики внедрения автоматизированных систем на транспорте и в промышленности, именно на этой стадии предприятие обзаводится необходимыми предпосылками для применения стандартных инвестиционных критериев: чистой приведённой стоимости (NPV), внутренней нормы доходности (IRR), дисконтированного срока окупаемости (DPP) и индекса рентабельности (PI).</w:t>
       </w:r>
     </w:p>
     <w:p>
@@ -2778,20 +2849,12 @@
     </w:p>
     <w:p>
       <w:r>
-        <w:t>Примечательно, что в исследовании мажорных факторов оценки эффективности ИТ-проектов, проведённом группой авторов, среди ключевых условий успешности применения NPV и IRR называются именно «наличие корпоративных информационных систем управления проектами» и «формализованные методы контроля» [6, с. 8]. Данные факторы коррелируют с достижением организацией как минимум рационализированного уровня зрелости, поскольку требуют институционализированных процедур сбора, верификации и агрегации данных.</w:t>
+        <w:t>Примечательно, что в исследовании мажорных факторов оценки эффективности ИТ-проектов, проведённом группой авторов, среди ключевых условий успешности применения NPV и IRR называются именно «наличие корпоративных информационных систем управления проектами» и «формализованные методы контроля». Данные факторы коррелируют с достижением организацией как минимум рационализированного уровня зрелости, поскольку требуют институционализированных процедур сбора, верификации и агрегации данных.</w:t>
       </w:r>
     </w:p>
     <w:p>
       <w:r>
-        <w:t xml:space="preserve">Вместе с тем и на этом этапе сохраняются ограничения. Прежде всего, они касаются оценки так называемых косвенных выгод — эффектов, не имеющих непосредственного денежного выражения, но влияющих на долгосрочную конкурентоспособность. Повышение качества управленческих решений, рост удовлетворённости клиентов, снижение рисков, связанных с человеческим фактором, — все эти составляющие с трудом поддаются прямой капитализации, хотя их вклад в итоговую стоимость бизнеса может быть весьма существенным. На рационализированном уровне такие эффекты, как правило, либо игнорируются, что ведёт к занижению расчётной эффективности, либо оцениваются </w:t>
-      </w:r>
-      <w:proofErr w:type="spellStart"/>
-      <w:r>
-        <w:t>экспертно</w:t>
-      </w:r>
-      <w:proofErr w:type="spellEnd"/>
-      <w:r>
-        <w:t>, что привносит элемент субъективизма.</w:t>
+        <w:t>Вместе с тем и на этом этапе сохраняются ограничения. Прежде всего, они касаются оценки так называемых косвенных выгод — эффектов, не имеющих непосредственного денежного выражения, но влияющих на долгосрочную конкурентоспособность. Повышение качества управленческих решений, рост удовлетворённости клиентов, снижение рисков, связанных с человеческим фактором, — все эти составляющие с трудом поддаются прямой капитализации, хотя их вклад в итоговую стоимость бизнеса может быть весьма существенным. На рационализированном уровне такие эффекты, как правило, либо игнорируются, что ведёт к занижению расчётной эффективности, либо оцениваются экспертно, что привносит элемент субъективизма.</w:t>
       </w:r>
     </w:p>
     <w:p>
@@ -2808,7 +2871,7 @@
       <w:pPr>
         <w:pStyle w:val="2"/>
       </w:pPr>
-      <w:bookmarkStart w:id="11" w:name="_Toc225705733"/>
+      <w:bookmarkStart w:id="11" w:name="_Toc225708450"/>
       <w:r>
         <w:lastRenderedPageBreak/>
         <w:t>2.5. Динамический уровень</w:t>
@@ -2867,14 +2930,14 @@
       </w:r>
       <w:proofErr w:type="spellEnd"/>
       <w:r>
-        <w:t>). Первый подход позволяет оценить «ценность ожидания» и «ценность возможности выбора», что особенно важно для инновационных ИТ-проектов. Второй подход дополняет финансовые метрики показателями, характеризующими клиентскую лояльность, эффективность внутренних процессов и потенциал развития. Как отмечается в учебных материалах по информационному менеджменту, именно на высших уровнях зрелости ИТ-подразделение перестаёт быть центром затрат и становится полноценным партнёром бизнеса, а его вклад измеряется не только сэкономленными средствами, но и созданной стоимостью [8, с. 42].</w:t>
+        <w:t>). Первый подход позволяет оценить «ценность ожидания» и «ценность возможности выбора», что особенно важно для инновационных ИТ-проектов. Второй подход дополняет финансовые метрики показателями, характеризующими клиентскую лояльность, эффективность внутренних процессов и потенциал развития. Как отмечается в учебных материалах по информационному менеджменту, именно на высших уровнях зрелости ИТ-подразделение перестаёт быть центром затрат и становится полноценным партнёром бизнеса, а его вклад измеряется не только сэкономленными средствами, но и созданной стоимостью.</w:t>
       </w:r>
     </w:p>
     <w:p>
       <w:pPr>
         <w:pStyle w:val="2"/>
       </w:pPr>
-      <w:bookmarkStart w:id="12" w:name="_Toc225705734"/>
+      <w:bookmarkStart w:id="12" w:name="_Toc225708451"/>
       <w:r>
         <w:t>2.6. Сравнительный анализ допустимости методов по уровням</w:t>
       </w:r>
@@ -2882,7 +2945,31 @@
     </w:p>
     <w:p>
       <w:r>
-        <w:t>Для наглядного представления изложенных закономерностей целесообразно свести воедино границы применимости основных оценочных процедур в зависимости от стадии развития предприятия. В таблице 2 представлено обобщение, основанное на анализе источников [2; 5; 6; 7].</w:t>
+        <w:t>Для наглядного представления изложенных закономерностей целесообразно свести воедино границы применимости основных оценочных процедур в зависимости от стадии развития предприятия. В таблице 2 представлено обобщение, основанное на анализе источников [</w:t>
+      </w:r>
+      <w:r>
+        <w:t>1</w:t>
+      </w:r>
+      <w:r>
+        <w:t xml:space="preserve">; </w:t>
+      </w:r>
+      <w:r>
+        <w:rPr>
+          <w:lang w:val="en-US"/>
+        </w:rPr>
+        <w:t>2</w:t>
+      </w:r>
+      <w:r>
+        <w:t xml:space="preserve">; </w:t>
+      </w:r>
+      <w:r>
+        <w:rPr>
+          <w:lang w:val="en-US"/>
+        </w:rPr>
+        <w:t>7</w:t>
+      </w:r>
+      <w:r>
+        <w:t>;].</w:t>
       </w:r>
     </w:p>
     <w:p>
@@ -3672,7 +3759,7 @@
       <w:pPr>
         <w:pStyle w:val="2"/>
       </w:pPr>
-      <w:bookmarkStart w:id="13" w:name="_Toc225705735"/>
+      <w:bookmarkStart w:id="13" w:name="_Toc225708452"/>
       <w:r>
         <w:lastRenderedPageBreak/>
         <w:t>2.7. Методологические последствия для аналитика</w:t>
@@ -3703,7 +3790,7 @@
       <w:pPr>
         <w:pStyle w:val="2"/>
       </w:pPr>
-      <w:bookmarkStart w:id="14" w:name="_Toc225705736"/>
+      <w:bookmarkStart w:id="14" w:name="_Toc225708453"/>
       <w:r>
         <w:t>2.8. Резюме</w:t>
       </w:r>
@@ -3732,7 +3819,7 @@
           <w:bCs/>
         </w:rPr>
       </w:pPr>
-      <w:bookmarkStart w:id="15" w:name="_Toc225705737"/>
+      <w:bookmarkStart w:id="15" w:name="_Toc225708454"/>
       <w:r>
         <w:rPr>
           <w:b/>
@@ -3830,7 +3917,214 @@
         <w:t>В завершение следует подчеркнуть, что представленные выводы носят обобщающий характер и могут служить отправной точкой для более детального изучения специфики оценочных процедур применительно к отдельным отраслям (транспорт, промышленность, сфера услуг) и типам информационных систем (учётные, аналитические, управляющие). Дальнейшие исследования в этой области могли бы быть направлены на разработку адаптивных методик, позволяющих «бесшовно» переходить от одного оценочного инструментария к другому по мере эволюции предприятия.</w:t>
       </w:r>
     </w:p>
+    <w:p>
+      <w:pPr>
+        <w:sectPr>
+          <w:pgSz w:w="11906" w:h="16838"/>
+          <w:pgMar w:top="1134" w:right="567" w:bottom="1134" w:left="1418" w:header="709" w:footer="40" w:gutter="0"/>
+          <w:cols w:space="708"/>
+          <w:docGrid w:linePitch="381"/>
+        </w:sectPr>
+      </w:pPr>
+    </w:p>
+    <w:p>
+      <w:pPr>
+        <w:pStyle w:val="1"/>
+        <w:rPr>
+          <w:b/>
+          <w:bCs/>
+        </w:rPr>
+      </w:pPr>
+      <w:bookmarkStart w:id="16" w:name="_Toc225708455"/>
+      <w:r>
+        <w:rPr>
+          <w:b/>
+          <w:bCs/>
+        </w:rPr>
+        <w:lastRenderedPageBreak/>
+        <w:t>Список литературы</w:t>
+      </w:r>
+      <w:bookmarkEnd w:id="16"/>
+    </w:p>
     <w:p/>
+    <w:p>
+      <w:pPr>
+        <w:numPr>
+          <w:ilvl w:val="0"/>
+          <w:numId w:val="4"/>
+        </w:numPr>
+      </w:pPr>
+      <w:r>
+        <w:t>Мустакаева Е.А. Практикум по информационным технологиям в экономике и менеджменте на транспорте: Учебное пособие. — СПб.: Издательско-полиграфическая ассоциация высших учебных заведений, 2023. — 106 с</w:t>
+      </w:r>
+      <w:r>
+        <w:t>.</w:t>
+      </w:r>
+    </w:p>
+    <w:p>
+      <w:pPr>
+        <w:numPr>
+          <w:ilvl w:val="0"/>
+          <w:numId w:val="4"/>
+        </w:numPr>
+      </w:pPr>
+      <w:proofErr w:type="spellStart"/>
+      <w:r>
+        <w:t>Ехлаков</w:t>
+      </w:r>
+      <w:proofErr w:type="spellEnd"/>
+      <w:r>
+        <w:t xml:space="preserve">, Ю. П. Технико-экономическое обоснование стоимости программных систем: Методические указания по выполнению экономической части дипломного проекта [Электронный ресурс] / Ю. П. </w:t>
+      </w:r>
+      <w:proofErr w:type="spellStart"/>
+      <w:r>
+        <w:t>Ехлаков</w:t>
+      </w:r>
+      <w:proofErr w:type="spellEnd"/>
+      <w:r>
+        <w:t>, Б. А. Рыбалов. — Томск: ТУСУР, 2011. — 86 с. — Режим доступа: https://edu.tusur.ru/publications/969</w:t>
+      </w:r>
+    </w:p>
+    <w:p>
+      <w:pPr>
+        <w:numPr>
+          <w:ilvl w:val="0"/>
+          <w:numId w:val="4"/>
+        </w:numPr>
+      </w:pPr>
+      <w:r>
+        <w:t>Шабалтина Л.В. Классификация методов оценки цифровой зрелости // Открытая научная библиотека «КиберЛенинка». – URL: </w:t>
+      </w:r>
+      <w:hyperlink r:id="rId15" w:tgtFrame="_blank" w:history="1">
+        <w:r>
+          <w:rPr>
+            <w:rStyle w:val="af8"/>
+          </w:rPr>
+          <w:t>https://cyberleninka.ru/ar</w:t>
+        </w:r>
+        <w:r>
+          <w:rPr>
+            <w:rStyle w:val="af8"/>
+          </w:rPr>
+          <w:t>t</w:t>
+        </w:r>
+        <w:r>
+          <w:rPr>
+            <w:rStyle w:val="af8"/>
+          </w:rPr>
+          <w:t>icl</w:t>
+        </w:r>
+        <w:r>
+          <w:rPr>
+            <w:rStyle w:val="af8"/>
+          </w:rPr>
+          <w:t>e</w:t>
+        </w:r>
+        <w:r>
+          <w:rPr>
+            <w:rStyle w:val="af8"/>
+          </w:rPr>
+          <w:t>/n/klassifikatsiya-metodov-otsenki-tsifrovoy-zrelosti</w:t>
+        </w:r>
+      </w:hyperlink>
+      <w:r>
+        <w:t xml:space="preserve"> – С. </w:t>
+      </w:r>
+      <w:r>
+        <w:t>24</w:t>
+      </w:r>
+      <w:r>
+        <w:t>.</w:t>
+      </w:r>
+    </w:p>
+    <w:p>
+      <w:pPr>
+        <w:numPr>
+          <w:ilvl w:val="0"/>
+          <w:numId w:val="4"/>
+        </w:numPr>
+      </w:pPr>
+      <w:r>
+        <w:t>Аквазба Е.О., Медведев П.С. РОЛЬ МОТИВАЦИОННОЙ ПОЛИТИКИ ОБРАЗОВАТЕЛЬНОЙ ОРГАНИЗАЦИИ В СОЗДАНИИ КОНКУРЕНТНОЙ СРЕДЫ // Современные проблемы науки и образования. 2015. № 2-2</w:t>
+      </w:r>
+      <w:r>
+        <w:t>.;</w:t>
+      </w:r>
+      <w:r>
+        <w:br/>
+        <w:t>URL: </w:t>
+      </w:r>
+      <w:hyperlink r:id="rId16" w:history="1">
+        <w:r>
+          <w:rPr>
+            <w:rStyle w:val="af8"/>
+          </w:rPr>
+          <w:t>https://science-education.ru/ru/art</w:t>
+        </w:r>
+        <w:r>
+          <w:rPr>
+            <w:rStyle w:val="af8"/>
+          </w:rPr>
+          <w:t>i</w:t>
+        </w:r>
+        <w:r>
+          <w:rPr>
+            <w:rStyle w:val="af8"/>
+          </w:rPr>
+          <w:t>cle/view?id=23226</w:t>
+        </w:r>
+      </w:hyperlink>
+      <w:r>
+        <w:t> (дата обращения: 29.03.2026).</w:t>
+      </w:r>
+      <w:r>
+        <w:t xml:space="preserve"> </w:t>
+      </w:r>
+    </w:p>
+    <w:p>
+      <w:pPr>
+        <w:numPr>
+          <w:ilvl w:val="0"/>
+          <w:numId w:val="4"/>
+        </w:numPr>
+      </w:pPr>
+      <w:r>
+        <w:t xml:space="preserve">Астафьева С.А., Демин С.А., Ошурков В.А., Волков А.Ф. Выявление мажорных факторов для оценки эффективности ИТ-проектов. – С. </w:t>
+      </w:r>
+      <w:r>
+        <w:t>1</w:t>
+      </w:r>
+      <w:r>
+        <w:t>5.</w:t>
+      </w:r>
+    </w:p>
+    <w:p>
+      <w:pPr>
+        <w:pStyle w:val="a0"/>
+        <w:numPr>
+          <w:ilvl w:val="0"/>
+          <w:numId w:val="4"/>
+        </w:numPr>
+      </w:pPr>
+      <w:r>
+        <w:t>Фомин В. И. Ф 76 Экономика информационного бизнеса и ин формационных систем: учебное пособие. — СПб.: Издательство Санкт-Петербургского университета управления и экономики, 2014. — 248 с</w:t>
+      </w:r>
+      <w:r>
+        <w:t>.</w:t>
+      </w:r>
+    </w:p>
+    <w:p>
+      <w:pPr>
+        <w:pStyle w:val="a0"/>
+        <w:numPr>
+          <w:ilvl w:val="0"/>
+          <w:numId w:val="4"/>
+        </w:numPr>
+      </w:pPr>
+      <w:r>
+        <w:t>С.В. Воробьев Теория и практика информационного менеджмента: учебное пособие. – Елец: Елецкий государственный университет им. И.А. Бунина, 2019. – 88 с.</w:t>
+      </w:r>
+    </w:p>
     <w:sectPr>
       <w:pgSz w:w="11906" w:h="16838"/>
       <w:pgMar w:top="1134" w:right="567" w:bottom="1134" w:left="1418" w:header="709" w:footer="40" w:gutter="0"/>
@@ -6595,6 +6889,7 @@
                               <w:rPr>
                                 <w:sz w:val="24"/>
                                 <w:szCs w:val="24"/>
+                                <w:lang w:val="en-US"/>
                               </w:rPr>
                             </w:pPr>
                             <w:r>
@@ -6608,8 +6903,9 @@
                               <w:rPr>
                                 <w:sz w:val="24"/>
                                 <w:szCs w:val="24"/>
+                                <w:lang w:val="en-US"/>
                               </w:rPr>
-                              <w:t>7</w:t>
+                              <w:t>9</w:t>
                             </w:r>
                           </w:p>
                           <w:p>
@@ -7850,6 +8146,7 @@
                         <w:rPr>
                           <w:sz w:val="24"/>
                           <w:szCs w:val="24"/>
+                          <w:lang w:val="en-US"/>
                         </w:rPr>
                       </w:pPr>
                       <w:r>
@@ -7863,8 +8160,9 @@
                         <w:rPr>
                           <w:sz w:val="24"/>
                           <w:szCs w:val="24"/>
+                          <w:lang w:val="en-US"/>
                         </w:rPr>
-                        <w:t>7</w:t>
+                        <w:t>9</w:t>
                       </w:r>
                     </w:p>
                     <w:p>
@@ -13248,6 +13546,119 @@
       </w:rPr>
     </w:lvl>
   </w:abstractNum>
+  <w:abstractNum w:abstractNumId="3" w15:restartNumberingAfterBreak="0">
+    <w:nsid w:val="7808140A"/>
+    <w:multiLevelType w:val="multilevel"/>
+    <w:tmpl w:val="4D5C33B2"/>
+    <w:lvl w:ilvl="0">
+      <w:start w:val="1"/>
+      <w:numFmt w:val="decimal"/>
+      <w:lvlText w:val="%1."/>
+      <w:lvlJc w:val="left"/>
+      <w:pPr>
+        <w:tabs>
+          <w:tab w:val="num" w:pos="720"/>
+        </w:tabs>
+        <w:ind w:left="720" w:hanging="360"/>
+      </w:pPr>
+    </w:lvl>
+    <w:lvl w:ilvl="1" w:tentative="1">
+      <w:start w:val="1"/>
+      <w:numFmt w:val="decimal"/>
+      <w:lvlText w:val="%2."/>
+      <w:lvlJc w:val="left"/>
+      <w:pPr>
+        <w:tabs>
+          <w:tab w:val="num" w:pos="1440"/>
+        </w:tabs>
+        <w:ind w:left="1440" w:hanging="360"/>
+      </w:pPr>
+    </w:lvl>
+    <w:lvl w:ilvl="2" w:tentative="1">
+      <w:start w:val="1"/>
+      <w:numFmt w:val="decimal"/>
+      <w:lvlText w:val="%3."/>
+      <w:lvlJc w:val="left"/>
+      <w:pPr>
+        <w:tabs>
+          <w:tab w:val="num" w:pos="2160"/>
+        </w:tabs>
+        <w:ind w:left="2160" w:hanging="360"/>
+      </w:pPr>
+    </w:lvl>
+    <w:lvl w:ilvl="3" w:tentative="1">
+      <w:start w:val="1"/>
+      <w:numFmt w:val="decimal"/>
+      <w:lvlText w:val="%4."/>
+      <w:lvlJc w:val="left"/>
+      <w:pPr>
+        <w:tabs>
+          <w:tab w:val="num" w:pos="2880"/>
+        </w:tabs>
+        <w:ind w:left="2880" w:hanging="360"/>
+      </w:pPr>
+    </w:lvl>
+    <w:lvl w:ilvl="4" w:tentative="1">
+      <w:start w:val="1"/>
+      <w:numFmt w:val="decimal"/>
+      <w:lvlText w:val="%5."/>
+      <w:lvlJc w:val="left"/>
+      <w:pPr>
+        <w:tabs>
+          <w:tab w:val="num" w:pos="3600"/>
+        </w:tabs>
+        <w:ind w:left="3600" w:hanging="360"/>
+      </w:pPr>
+    </w:lvl>
+    <w:lvl w:ilvl="5" w:tentative="1">
+      <w:start w:val="1"/>
+      <w:numFmt w:val="decimal"/>
+      <w:lvlText w:val="%6."/>
+      <w:lvlJc w:val="left"/>
+      <w:pPr>
+        <w:tabs>
+          <w:tab w:val="num" w:pos="4320"/>
+        </w:tabs>
+        <w:ind w:left="4320" w:hanging="360"/>
+      </w:pPr>
+    </w:lvl>
+    <w:lvl w:ilvl="6" w:tentative="1">
+      <w:start w:val="1"/>
+      <w:numFmt w:val="decimal"/>
+      <w:lvlText w:val="%7."/>
+      <w:lvlJc w:val="left"/>
+      <w:pPr>
+        <w:tabs>
+          <w:tab w:val="num" w:pos="5040"/>
+        </w:tabs>
+        <w:ind w:left="5040" w:hanging="360"/>
+      </w:pPr>
+    </w:lvl>
+    <w:lvl w:ilvl="7" w:tentative="1">
+      <w:start w:val="1"/>
+      <w:numFmt w:val="decimal"/>
+      <w:lvlText w:val="%8."/>
+      <w:lvlJc w:val="left"/>
+      <w:pPr>
+        <w:tabs>
+          <w:tab w:val="num" w:pos="5760"/>
+        </w:tabs>
+        <w:ind w:left="5760" w:hanging="360"/>
+      </w:pPr>
+    </w:lvl>
+    <w:lvl w:ilvl="8" w:tentative="1">
+      <w:start w:val="1"/>
+      <w:numFmt w:val="decimal"/>
+      <w:lvlText w:val="%9."/>
+      <w:lvlJc w:val="left"/>
+      <w:pPr>
+        <w:tabs>
+          <w:tab w:val="num" w:pos="6480"/>
+        </w:tabs>
+        <w:ind w:left="6480" w:hanging="360"/>
+      </w:pPr>
+    </w:lvl>
+  </w:abstractNum>
   <w:num w:numId="1" w16cid:durableId="1895699487">
     <w:abstractNumId w:val="1"/>
   </w:num>
@@ -13256,6 +13667,9 @@
   </w:num>
   <w:num w:numId="3" w16cid:durableId="819035388">
     <w:abstractNumId w:val="0"/>
+  </w:num>
+  <w:num w:numId="4" w16cid:durableId="1979989440">
+    <w:abstractNumId w:val="3"/>
   </w:num>
 </w:numbering>
 </file>
@@ -14371,6 +14785,30 @@
       <w:u w:val="single"/>
     </w:rPr>
   </w:style>
+  <w:style w:type="character" w:styleId="af9">
+    <w:name w:val="Unresolved Mention"/>
+    <w:basedOn w:val="a1"/>
+    <w:uiPriority w:val="99"/>
+    <w:semiHidden/>
+    <w:unhideWhenUsed/>
+    <w:rsid w:val="007221F3"/>
+    <w:rPr>
+      <w:color w:val="605E5C"/>
+      <w:shd w:val="clear" w:color="auto" w:fill="E1DFDD"/>
+    </w:rPr>
+  </w:style>
+  <w:style w:type="character" w:styleId="afa">
+    <w:name w:val="FollowedHyperlink"/>
+    <w:basedOn w:val="a1"/>
+    <w:uiPriority w:val="99"/>
+    <w:semiHidden/>
+    <w:unhideWhenUsed/>
+    <w:rsid w:val="001F7C7D"/>
+    <w:rPr>
+      <w:color w:val="954F72" w:themeColor="followedHyperlink"/>
+      <w:u w:val="single"/>
+    </w:rPr>
+  </w:style>
 </w:styles>
 </file>
 

--- a/Реферат на тему Уровни зрелости предприятия.docx
+++ b/Реферат на тему Уровни зрелости предприятия.docx
@@ -49,14 +49,12 @@
     </w:p>
     <w:p>
       <w:pPr>
-        <w:spacing w:line="360" w:lineRule="auto"/>
         <w:ind w:firstLine="0"/>
         <w:jc w:val="center"/>
       </w:pPr>
     </w:p>
     <w:p>
       <w:pPr>
-        <w:spacing w:line="360" w:lineRule="auto"/>
         <w:ind w:firstLine="0"/>
         <w:jc w:val="center"/>
       </w:pPr>
@@ -66,28 +64,24 @@
     </w:p>
     <w:p>
       <w:pPr>
-        <w:spacing w:line="360" w:lineRule="auto"/>
         <w:ind w:firstLine="0"/>
         <w:jc w:val="center"/>
       </w:pPr>
     </w:p>
     <w:p>
       <w:pPr>
-        <w:spacing w:line="360" w:lineRule="auto"/>
         <w:ind w:firstLine="0"/>
         <w:jc w:val="center"/>
       </w:pPr>
     </w:p>
     <w:p>
       <w:pPr>
-        <w:spacing w:line="360" w:lineRule="auto"/>
         <w:ind w:firstLine="0"/>
         <w:jc w:val="center"/>
       </w:pPr>
     </w:p>
     <w:p>
       <w:pPr>
-        <w:spacing w:line="360" w:lineRule="auto"/>
         <w:ind w:firstLine="0"/>
         <w:jc w:val="center"/>
       </w:pPr>
@@ -97,149 +91,118 @@
     </w:p>
     <w:p>
       <w:pPr>
-        <w:spacing w:line="360" w:lineRule="auto"/>
         <w:ind w:firstLine="0"/>
         <w:jc w:val="center"/>
       </w:pPr>
     </w:p>
     <w:p>
       <w:pPr>
-        <w:spacing w:line="360" w:lineRule="auto"/>
         <w:ind w:firstLine="0"/>
         <w:jc w:val="center"/>
       </w:pPr>
     </w:p>
     <w:p>
       <w:pPr>
-        <w:spacing w:line="360" w:lineRule="auto"/>
         <w:ind w:firstLine="0"/>
         <w:jc w:val="center"/>
       </w:pPr>
     </w:p>
     <w:p>
       <w:pPr>
-        <w:spacing w:line="360" w:lineRule="auto"/>
         <w:ind w:firstLine="0"/>
         <w:jc w:val="center"/>
       </w:pPr>
     </w:p>
     <w:p>
       <w:pPr>
-        <w:spacing w:line="360" w:lineRule="auto"/>
         <w:ind w:firstLine="0"/>
         <w:jc w:val="center"/>
       </w:pPr>
     </w:p>
     <w:p>
       <w:pPr>
-        <w:spacing w:line="360" w:lineRule="auto"/>
+        <w:ind w:firstLine="0"/>
+      </w:pPr>
+    </w:p>
+    <w:p>
+      <w:pPr>
+        <w:ind w:left="4678"/>
+      </w:pPr>
+      <w:r>
+        <w:t>Выполнил</w:t>
+      </w:r>
+      <w:r>
+        <w:t>:</w:t>
+      </w:r>
+    </w:p>
+    <w:p>
+      <w:pPr>
+        <w:ind w:left="4678"/>
+        <w:jc w:val="left"/>
+      </w:pPr>
+      <w:r>
+        <w:t>студент группы ИАб-221</w:t>
+      </w:r>
+    </w:p>
+    <w:p>
+      <w:pPr>
+        <w:ind w:left="4678"/>
+        <w:jc w:val="left"/>
+      </w:pPr>
+      <w:r>
+        <w:t>Сабиров У.И.</w:t>
+      </w:r>
+    </w:p>
+    <w:p>
+      <w:pPr>
+        <w:ind w:left="4678"/>
+        <w:jc w:val="left"/>
+      </w:pPr>
+      <w:r>
+        <w:t>Проверил</w:t>
+      </w:r>
+      <w:r>
+        <w:t>:</w:t>
+      </w:r>
+    </w:p>
+    <w:p>
+      <w:pPr>
+        <w:ind w:left="4678"/>
+        <w:jc w:val="left"/>
+      </w:pPr>
+      <w:r>
+        <w:t>Клепцова Л.Н.</w:t>
+      </w:r>
+    </w:p>
+    <w:p>
+      <w:pPr>
         <w:ind w:firstLine="0"/>
         <w:jc w:val="center"/>
       </w:pPr>
     </w:p>
     <w:p>
       <w:pPr>
-        <w:spacing w:line="360" w:lineRule="auto"/>
         <w:ind w:firstLine="0"/>
         <w:jc w:val="center"/>
       </w:pPr>
     </w:p>
     <w:p>
       <w:pPr>
-        <w:spacing w:line="360" w:lineRule="auto"/>
-        <w:ind w:left="4678"/>
-      </w:pPr>
-      <w:r>
-        <w:t>Выполнил</w:t>
-      </w:r>
-      <w:r>
-        <w:t>:</w:t>
-      </w:r>
-    </w:p>
-    <w:p>
-      <w:pPr>
-        <w:spacing w:line="360" w:lineRule="auto"/>
-        <w:ind w:left="4678"/>
-        <w:jc w:val="left"/>
-      </w:pPr>
-      <w:r>
-        <w:t>студент группы ИАб-221</w:t>
-      </w:r>
-    </w:p>
-    <w:p>
-      <w:pPr>
-        <w:spacing w:line="360" w:lineRule="auto"/>
-        <w:ind w:left="4678"/>
-        <w:jc w:val="left"/>
-      </w:pPr>
-      <w:r>
-        <w:t>Сабиров У.И.</w:t>
-      </w:r>
-    </w:p>
-    <w:p>
-      <w:pPr>
-        <w:spacing w:line="360" w:lineRule="auto"/>
-        <w:ind w:left="4678"/>
-        <w:jc w:val="left"/>
-      </w:pPr>
-      <w:r>
-        <w:t>Проверил</w:t>
-      </w:r>
-      <w:r>
-        <w:t>:</w:t>
-      </w:r>
-    </w:p>
-    <w:p>
-      <w:pPr>
-        <w:spacing w:line="360" w:lineRule="auto"/>
-        <w:ind w:left="4678"/>
-        <w:jc w:val="left"/>
-      </w:pPr>
-      <w:r>
-        <w:t>Клепцова Л.Н.</w:t>
-      </w:r>
-    </w:p>
-    <w:p>
-      <w:pPr>
-        <w:spacing w:line="360" w:lineRule="auto"/>
         <w:ind w:firstLine="0"/>
         <w:jc w:val="center"/>
       </w:pPr>
     </w:p>
     <w:p>
       <w:pPr>
-        <w:spacing w:line="360" w:lineRule="auto"/>
         <w:ind w:firstLine="0"/>
         <w:jc w:val="center"/>
       </w:pPr>
     </w:p>
     <w:p>
       <w:pPr>
-        <w:spacing w:line="360" w:lineRule="auto"/>
         <w:ind w:firstLine="0"/>
         <w:jc w:val="center"/>
       </w:pPr>
-    </w:p>
-    <w:p>
-      <w:pPr>
-        <w:spacing w:line="360" w:lineRule="auto"/>
-        <w:ind w:firstLine="0"/>
-        <w:jc w:val="center"/>
-      </w:pPr>
-    </w:p>
-    <w:p>
-      <w:pPr>
-        <w:spacing w:line="360" w:lineRule="auto"/>
-        <w:ind w:firstLine="0"/>
-        <w:jc w:val="center"/>
-      </w:pPr>
-    </w:p>
-    <w:p>
-      <w:pPr>
-        <w:spacing w:line="360" w:lineRule="auto"/>
-        <w:ind w:firstLine="0"/>
-        <w:jc w:val="center"/>
-      </w:pPr>
       <w:r>
         <w:t>Кемерово</w:t>
       </w:r>
@@ -248,6 +211,9 @@
       </w:r>
       <w:r>
         <w:t>6</w:t>
+      </w:r>
+      <w:r>
+        <w:t xml:space="preserve"> г.</w:t>
       </w:r>
     </w:p>
     <w:p>
@@ -314,7 +280,7 @@
           <w:r>
             <w:fldChar w:fldCharType="separate"/>
           </w:r>
-          <w:hyperlink w:anchor="_Toc225708439" w:history="1">
+          <w:hyperlink w:anchor="_Toc225782803" w:history="1">
             <w:r>
               <w:rPr>
                 <w:rStyle w:val="af8"/>
@@ -343,7 +309,7 @@
                 <w:noProof/>
                 <w:webHidden/>
               </w:rPr>
-              <w:instrText xml:space="preserve"> PAGEREF _Toc225708439 \h </w:instrText>
+              <w:instrText xml:space="preserve"> PAGEREF _Toc225782803 \h </w:instrText>
             </w:r>
             <w:r>
               <w:rPr>
@@ -391,7 +357,7 @@
               <w14:ligatures w14:val="standardContextual"/>
             </w:rPr>
           </w:pPr>
-          <w:hyperlink w:anchor="_Toc225708440" w:history="1">
+          <w:hyperlink w:anchor="_Toc225782804" w:history="1">
             <w:r>
               <w:rPr>
                 <w:rStyle w:val="af8"/>
@@ -441,7 +407,7 @@
                 <w:noProof/>
                 <w:webHidden/>
               </w:rPr>
-              <w:instrText xml:space="preserve"> PAGEREF _Toc225708440 \h </w:instrText>
+              <w:instrText xml:space="preserve"> PAGEREF _Toc225782804 \h </w:instrText>
             </w:r>
             <w:r>
               <w:rPr>
@@ -476,6 +442,7 @@
           <w:pPr>
             <w:pStyle w:val="23"/>
             <w:tabs>
+              <w:tab w:val="left" w:pos="1680"/>
               <w:tab w:val="right" w:leader="dot" w:pos="9911"/>
             </w:tabs>
             <w:rPr>
@@ -488,13 +455,32 @@
               <w14:ligatures w14:val="standardContextual"/>
             </w:rPr>
           </w:pPr>
-          <w:hyperlink w:anchor="_Toc225708441" w:history="1">
+          <w:hyperlink w:anchor="_Toc225782805" w:history="1">
             <w:r>
               <w:rPr>
                 <w:rStyle w:val="af8"/>
                 <w:noProof/>
               </w:rPr>
-              <w:t>1.1. Концептуальные основания для выделения эволюционных этапов</w:t>
+              <w:t>1.1.</w:t>
+            </w:r>
+            <w:r>
+              <w:rPr>
+                <w:rFonts w:asciiTheme="minorHAnsi" w:eastAsiaTheme="minorEastAsia" w:hAnsiTheme="minorHAnsi" w:cstheme="minorBidi"/>
+                <w:noProof/>
+                <w:kern w:val="2"/>
+                <w:sz w:val="24"/>
+                <w:szCs w:val="24"/>
+                <w:lang w:eastAsia="ru-RU"/>
+                <w14:ligatures w14:val="standardContextual"/>
+              </w:rPr>
+              <w:tab/>
+            </w:r>
+            <w:r>
+              <w:rPr>
+                <w:rStyle w:val="af8"/>
+                <w:noProof/>
+              </w:rPr>
+              <w:t>Концептуальные основания для выделения эволюционных этапов</w:t>
             </w:r>
             <w:r>
               <w:rPr>
@@ -515,7 +501,7 @@
                 <w:noProof/>
                 <w:webHidden/>
               </w:rPr>
-              <w:instrText xml:space="preserve"> PAGEREF _Toc225708441 \h </w:instrText>
+              <w:instrText xml:space="preserve"> PAGEREF _Toc225782805 \h </w:instrText>
             </w:r>
             <w:r>
               <w:rPr>
@@ -550,6 +536,7 @@
           <w:pPr>
             <w:pStyle w:val="23"/>
             <w:tabs>
+              <w:tab w:val="left" w:pos="1680"/>
               <w:tab w:val="right" w:leader="dot" w:pos="9911"/>
             </w:tabs>
             <w:rPr>
@@ -562,13 +549,32 @@
               <w14:ligatures w14:val="standardContextual"/>
             </w:rPr>
           </w:pPr>
-          <w:hyperlink w:anchor="_Toc225708442" w:history="1">
+          <w:hyperlink w:anchor="_Toc225782806" w:history="1">
             <w:r>
               <w:rPr>
                 <w:rStyle w:val="af8"/>
                 <w:noProof/>
               </w:rPr>
-              <w:t>1.2. Содержательное наполнение уровней</w:t>
+              <w:t>1.2.</w:t>
+            </w:r>
+            <w:r>
+              <w:rPr>
+                <w:rFonts w:asciiTheme="minorHAnsi" w:eastAsiaTheme="minorEastAsia" w:hAnsiTheme="minorHAnsi" w:cstheme="minorBidi"/>
+                <w:noProof/>
+                <w:kern w:val="2"/>
+                <w:sz w:val="24"/>
+                <w:szCs w:val="24"/>
+                <w:lang w:eastAsia="ru-RU"/>
+                <w14:ligatures w14:val="standardContextual"/>
+              </w:rPr>
+              <w:tab/>
+            </w:r>
+            <w:r>
+              <w:rPr>
+                <w:rStyle w:val="af8"/>
+                <w:noProof/>
+              </w:rPr>
+              <w:t>Содержательное наполнение уровней</w:t>
             </w:r>
             <w:r>
               <w:rPr>
@@ -589,7 +595,7 @@
                 <w:noProof/>
                 <w:webHidden/>
               </w:rPr>
-              <w:instrText xml:space="preserve"> PAGEREF _Toc225708442 \h </w:instrText>
+              <w:instrText xml:space="preserve"> PAGEREF _Toc225782806 \h </w:instrText>
             </w:r>
             <w:r>
               <w:rPr>
@@ -624,6 +630,7 @@
           <w:pPr>
             <w:pStyle w:val="23"/>
             <w:tabs>
+              <w:tab w:val="left" w:pos="1680"/>
               <w:tab w:val="right" w:leader="dot" w:pos="9911"/>
             </w:tabs>
             <w:rPr>
@@ -636,13 +643,32 @@
               <w14:ligatures w14:val="standardContextual"/>
             </w:rPr>
           </w:pPr>
-          <w:hyperlink w:anchor="_Toc225708443" w:history="1">
+          <w:hyperlink w:anchor="_Toc225782807" w:history="1">
             <w:r>
               <w:rPr>
                 <w:rStyle w:val="af8"/>
                 <w:noProof/>
               </w:rPr>
-              <w:t>1.3. Специфика переходов и гибридные состояния</w:t>
+              <w:t>1.3.</w:t>
+            </w:r>
+            <w:r>
+              <w:rPr>
+                <w:rFonts w:asciiTheme="minorHAnsi" w:eastAsiaTheme="minorEastAsia" w:hAnsiTheme="minorHAnsi" w:cstheme="minorBidi"/>
+                <w:noProof/>
+                <w:kern w:val="2"/>
+                <w:sz w:val="24"/>
+                <w:szCs w:val="24"/>
+                <w:lang w:eastAsia="ru-RU"/>
+                <w14:ligatures w14:val="standardContextual"/>
+              </w:rPr>
+              <w:tab/>
+            </w:r>
+            <w:r>
+              <w:rPr>
+                <w:rStyle w:val="af8"/>
+                <w:noProof/>
+              </w:rPr>
+              <w:t>Специфика переходов и гибридные состояния</w:t>
             </w:r>
             <w:r>
               <w:rPr>
@@ -663,7 +689,7 @@
                 <w:noProof/>
                 <w:webHidden/>
               </w:rPr>
-              <w:instrText xml:space="preserve"> PAGEREF _Toc225708443 \h </w:instrText>
+              <w:instrText xml:space="preserve"> PAGEREF _Toc225782807 \h </w:instrText>
             </w:r>
             <w:r>
               <w:rPr>
@@ -683,7 +709,7 @@
                 <w:noProof/>
                 <w:webHidden/>
               </w:rPr>
-              <w:t>10</w:t>
+              <w:t>12</w:t>
             </w:r>
             <w:r>
               <w:rPr>
@@ -698,6 +724,7 @@
           <w:pPr>
             <w:pStyle w:val="23"/>
             <w:tabs>
+              <w:tab w:val="left" w:pos="1680"/>
               <w:tab w:val="right" w:leader="dot" w:pos="9911"/>
             </w:tabs>
             <w:rPr>
@@ -710,13 +737,32 @@
               <w14:ligatures w14:val="standardContextual"/>
             </w:rPr>
           </w:pPr>
-          <w:hyperlink w:anchor="_Toc225708444" w:history="1">
+          <w:hyperlink w:anchor="_Toc225782808" w:history="1">
             <w:r>
               <w:rPr>
                 <w:rStyle w:val="af8"/>
                 <w:noProof/>
               </w:rPr>
-              <w:t>1.4. Резюмирующие замечания о значимости учёта уровня развития</w:t>
+              <w:t>1.4.</w:t>
+            </w:r>
+            <w:r>
+              <w:rPr>
+                <w:rFonts w:asciiTheme="minorHAnsi" w:eastAsiaTheme="minorEastAsia" w:hAnsiTheme="minorHAnsi" w:cstheme="minorBidi"/>
+                <w:noProof/>
+                <w:kern w:val="2"/>
+                <w:sz w:val="24"/>
+                <w:szCs w:val="24"/>
+                <w:lang w:eastAsia="ru-RU"/>
+                <w14:ligatures w14:val="standardContextual"/>
+              </w:rPr>
+              <w:tab/>
+            </w:r>
+            <w:r>
+              <w:rPr>
+                <w:rStyle w:val="af8"/>
+                <w:noProof/>
+              </w:rPr>
+              <w:t>Резюмирующие замечания о значимости учёта уровня развития</w:t>
             </w:r>
             <w:r>
               <w:rPr>
@@ -737,7 +783,7 @@
                 <w:noProof/>
                 <w:webHidden/>
               </w:rPr>
-              <w:instrText xml:space="preserve"> PAGEREF _Toc225708444 \h </w:instrText>
+              <w:instrText xml:space="preserve"> PAGEREF _Toc225782808 \h </w:instrText>
             </w:r>
             <w:r>
               <w:rPr>
@@ -757,7 +803,7 @@
                 <w:noProof/>
                 <w:webHidden/>
               </w:rPr>
-              <w:t>10</w:t>
+              <w:t>13</w:t>
             </w:r>
             <w:r>
               <w:rPr>
@@ -785,7 +831,7 @@
               <w14:ligatures w14:val="standardContextual"/>
             </w:rPr>
           </w:pPr>
-          <w:hyperlink w:anchor="_Toc225708445" w:history="1">
+          <w:hyperlink w:anchor="_Toc225782809" w:history="1">
             <w:r>
               <w:rPr>
                 <w:rStyle w:val="af8"/>
@@ -835,7 +881,7 @@
                 <w:noProof/>
                 <w:webHidden/>
               </w:rPr>
-              <w:instrText xml:space="preserve"> PAGEREF _Toc225708445 \h </w:instrText>
+              <w:instrText xml:space="preserve"> PAGEREF _Toc225782809 \h </w:instrText>
             </w:r>
             <w:r>
               <w:rPr>
@@ -855,7 +901,7 @@
                 <w:noProof/>
                 <w:webHidden/>
               </w:rPr>
-              <w:t>11</w:t>
+              <w:t>14</w:t>
             </w:r>
             <w:r>
               <w:rPr>
@@ -882,13 +928,13 @@
               <w14:ligatures w14:val="standardContextual"/>
             </w:rPr>
           </w:pPr>
-          <w:hyperlink w:anchor="_Toc225708446" w:history="1">
+          <w:hyperlink w:anchor="_Toc225782810" w:history="1">
             <w:r>
               <w:rPr>
                 <w:rStyle w:val="af8"/>
                 <w:noProof/>
               </w:rPr>
-              <w:t>2.1. Общая логика взаимозависимости</w:t>
+              <w:t>2. 1. Общая логика взаимозависимости</w:t>
             </w:r>
             <w:r>
               <w:rPr>
@@ -909,7 +955,7 @@
                 <w:noProof/>
                 <w:webHidden/>
               </w:rPr>
-              <w:instrText xml:space="preserve"> PAGEREF _Toc225708446 \h </w:instrText>
+              <w:instrText xml:space="preserve"> PAGEREF _Toc225782810 \h </w:instrText>
             </w:r>
             <w:r>
               <w:rPr>
@@ -929,7 +975,7 @@
                 <w:noProof/>
                 <w:webHidden/>
               </w:rPr>
-              <w:t>11</w:t>
+              <w:t>14</w:t>
             </w:r>
             <w:r>
               <w:rPr>
@@ -956,7 +1002,7 @@
               <w14:ligatures w14:val="standardContextual"/>
             </w:rPr>
           </w:pPr>
-          <w:hyperlink w:anchor="_Toc225708447" w:history="1">
+          <w:hyperlink w:anchor="_Toc225782811" w:history="1">
             <w:r>
               <w:rPr>
                 <w:rStyle w:val="af8"/>
@@ -983,7 +1029,7 @@
                 <w:noProof/>
                 <w:webHidden/>
               </w:rPr>
-              <w:instrText xml:space="preserve"> PAGEREF _Toc225708447 \h </w:instrText>
+              <w:instrText xml:space="preserve"> PAGEREF _Toc225782811 \h </w:instrText>
             </w:r>
             <w:r>
               <w:rPr>
@@ -1003,7 +1049,7 @@
                 <w:noProof/>
                 <w:webHidden/>
               </w:rPr>
-              <w:t>11</w:t>
+              <w:t>15</w:t>
             </w:r>
             <w:r>
               <w:rPr>
@@ -1030,7 +1076,7 @@
               <w14:ligatures w14:val="standardContextual"/>
             </w:rPr>
           </w:pPr>
-          <w:hyperlink w:anchor="_Toc225708448" w:history="1">
+          <w:hyperlink w:anchor="_Toc225782812" w:history="1">
             <w:r>
               <w:rPr>
                 <w:rStyle w:val="af8"/>
@@ -1057,7 +1103,7 @@
                 <w:noProof/>
                 <w:webHidden/>
               </w:rPr>
-              <w:instrText xml:space="preserve"> PAGEREF _Toc225708448 \h </w:instrText>
+              <w:instrText xml:space="preserve"> PAGEREF _Toc225782812 \h </w:instrText>
             </w:r>
             <w:r>
               <w:rPr>
@@ -1077,7 +1123,7 @@
                 <w:noProof/>
                 <w:webHidden/>
               </w:rPr>
-              <w:t>12</w:t>
+              <w:t>16</w:t>
             </w:r>
             <w:r>
               <w:rPr>
@@ -1104,7 +1150,7 @@
               <w14:ligatures w14:val="standardContextual"/>
             </w:rPr>
           </w:pPr>
-          <w:hyperlink w:anchor="_Toc225708449" w:history="1">
+          <w:hyperlink w:anchor="_Toc225782813" w:history="1">
             <w:r>
               <w:rPr>
                 <w:rStyle w:val="af8"/>
@@ -1131,7 +1177,7 @@
                 <w:noProof/>
                 <w:webHidden/>
               </w:rPr>
-              <w:instrText xml:space="preserve"> PAGEREF _Toc225708449 \h </w:instrText>
+              <w:instrText xml:space="preserve"> PAGEREF _Toc225782813 \h </w:instrText>
             </w:r>
             <w:r>
               <w:rPr>
@@ -1151,7 +1197,7 @@
                 <w:noProof/>
                 <w:webHidden/>
               </w:rPr>
-              <w:t>13</w:t>
+              <w:t>17</w:t>
             </w:r>
             <w:r>
               <w:rPr>
@@ -1178,7 +1224,7 @@
               <w14:ligatures w14:val="standardContextual"/>
             </w:rPr>
           </w:pPr>
-          <w:hyperlink w:anchor="_Toc225708450" w:history="1">
+          <w:hyperlink w:anchor="_Toc225782814" w:history="1">
             <w:r>
               <w:rPr>
                 <w:rStyle w:val="af8"/>
@@ -1205,7 +1251,7 @@
                 <w:noProof/>
                 <w:webHidden/>
               </w:rPr>
-              <w:instrText xml:space="preserve"> PAGEREF _Toc225708450 \h </w:instrText>
+              <w:instrText xml:space="preserve"> PAGEREF _Toc225782814 \h </w:instrText>
             </w:r>
             <w:r>
               <w:rPr>
@@ -1225,7 +1271,7 @@
                 <w:noProof/>
                 <w:webHidden/>
               </w:rPr>
-              <w:t>14</w:t>
+              <w:t>18</w:t>
             </w:r>
             <w:r>
               <w:rPr>
@@ -1252,7 +1298,7 @@
               <w14:ligatures w14:val="standardContextual"/>
             </w:rPr>
           </w:pPr>
-          <w:hyperlink w:anchor="_Toc225708451" w:history="1">
+          <w:hyperlink w:anchor="_Toc225782815" w:history="1">
             <w:r>
               <w:rPr>
                 <w:rStyle w:val="af8"/>
@@ -1279,7 +1325,7 @@
                 <w:noProof/>
                 <w:webHidden/>
               </w:rPr>
-              <w:instrText xml:space="preserve"> PAGEREF _Toc225708451 \h </w:instrText>
+              <w:instrText xml:space="preserve"> PAGEREF _Toc225782815 \h </w:instrText>
             </w:r>
             <w:r>
               <w:rPr>
@@ -1299,7 +1345,7 @@
                 <w:noProof/>
                 <w:webHidden/>
               </w:rPr>
-              <w:t>14</w:t>
+              <w:t>19</w:t>
             </w:r>
             <w:r>
               <w:rPr>
@@ -1326,7 +1372,7 @@
               <w14:ligatures w14:val="standardContextual"/>
             </w:rPr>
           </w:pPr>
-          <w:hyperlink w:anchor="_Toc225708452" w:history="1">
+          <w:hyperlink w:anchor="_Toc225782816" w:history="1">
             <w:r>
               <w:rPr>
                 <w:rStyle w:val="af8"/>
@@ -1353,7 +1399,7 @@
                 <w:noProof/>
                 <w:webHidden/>
               </w:rPr>
-              <w:instrText xml:space="preserve"> PAGEREF _Toc225708452 \h </w:instrText>
+              <w:instrText xml:space="preserve"> PAGEREF _Toc225782816 \h </w:instrText>
             </w:r>
             <w:r>
               <w:rPr>
@@ -1373,7 +1419,7 @@
                 <w:noProof/>
                 <w:webHidden/>
               </w:rPr>
-              <w:t>16</w:t>
+              <w:t>21</w:t>
             </w:r>
             <w:r>
               <w:rPr>
@@ -1400,7 +1446,7 @@
               <w14:ligatures w14:val="standardContextual"/>
             </w:rPr>
           </w:pPr>
-          <w:hyperlink w:anchor="_Toc225708453" w:history="1">
+          <w:hyperlink w:anchor="_Toc225782817" w:history="1">
             <w:r>
               <w:rPr>
                 <w:rStyle w:val="af8"/>
@@ -1427,7 +1473,7 @@
                 <w:noProof/>
                 <w:webHidden/>
               </w:rPr>
-              <w:instrText xml:space="preserve"> PAGEREF _Toc225708453 \h </w:instrText>
+              <w:instrText xml:space="preserve"> PAGEREF _Toc225782817 \h </w:instrText>
             </w:r>
             <w:r>
               <w:rPr>
@@ -1447,7 +1493,7 @@
                 <w:noProof/>
                 <w:webHidden/>
               </w:rPr>
-              <w:t>16</w:t>
+              <w:t>22</w:t>
             </w:r>
             <w:r>
               <w:rPr>
@@ -1474,7 +1520,7 @@
               <w14:ligatures w14:val="standardContextual"/>
             </w:rPr>
           </w:pPr>
-          <w:hyperlink w:anchor="_Toc225708454" w:history="1">
+          <w:hyperlink w:anchor="_Toc225782818" w:history="1">
             <w:r>
               <w:rPr>
                 <w:rStyle w:val="af8"/>
@@ -1503,7 +1549,7 @@
                 <w:noProof/>
                 <w:webHidden/>
               </w:rPr>
-              <w:instrText xml:space="preserve"> PAGEREF _Toc225708454 \h </w:instrText>
+              <w:instrText xml:space="preserve"> PAGEREF _Toc225782818 \h </w:instrText>
             </w:r>
             <w:r>
               <w:rPr>
@@ -1523,7 +1569,7 @@
                 <w:noProof/>
                 <w:webHidden/>
               </w:rPr>
-              <w:t>17</w:t>
+              <w:t>23</w:t>
             </w:r>
             <w:r>
               <w:rPr>
@@ -1550,7 +1596,7 @@
               <w14:ligatures w14:val="standardContextual"/>
             </w:rPr>
           </w:pPr>
-          <w:hyperlink w:anchor="_Toc225708455" w:history="1">
+          <w:hyperlink w:anchor="_Toc225782819" w:history="1">
             <w:r>
               <w:rPr>
                 <w:rStyle w:val="af8"/>
@@ -1579,7 +1625,7 @@
                 <w:noProof/>
                 <w:webHidden/>
               </w:rPr>
-              <w:instrText xml:space="preserve"> PAGEREF _Toc225708455 \h </w:instrText>
+              <w:instrText xml:space="preserve"> PAGEREF _Toc225782819 \h </w:instrText>
             </w:r>
             <w:r>
               <w:rPr>
@@ -1599,7 +1645,7 @@
                 <w:noProof/>
                 <w:webHidden/>
               </w:rPr>
-              <w:t>19</w:t>
+              <w:t>26</w:t>
             </w:r>
             <w:r>
               <w:rPr>
@@ -1640,7 +1686,7 @@
           <w:bCs/>
         </w:rPr>
       </w:pPr>
-      <w:bookmarkStart w:id="0" w:name="_Toc225708439"/>
+      <w:bookmarkStart w:id="0" w:name="_Toc225782803"/>
       <w:r>
         <w:rPr>
           <w:b/>
@@ -1666,11 +1712,6 @@
       </w:r>
       <w:r>
         <w:t xml:space="preserve"> результаты. В практикуме по информационным технологиям на транспорте подчёркивается, что подготовка обоснованных управленческих решений требует адаптации вычислительных процедур под реальные условия функционирования субъекта [2, с. 43]. Следовательно, игнорирование фактора «зрелости» предприятия при проведении экономических изысканий чревато не только методическими ошибками, но и принятием стратегически неверных инвестиционных решений.</w:t>
-      </w:r>
-    </w:p>
-    <w:p>
-      <w:r>
-        <w:t>Цель и задачи работы. Основной целью настоящего реферата является выявление характера взаимосвязи между уровнем развития внутрифирменных регламентов исполнения ИТ-процессов и допустимыми способами их стоимостной оценки. Для достижения поставленной цели представляется необходимым решить следующие задачи: во-первых, дать содержательную характеристику основным уровням зрелости хозяйствующего субъекта в контексте управления информационными потоками; во-вторых, систематизировать ограничения, возникающие при попытке применения стандартных методик финансового анализа на низких и средних стадиях развития; в-третьих, определить специфические черты оценочных процедур применительно к компаниям, находящимся на разных этапах технологической эволюции.</w:t>
       </w:r>
     </w:p>
     <w:p>
@@ -1681,7 +1722,7 @@
           <w:headerReference w:type="first" r:id="rId13"/>
           <w:footerReference w:type="first" r:id="rId14"/>
           <w:pgSz w:w="11906" w:h="16838"/>
-          <w:pgMar w:top="1134" w:right="567" w:bottom="1134" w:left="1418" w:header="709" w:footer="40" w:gutter="0"/>
+          <w:pgMar w:top="1134" w:right="567" w:bottom="1134" w:left="1418" w:header="709" w:footer="200" w:gutter="0"/>
           <w:cols w:space="708"/>
           <w:docGrid w:linePitch="381"/>
         </w:sectPr>
@@ -1690,6 +1731,11 @@
     <w:p/>
     <w:p>
       <w:r>
+        <w:t>Цель и задачи работы. Основной целью настоящего реферата является выявление характера взаимосвязи между уровнем развития внутрифирменных регламентов исполнения ИТ-процессов и допустимыми способами их стоимостной оценки. Для достижения поставленной цели представляется необходимым решить следующие задачи: во-первых, дать содержательную характеристику основным уровням зрелости хозяйствующего субъекта в контексте управления информационными потоками; во-вторых, систематизировать ограничения, возникающие при попытке применения стандартных методик финансового анализа на низких и средних стадиях развития; в-третьих, определить специфические черты оценочных процедур применительно к компаниям, находящимся на разных этапах технологической эволюции.</w:t>
+      </w:r>
+    </w:p>
+    <w:p>
+      <w:r>
         <w:t>Объект и предмет исследования. Объектом изучения выступает деятельность коммерческих организаций (в том числе отраслевая специфика, рассмотренная на примере транспортных предприятий), связанная с внедрением и эксплуатацией автоматизированных систем. Предметом исследования являются закономерности и ограничения, сопровождающие экономический анализ эффективности ИТ в зависимости от стадии развития управленческой и технической инфраструктуры субъекта.</w:t>
       </w:r>
     </w:p>
@@ -1702,7 +1748,7 @@
       <w:pPr>
         <w:sectPr>
           <w:pgSz w:w="11906" w:h="16838"/>
-          <w:pgMar w:top="1134" w:right="567" w:bottom="1134" w:left="1418" w:header="709" w:footer="40" w:gutter="0"/>
+          <w:pgMar w:top="1134" w:right="567" w:bottom="1134" w:left="1418" w:header="709" w:footer="200" w:gutter="0"/>
           <w:cols w:space="708"/>
           <w:docGrid w:linePitch="381"/>
         </w:sectPr>
@@ -1720,7 +1766,7 @@
           <w:bCs/>
         </w:rPr>
       </w:pPr>
-      <w:bookmarkStart w:id="1" w:name="_Toc225708440"/>
+      <w:bookmarkStart w:id="1" w:name="_Toc225782804"/>
       <w:r>
         <w:rPr>
           <w:b/>
@@ -1734,13 +1780,18 @@
     <w:p>
       <w:pPr>
         <w:pStyle w:val="2"/>
+        <w:numPr>
+          <w:ilvl w:val="1"/>
+          <w:numId w:val="5"/>
+        </w:numPr>
       </w:pPr>
-      <w:bookmarkStart w:id="2" w:name="_Toc225708441"/>
-      <w:r>
-        <w:t>1.1. Концептуальные основания для выделения эволюционных этапов</w:t>
+      <w:bookmarkStart w:id="2" w:name="_Toc225782805"/>
+      <w:r>
+        <w:t>Концептуальные основания для выделения эволюционных этапов</w:t>
       </w:r>
       <w:bookmarkEnd w:id="2"/>
     </w:p>
+    <w:p/>
     <w:p>
       <w:r>
         <w:t>Прежде чем переходить к рассмотрению конкретных ограничений, накладываемых особенностями функционирования предприятия на процедуры экономической оценки ИТ, представляется методологически необходимым дать содержательную характеристику самому понятию «уровень развития» применительно к сфере автоматизации. В современной научно-прикладной практике укоренилось представление, согласно которому организация не является статичной структурой; напротив, её способность к интеграции вычислительных средств в повседневный операционный контур претерпевает закономерные изменения по мере накопления управленческого опыта и совершенствования регламентной базы.</w:t>
@@ -1749,86 +1800,13 @@
     <w:p>
       <w:r>
         <w:t>Под стадийностью развития (или, как принято обозначать в англоязычной традиции, «уровнями зрелости») в данном контексте следует понимать интегральную характеристику, отражающую степень формализации процессов обработки данных, качество информационного взаимодействия между подразделениями, а также сложившийся тип отношений между руководством компании и её ИТ-службой. Будучи взятыми за основу классификационные сетки, предложенные как зарубежными исследовательскими центрами (Gartner, Microsoft), так и адаптированные к отечественной действительности, они позволяют зафиксировать, на каком именно этапе эволюции находится хозяйствующий субъект: от полной децентрализации и хаотичности в принятии технических решений до состояния, когда информационная инфраструктура становится неотъемлемой частью конкурентной стратегии.</w:t>
-      </w:r>
-    </w:p>
-    <w:p>
-      <w:r>
-        <w:t>Характерным примером подобного подхода служит четырёхуровневая типология, применяемая Госкорпорацией «Росатом» при проведении масштабной программы трансформации финансовых и информационных подразделений. Исходная диагностика показала, что порядка 43% входящих в структуру предприятий пребывали на начальном, базовом уровне, что объективно препятствовало внедрению унифицированных методик оценки эффективности капитальных вложений в автоматизацию. Данный пример наглядно демонстрирует, сколь значимым является предварительное установление стадии развития перед осуществлением каких-либо расчётных процедур.</w:t>
       </w:r>
     </w:p>
     <w:p>
       <w:pPr>
         <w:sectPr>
           <w:pgSz w:w="11906" w:h="16838"/>
-          <w:pgMar w:top="1134" w:right="567" w:bottom="1134" w:left="1418" w:header="709" w:footer="40" w:gutter="0"/>
-          <w:cols w:space="708"/>
-          <w:docGrid w:linePitch="381"/>
-        </w:sectPr>
-      </w:pPr>
-    </w:p>
-    <w:p>
-      <w:pPr>
-        <w:pStyle w:val="2"/>
-      </w:pPr>
-      <w:bookmarkStart w:id="3" w:name="_Toc225708442"/>
-      <w:r>
-        <w:lastRenderedPageBreak/>
-        <w:t>1.2. Содержательное наполнение уровней</w:t>
-      </w:r>
-      <w:bookmarkEnd w:id="3"/>
-    </w:p>
-    <w:p>
-      <w:r>
-        <w:t>Принимая за ориентир указанную четырёхуровневую модель, представляется обоснованным рассматривать каждый из этапов как обладающий специфическими чертами, прямо влияющими на возможность применения тех или иных экономико-математических инструментов.</w:t>
-      </w:r>
-    </w:p>
-    <w:p>
-      <w:r>
-        <w:t>Первый, базовый уровень (в некоторых источниках именуемый также «начальным» или «фрагментарным») характеризуется, как правило, отсутствием единой политики в отношении средств вычислительной техники и программного обеспечения. Инициативы по автоматизации возникают спонтанно, зачастую по инициативе отдельных сотрудников или малых подразделений, сталкивающихся с узкими местами в обработке информации. На этом этапе ИТ-бюджет воспринимается руководством исключительно как неизбежные издержки, не поддающиеся точному прогнозированию. Учёт затрат на оборудование, лицензионное программное обеспечение и услуги сторонних подрядчиков, как правило, ведётся разрозненно, что исключает возможность построения достоверной модели совокупной стоимости владения (</w:t>
-      </w:r>
-      <w:proofErr w:type="spellStart"/>
-      <w:r>
-        <w:t>total</w:t>
-      </w:r>
-      <w:proofErr w:type="spellEnd"/>
-      <w:r>
-        <w:t xml:space="preserve"> </w:t>
-      </w:r>
-      <w:proofErr w:type="spellStart"/>
-      <w:r>
-        <w:t>cost</w:t>
-      </w:r>
-      <w:proofErr w:type="spellEnd"/>
-      <w:r>
-        <w:t xml:space="preserve"> </w:t>
-      </w:r>
-      <w:proofErr w:type="spellStart"/>
-      <w:r>
-        <w:t>of</w:t>
-      </w:r>
-      <w:proofErr w:type="spellEnd"/>
-      <w:r>
-        <w:t xml:space="preserve"> </w:t>
-      </w:r>
-      <w:proofErr w:type="spellStart"/>
-      <w:r>
-        <w:t>ownership</w:t>
-      </w:r>
-      <w:proofErr w:type="spellEnd"/>
-      <w:r>
-        <w:t>). С позиций экономического анализа подобная конфигурация накладывает жёсткое ограничение: из всего арсенала оценочных средств остаются применимы лишь самые простые, преимущественно затратные методы, не требующие детализации потоков будущих выгод.</w:t>
-      </w:r>
-    </w:p>
-    <w:p>
-      <w:r>
-        <w:t>Второй уровень — стандартизированный (или «нормируемый»). Его отличительной особенностью выступает внедрение общеорганизационных регламентов, касающихся закупки технических средств, инсталляции программных продуктов и базового обслуживания пользователей. Здесь уже прослеживается централизация управляющих воздействий: выделяется подразделение (или назначенное лицо), ответственное за состояние информационной среды. На этой стадии становится возможным вести относительно систематизированный учёт прямых эксплуатационных расходов — затрат на электроэнергию, техническую поддержку, обновление версий. Однако, как подчёркивается в методических материалах по технико-экономическому обоснованию программных систем, для второго уровня остаются характерными затруднения с выделением доли косвенных издержек, относящихся к конкретным бизнес-процессам. Иными словами, аналитик уже может подсчитать, сколько стоит эксплуатация информационной системы в целом, но пока не способен обоснованно распределить эти затраты по видам выпускаемой продукции или оказываемых услуг.</w:t>
-      </w:r>
-    </w:p>
-    <w:p>
-      <w:pPr>
-        <w:sectPr>
-          <w:pgSz w:w="11906" w:h="16838"/>
-          <w:pgMar w:top="1134" w:right="567" w:bottom="1134" w:left="1418" w:header="709" w:footer="40" w:gutter="0"/>
+          <w:pgMar w:top="1134" w:right="567" w:bottom="1134" w:left="1418" w:header="709" w:footer="200" w:gutter="0"/>
           <w:cols w:space="708"/>
           <w:docGrid w:linePitch="381"/>
         </w:sectPr>
@@ -1837,16 +1815,36 @@
     <w:p/>
     <w:p>
       <w:r>
-        <w:t>Третий уровень — рационализированный (иногда называемый «управляемым» или «интегрированным»). Переход к нему знаменует собой качественный скачок: информационные технологии перестают быть вспомогательным инструментом и начинают встраиваться в контур управления основными производственными и логистическими процессами. Для данной стадии характерно наличие формализованных метрик производительности ИТ-сервисов, регулярный мониторинг загрузки оборудования, а также применение систем бюджетирования, ориентированных на автоматизированный сбор первичных данных. С точки зрения экономического анализа именно на этом этапе открывается возможность корректного использования классических финансовых моделей — расчёта возврата на инвестиции (ROI), чистой приведённой стоимости (NPV) и внутренней нормы доходности (IRR). Вместе с тем следует учитывать предостережение, высказываемое в отношении оценки эффективности ИТ-проектов: даже на рационализированном уровне сохраняется опасность недоучёта «косвенных выгод», связанных с повышением управляемости или ускорением документооборота, поскольку такие эффекты трудно поддаются прямой денежной оценке.</w:t>
+        <w:t>Характерным примером подобного подхода служит четырёхуровневая типология, применяемая Госкорпорацией «Росатом» при проведении масштабной программы трансформации финансовых и информационных подразделений. Исходная диагностика показала, что порядка 43% входящих в структуру предприятий пребывали на начальном, базовом уровне, что объективно препятствовало внедрению унифицированных методик оценки эффективности капитальных вложений в автоматизацию. Данный пример наглядно демонстрирует, сколь значимым является предварительное установление стадии развития перед осуществлением каких-либо расчётных процедур.</w:t>
       </w:r>
     </w:p>
     <w:p>
-      <w:r>
-        <w:t>Четвёртый, динамический уровень (в некоторых классификациях — «трансформационный» или «адаптивный»). Его достижение означает, что информационная архитектура предприятия обретает свойства гибкости и масштабируемости, позволяя оперативно реагировать на изменения внешней конъюнктуры. Здесь ИТ-решения становятся не просто обслуживающим звеном, а активным генератором новых бизнес-моделей. Характерным примером служат компании, практикующие выпуск цифровых продуктов на базе собственных платформ данных либо использующие предиктивную аналитику для вывода на рынок персонализированных услуг. На этом этапе традиционные финансовые показатели (даже такие мощные, как NPV или IRR) перестают быть достаточными, поскольку они не схватывают стратегическую гибкость и инновационный потенциал. В связи с этим экономический анализ дополняется инструментарием реальных опционов (</w:t>
+      <w:pPr>
+        <w:pStyle w:val="2"/>
+        <w:numPr>
+          <w:ilvl w:val="1"/>
+          <w:numId w:val="3"/>
+        </w:numPr>
+      </w:pPr>
+      <w:bookmarkStart w:id="3" w:name="_Toc225782806"/>
+      <w:r>
+        <w:t>Содержательное наполнение уровней</w:t>
+      </w:r>
+      <w:bookmarkEnd w:id="3"/>
+    </w:p>
+    <w:p/>
+    <w:p>
+      <w:r>
+        <w:t>Принимая за ориентир указанную четырёхуровневую модель, представляется обоснованным рассматривать каждый из этапов как обладающий специфическими чертами, прямо влияющими на возможность применения тех или иных экономико-математических инструментов.</w:t>
+      </w:r>
+    </w:p>
+    <w:p>
+      <w:r>
+        <w:t>Первый, базовый уровень (в некоторых источниках именуемый также «начальным» или «фрагментарным») характеризуется, как правило, отсутствием единой политики в отношении средств вычислительной техники и программного обеспечения. Инициативы по автоматизации возникают спонтанно, зачастую по инициативе отдельных сотрудников или малых подразделений, сталкивающихся с узкими местами в обработке информации. На этом этапе ИТ-бюджет воспринимается руководством исключительно как неизбежные издержки, не поддающиеся точному прогнозированию. Учёт затрат на оборудование, лицензионное программное обеспечение и услуги сторонних подрядчиков, как правило, ведётся разрозненно, что исключает возможность построения достоверной модели совокупной стоимости владения (</w:t>
       </w:r>
       <w:proofErr w:type="spellStart"/>
       <w:r>
-        <w:t>real</w:t>
+        <w:t>total</w:t>
       </w:r>
       <w:proofErr w:type="spellEnd"/>
       <w:r>
@@ -1854,7 +1852,7 @@
       </w:r>
       <w:proofErr w:type="spellStart"/>
       <w:r>
-        <w:t>options</w:t>
+        <w:t>cost</w:t>
       </w:r>
       <w:proofErr w:type="spellEnd"/>
       <w:r>
@@ -1862,40 +1860,144 @@
       </w:r>
       <w:proofErr w:type="spellStart"/>
       <w:r>
-        <w:t>valuation</w:t>
+        <w:t>of</w:t>
       </w:r>
       <w:proofErr w:type="spellEnd"/>
       <w:r>
-        <w:t>), методами сбалансированной системы показателей (</w:t>
+        <w:t xml:space="preserve"> </w:t>
       </w:r>
       <w:proofErr w:type="spellStart"/>
       <w:r>
-        <w:t>balanced</w:t>
+        <w:t>ownership</w:t>
       </w:r>
       <w:proofErr w:type="spellEnd"/>
       <w:r>
-        <w:t xml:space="preserve"> </w:t>
-      </w:r>
-      <w:proofErr w:type="spellStart"/>
-      <w:r>
-        <w:t>scorecard</w:t>
-      </w:r>
-      <w:proofErr w:type="spellEnd"/>
-      <w:r>
-        <w:t>) и прочими многофакторными моделями, учитывающими неопределённость и нелинейность развития.</w:t>
-      </w:r>
-      <w:r>
-        <w:t xml:space="preserve"> </w:t>
-      </w:r>
-      <w:r>
-        <w:t>Изложенные выше различия между уровнями в части допустимости применения тех или иных расчётных инструментов могут быть систематизированы в виде следующей сводной таблицы (см. табл. 1).</w:t>
+        <w:t>).</w:t>
       </w:r>
     </w:p>
     <w:p>
       <w:pPr>
         <w:sectPr>
           <w:pgSz w:w="11906" w:h="16838"/>
-          <w:pgMar w:top="1134" w:right="567" w:bottom="1134" w:left="1418" w:header="709" w:footer="40" w:gutter="0"/>
+          <w:pgMar w:top="1134" w:right="567" w:bottom="1134" w:left="1418" w:header="709" w:footer="200" w:gutter="0"/>
+          <w:cols w:space="708"/>
+          <w:docGrid w:linePitch="381"/>
+        </w:sectPr>
+      </w:pPr>
+    </w:p>
+    <w:p/>
+    <w:p>
+      <w:pPr>
+        <w:ind w:firstLine="0"/>
+      </w:pPr>
+      <w:r>
+        <w:t>С позиций экономического анализа подобная конфигурация накладывает жёсткое ограничение: из всего арсенала оценочных средств остаются применимы лишь самые простые, преимущественно затратные методы, не требующие детализации потоков будущих выгод.</w:t>
+      </w:r>
+    </w:p>
+    <w:p>
+      <w:r>
+        <w:t>Второй уровень — стандартизированный (или «нормируемый»). Его отличительной особенностью выступает внедрение общеорганизационных регламентов, касающихся закупки технических средств, инсталляции программных продуктов и базового обслуживания пользователей. Здесь уже прослеживается централизация управляющих воздействий: выделяется подразделение (или назначенное лицо), ответственное за состояние информационной среды. На этой стадии становится возможным вести относительно систематизированный учёт прямых эксплуатационных расходов — затрат на электроэнергию, техническую поддержку, обновление версий. Однако, как подчёркивается в методических материалах по технико-экономическому обоснованию программных систем, для второго уровня остаются характерными затруднения с выделением доли косвенных издержек, относящихся к конкретным бизнес-процессам. Иными словами, аналитик уже может подсчитать, сколько стоит эксплуатация информационной системы в целом, но пока не способен обоснованно распределить эти затраты по видам выпускаемой продукции или оказываемых услуг.</w:t>
+      </w:r>
+    </w:p>
+    <w:p>
+      <w:r>
+        <w:t>Третий уровень — рационализированный (иногда называемый «управляемым» или «интегрированным»). Переход к нему знаменует собой качественный скачок: информационные технологии перестают быть вспомогательным инструментом и начинают встраиваться в контур управления основными производственными и логистическими процессами.</w:t>
+      </w:r>
+    </w:p>
+    <w:p>
+      <w:pPr>
+        <w:sectPr>
+          <w:pgSz w:w="11906" w:h="16838"/>
+          <w:pgMar w:top="1134" w:right="567" w:bottom="1134" w:left="1418" w:header="709" w:footer="200" w:gutter="0"/>
+          <w:cols w:space="708"/>
+          <w:docGrid w:linePitch="381"/>
+        </w:sectPr>
+      </w:pPr>
+    </w:p>
+    <w:p/>
+    <w:p>
+      <w:pPr>
+        <w:ind w:firstLine="0"/>
+      </w:pPr>
+      <w:r>
+        <w:t>Для данной стадии характерно наличие формализованных метрик производительности ИТ-сервисов, регулярный мониторинг загрузки оборудования, а также применение систем бюджетирования, ориентированных на автоматизированный сбор первичных данных. С точки зрения экономического анализа именно на этом этапе открывается возможность корректного использования классических финансовых моделей — расчёта возврата на инвестиции (ROI), чистой приведённой стоимости (NPV) и внутренней нормы доходности (IRR). Вместе с тем следует учитывать предостережение, высказываемое в отношении оценки эффективности ИТ-проектов: даже на рационализированном уровне сохраняется опасность недоучёта «косвенных выгод», связанных с повышением управляемости или ускорением документооборота, поскольку такие эффекты трудно поддаются прямой денежной оценке.</w:t>
+      </w:r>
+    </w:p>
+    <w:p>
+      <w:r>
+        <w:t>Четвёртый, динамический уровень (в некоторых классификациях — «трансформационный» или «адаптивный»). Его достижение означает, что информационная архитектура предприятия обретает свойства гибкости и масштабируемости, позволяя оперативно реагировать на изменения внешней конъюнктуры. Здесь ИТ-решения становятся не просто обслуживающим звеном, а активным генератором новых бизнес-моделей. Характерным примером служат компании, практикующие выпуск цифровых продуктов на базе собственных платформ данных либо использующие предиктивную аналитику для вывода на рынок персонализированных услуг. На этом этапе традиционные финансовые показатели (даже такие мощные, как NPV или IRR) перестают быть достаточными, поскольку они не схватывают стратегическую гибкость и инновационный потенциал.</w:t>
+      </w:r>
+    </w:p>
+    <w:p>
+      <w:pPr>
+        <w:sectPr>
+          <w:pgSz w:w="11906" w:h="16838"/>
+          <w:pgMar w:top="1134" w:right="567" w:bottom="1134" w:left="1418" w:header="709" w:footer="200" w:gutter="0"/>
+          <w:cols w:space="708"/>
+          <w:docGrid w:linePitch="381"/>
+        </w:sectPr>
+      </w:pPr>
+    </w:p>
+    <w:p/>
+    <w:p>
+      <w:pPr>
+        <w:ind w:firstLine="0"/>
+      </w:pPr>
+      <w:r>
+        <w:t>В связи с этим экономический анализ дополняется инструментарием реальных опционов (</w:t>
+      </w:r>
+      <w:proofErr w:type="spellStart"/>
+      <w:r>
+        <w:t>real</w:t>
+      </w:r>
+      <w:proofErr w:type="spellEnd"/>
+      <w:r>
+        <w:t xml:space="preserve"> </w:t>
+      </w:r>
+      <w:proofErr w:type="spellStart"/>
+      <w:r>
+        <w:t>options</w:t>
+      </w:r>
+      <w:proofErr w:type="spellEnd"/>
+      <w:r>
+        <w:t xml:space="preserve"> </w:t>
+      </w:r>
+      <w:proofErr w:type="spellStart"/>
+      <w:r>
+        <w:t>valuation</w:t>
+      </w:r>
+      <w:proofErr w:type="spellEnd"/>
+      <w:r>
+        <w:t>), методами сбалансированной системы показателей (</w:t>
+      </w:r>
+      <w:proofErr w:type="spellStart"/>
+      <w:r>
+        <w:t>balanced</w:t>
+      </w:r>
+      <w:proofErr w:type="spellEnd"/>
+      <w:r>
+        <w:t xml:space="preserve"> </w:t>
+      </w:r>
+      <w:proofErr w:type="spellStart"/>
+      <w:r>
+        <w:t>scorecard</w:t>
+      </w:r>
+      <w:proofErr w:type="spellEnd"/>
+      <w:r>
+        <w:t>) и прочими многофакторными моделями, учитывающими неопределённость и нелинейность развития.</w:t>
+      </w:r>
+      <w:r>
+        <w:t xml:space="preserve"> </w:t>
+      </w:r>
+      <w:r>
+        <w:t>Изложенные выше различия между уровнями в части допустимости применения тех или иных расчётных инструментов могут быть систематизированы в виде следующей сводной таблицы (см. табл. 1).</w:t>
+      </w:r>
+    </w:p>
+    <w:p>
+      <w:pPr>
+        <w:sectPr>
+          <w:pgSz w:w="11906" w:h="16838"/>
+          <w:pgMar w:top="1134" w:right="567" w:bottom="1134" w:left="1418" w:header="709" w:footer="193" w:gutter="0"/>
           <w:cols w:space="708"/>
           <w:docGrid w:linePitch="381"/>
         </w:sectPr>
@@ -1929,6 +2031,7 @@
           </w:tcPr>
           <w:p>
             <w:pPr>
+              <w:spacing w:line="240" w:lineRule="auto"/>
               <w:ind w:firstLine="0"/>
               <w:jc w:val="center"/>
             </w:pPr>
@@ -1943,6 +2046,7 @@
           </w:tcPr>
           <w:p>
             <w:pPr>
+              <w:spacing w:line="240" w:lineRule="auto"/>
               <w:ind w:firstLine="0"/>
               <w:jc w:val="center"/>
             </w:pPr>
@@ -1957,6 +2061,7 @@
           </w:tcPr>
           <w:p>
             <w:pPr>
+              <w:spacing w:line="240" w:lineRule="auto"/>
               <w:ind w:firstLine="0"/>
               <w:jc w:val="center"/>
             </w:pPr>
@@ -1973,6 +2078,7 @@
           </w:tcPr>
           <w:p>
             <w:pPr>
+              <w:spacing w:line="240" w:lineRule="auto"/>
               <w:ind w:firstLine="0"/>
               <w:jc w:val="left"/>
             </w:pPr>
@@ -1987,6 +2093,7 @@
           </w:tcPr>
           <w:p>
             <w:pPr>
+              <w:spacing w:line="240" w:lineRule="auto"/>
               <w:ind w:firstLine="0"/>
               <w:jc w:val="left"/>
             </w:pPr>
@@ -1996,6 +2103,7 @@
           </w:p>
           <w:p>
             <w:pPr>
+              <w:spacing w:line="240" w:lineRule="auto"/>
               <w:ind w:firstLine="0"/>
               <w:jc w:val="left"/>
             </w:pPr>
@@ -2005,6 +2113,7 @@
           </w:p>
           <w:p>
             <w:pPr>
+              <w:spacing w:line="240" w:lineRule="auto"/>
               <w:ind w:firstLine="0"/>
               <w:jc w:val="left"/>
             </w:pPr>
@@ -2014,6 +2123,7 @@
           </w:p>
           <w:p>
             <w:pPr>
+              <w:spacing w:line="240" w:lineRule="auto"/>
               <w:ind w:firstLine="0"/>
               <w:jc w:val="left"/>
             </w:pPr>
@@ -2028,6 +2138,7 @@
           </w:tcPr>
           <w:p>
             <w:pPr>
+              <w:spacing w:line="240" w:lineRule="auto"/>
               <w:ind w:firstLine="0"/>
               <w:jc w:val="left"/>
             </w:pPr>
@@ -2045,6 +2156,7 @@
           </w:p>
           <w:p>
             <w:pPr>
+              <w:spacing w:line="240" w:lineRule="auto"/>
               <w:ind w:firstLine="0"/>
               <w:jc w:val="left"/>
             </w:pPr>
@@ -2054,6 +2166,7 @@
           </w:p>
           <w:p>
             <w:pPr>
+              <w:spacing w:line="240" w:lineRule="auto"/>
               <w:ind w:firstLine="0"/>
               <w:jc w:val="left"/>
             </w:pPr>
@@ -2063,6 +2176,7 @@
           </w:p>
           <w:p>
             <w:pPr>
+              <w:spacing w:line="240" w:lineRule="auto"/>
               <w:ind w:firstLine="0"/>
               <w:jc w:val="left"/>
             </w:pPr>
@@ -2072,6 +2186,7 @@
           </w:p>
           <w:p>
             <w:pPr>
+              <w:spacing w:line="240" w:lineRule="auto"/>
               <w:ind w:firstLine="0"/>
               <w:jc w:val="left"/>
             </w:pPr>
@@ -2081,6 +2196,7 @@
           </w:p>
           <w:p>
             <w:pPr>
+              <w:spacing w:line="240" w:lineRule="auto"/>
               <w:ind w:firstLine="0"/>
               <w:jc w:val="left"/>
             </w:pPr>
@@ -2097,6 +2213,7 @@
           </w:tcPr>
           <w:p>
             <w:pPr>
+              <w:spacing w:line="240" w:lineRule="auto"/>
               <w:ind w:firstLine="0"/>
               <w:jc w:val="left"/>
             </w:pPr>
@@ -2111,6 +2228,7 @@
           </w:tcPr>
           <w:p>
             <w:pPr>
+              <w:spacing w:line="240" w:lineRule="auto"/>
               <w:ind w:firstLine="0"/>
               <w:jc w:val="left"/>
             </w:pPr>
@@ -2120,6 +2238,7 @@
           </w:p>
           <w:p>
             <w:pPr>
+              <w:spacing w:line="240" w:lineRule="auto"/>
               <w:ind w:firstLine="0"/>
               <w:jc w:val="left"/>
             </w:pPr>
@@ -2129,6 +2248,7 @@
           </w:p>
           <w:p>
             <w:pPr>
+              <w:spacing w:line="240" w:lineRule="auto"/>
               <w:ind w:firstLine="0"/>
               <w:jc w:val="left"/>
             </w:pPr>
@@ -2138,6 +2258,7 @@
           </w:p>
           <w:p>
             <w:pPr>
+              <w:spacing w:line="240" w:lineRule="auto"/>
               <w:ind w:firstLine="0"/>
               <w:jc w:val="left"/>
             </w:pPr>
@@ -2152,6 +2273,7 @@
           </w:tcPr>
           <w:p>
             <w:pPr>
+              <w:spacing w:line="240" w:lineRule="auto"/>
               <w:ind w:firstLine="0"/>
               <w:jc w:val="left"/>
             </w:pPr>
@@ -2161,6 +2283,7 @@
           </w:p>
           <w:p>
             <w:pPr>
+              <w:spacing w:line="240" w:lineRule="auto"/>
               <w:ind w:firstLine="0"/>
               <w:jc w:val="left"/>
             </w:pPr>
@@ -2186,6 +2309,7 @@
           </w:p>
           <w:p>
             <w:pPr>
+              <w:spacing w:line="240" w:lineRule="auto"/>
               <w:ind w:firstLine="0"/>
               <w:jc w:val="left"/>
             </w:pPr>
@@ -2211,6 +2335,7 @@
           </w:p>
           <w:p>
             <w:pPr>
+              <w:spacing w:line="240" w:lineRule="auto"/>
               <w:ind w:firstLine="0"/>
               <w:jc w:val="left"/>
             </w:pPr>
@@ -2225,28 +2350,28 @@
       <w:pPr>
         <w:sectPr>
           <w:pgSz w:w="11906" w:h="16838"/>
-          <w:pgMar w:top="1134" w:right="567" w:bottom="1134" w:left="1418" w:header="709" w:footer="40" w:gutter="0"/>
+          <w:pgMar w:top="1134" w:right="567" w:bottom="1134" w:left="1418" w:header="709" w:footer="201" w:gutter="0"/>
           <w:cols w:space="708"/>
           <w:docGrid w:linePitch="381"/>
         </w:sectPr>
       </w:pPr>
     </w:p>
-    <w:p/>
     <w:tbl>
       <w:tblPr>
         <w:tblStyle w:val="af6"/>
-        <w:tblW w:w="0" w:type="auto"/>
+        <w:tblW w:w="5000" w:type="pct"/>
+        <w:tblLayout w:type="fixed"/>
         <w:tblLook w:val="04A0" w:firstRow="1" w:lastRow="0" w:firstColumn="1" w:lastColumn="0" w:noHBand="0" w:noVBand="1"/>
       </w:tblPr>
       <w:tblGrid>
-        <w:gridCol w:w="2934"/>
-        <w:gridCol w:w="3020"/>
-        <w:gridCol w:w="3967"/>
+        <w:gridCol w:w="2266"/>
+        <w:gridCol w:w="3405"/>
+        <w:gridCol w:w="4250"/>
       </w:tblGrid>
       <w:tr>
         <w:tc>
           <w:tcPr>
-            <w:tcW w:w="9921" w:type="dxa"/>
+            <w:tcW w:w="5000" w:type="pct"/>
             <w:gridSpan w:val="3"/>
             <w:tcBorders>
               <w:top w:val="nil"/>
@@ -2257,10 +2382,12 @@
           </w:tcPr>
           <w:p>
             <w:pPr>
+              <w:spacing w:line="240" w:lineRule="auto"/>
               <w:ind w:firstLine="0"/>
               <w:jc w:val="right"/>
             </w:pPr>
             <w:r>
+              <w:lastRenderedPageBreak/>
               <w:t>Продолжение таблицы 1</w:t>
             </w:r>
           </w:p>
@@ -2269,13 +2396,14 @@
       <w:tr>
         <w:tc>
           <w:tcPr>
-            <w:tcW w:w="2934" w:type="dxa"/>
+            <w:tcW w:w="1142" w:type="pct"/>
             <w:tcBorders>
               <w:top w:val="single" w:sz="4" w:space="0" w:color="auto"/>
             </w:tcBorders>
           </w:tcPr>
           <w:p>
             <w:pPr>
+              <w:spacing w:line="240" w:lineRule="auto"/>
               <w:ind w:firstLine="0"/>
               <w:jc w:val="center"/>
             </w:pPr>
@@ -2286,13 +2414,14 @@
         </w:tc>
         <w:tc>
           <w:tcPr>
-            <w:tcW w:w="3020" w:type="dxa"/>
+            <w:tcW w:w="1716" w:type="pct"/>
             <w:tcBorders>
               <w:top w:val="single" w:sz="4" w:space="0" w:color="auto"/>
             </w:tcBorders>
           </w:tcPr>
           <w:p>
             <w:pPr>
+              <w:spacing w:line="240" w:lineRule="auto"/>
               <w:ind w:firstLine="0"/>
               <w:jc w:val="center"/>
             </w:pPr>
@@ -2303,13 +2432,14 @@
         </w:tc>
         <w:tc>
           <w:tcPr>
-            <w:tcW w:w="3967" w:type="dxa"/>
+            <w:tcW w:w="2142" w:type="pct"/>
             <w:tcBorders>
               <w:top w:val="single" w:sz="4" w:space="0" w:color="auto"/>
             </w:tcBorders>
           </w:tcPr>
           <w:p>
             <w:pPr>
+              <w:spacing w:line="240" w:lineRule="auto"/>
               <w:ind w:firstLine="0"/>
               <w:jc w:val="center"/>
             </w:pPr>
@@ -2322,10 +2452,11 @@
       <w:tr>
         <w:tc>
           <w:tcPr>
-            <w:tcW w:w="2934" w:type="dxa"/>
+            <w:tcW w:w="1142" w:type="pct"/>
           </w:tcPr>
           <w:p>
             <w:pPr>
+              <w:spacing w:line="240" w:lineRule="auto"/>
               <w:ind w:firstLine="0"/>
               <w:jc w:val="left"/>
             </w:pPr>
@@ -2336,10 +2467,11 @@
         </w:tc>
         <w:tc>
           <w:tcPr>
-            <w:tcW w:w="3020" w:type="dxa"/>
+            <w:tcW w:w="1716" w:type="pct"/>
           </w:tcPr>
           <w:p>
             <w:pPr>
+              <w:spacing w:line="240" w:lineRule="auto"/>
               <w:ind w:firstLine="0"/>
               <w:jc w:val="left"/>
             </w:pPr>
@@ -2349,6 +2481,7 @@
           </w:p>
           <w:p>
             <w:pPr>
+              <w:spacing w:line="240" w:lineRule="auto"/>
               <w:ind w:firstLine="0"/>
               <w:jc w:val="left"/>
             </w:pPr>
@@ -2358,6 +2491,7 @@
           </w:p>
           <w:p>
             <w:pPr>
+              <w:spacing w:line="240" w:lineRule="auto"/>
               <w:ind w:firstLine="0"/>
               <w:jc w:val="left"/>
             </w:pPr>
@@ -2367,6 +2501,7 @@
           </w:p>
           <w:p>
             <w:pPr>
+              <w:spacing w:line="240" w:lineRule="auto"/>
               <w:ind w:firstLine="0"/>
               <w:jc w:val="left"/>
             </w:pPr>
@@ -2377,10 +2512,11 @@
         </w:tc>
         <w:tc>
           <w:tcPr>
-            <w:tcW w:w="3967" w:type="dxa"/>
+            <w:tcW w:w="2142" w:type="pct"/>
           </w:tcPr>
           <w:p>
             <w:pPr>
+              <w:spacing w:line="240" w:lineRule="auto"/>
               <w:ind w:firstLine="0"/>
               <w:jc w:val="left"/>
             </w:pPr>
@@ -2390,6 +2526,7 @@
           </w:p>
           <w:p>
             <w:pPr>
+              <w:spacing w:line="240" w:lineRule="auto"/>
               <w:ind w:firstLine="0"/>
               <w:jc w:val="left"/>
             </w:pPr>
@@ -2399,6 +2536,7 @@
           </w:p>
           <w:p>
             <w:pPr>
+              <w:spacing w:line="240" w:lineRule="auto"/>
               <w:ind w:firstLine="0"/>
               <w:jc w:val="left"/>
             </w:pPr>
@@ -2408,6 +2546,7 @@
           </w:p>
           <w:p>
             <w:pPr>
+              <w:spacing w:line="240" w:lineRule="auto"/>
               <w:ind w:firstLine="0"/>
               <w:jc w:val="left"/>
             </w:pPr>
@@ -2417,6 +2556,7 @@
           </w:p>
           <w:p>
             <w:pPr>
+              <w:spacing w:line="240" w:lineRule="auto"/>
               <w:ind w:firstLine="0"/>
               <w:jc w:val="left"/>
             </w:pPr>
@@ -2426,6 +2566,7 @@
           </w:p>
           <w:p>
             <w:pPr>
+              <w:spacing w:line="240" w:lineRule="auto"/>
               <w:ind w:firstLine="0"/>
               <w:jc w:val="left"/>
             </w:pPr>
@@ -2435,6 +2576,7 @@
           </w:p>
           <w:p>
             <w:pPr>
+              <w:spacing w:line="240" w:lineRule="auto"/>
               <w:ind w:firstLine="0"/>
               <w:jc w:val="left"/>
               <w:rPr>
@@ -2471,6 +2613,7 @@
           </w:p>
           <w:p>
             <w:pPr>
+              <w:spacing w:line="240" w:lineRule="auto"/>
               <w:ind w:firstLine="0"/>
               <w:jc w:val="left"/>
             </w:pPr>
@@ -2483,24 +2626,35 @@
       <w:tr>
         <w:tc>
           <w:tcPr>
-            <w:tcW w:w="2934" w:type="dxa"/>
+            <w:tcW w:w="1142" w:type="pct"/>
           </w:tcPr>
           <w:p>
             <w:pPr>
+              <w:spacing w:line="240" w:lineRule="auto"/>
               <w:ind w:firstLine="0"/>
               <w:jc w:val="left"/>
             </w:pPr>
             <w:r>
-              <w:t>Уровень 4. Динамический (трансформационный, адаптивный)</w:t>
+              <w:t>Уровень 4. Динамический</w:t>
+            </w:r>
+            <w:r>
+              <w:rPr>
+                <w:lang w:val="en-US"/>
+              </w:rPr>
+              <w:t xml:space="preserve"> </w:t>
+            </w:r>
+            <w:r>
+              <w:t>(трансформационный, адаптивный)</w:t>
             </w:r>
           </w:p>
         </w:tc>
         <w:tc>
           <w:tcPr>
-            <w:tcW w:w="3020" w:type="dxa"/>
+            <w:tcW w:w="1716" w:type="pct"/>
           </w:tcPr>
           <w:p>
             <w:pPr>
+              <w:spacing w:line="240" w:lineRule="auto"/>
               <w:ind w:firstLine="0"/>
               <w:jc w:val="left"/>
             </w:pPr>
@@ -2510,6 +2664,7 @@
           </w:p>
           <w:p>
             <w:pPr>
+              <w:spacing w:line="240" w:lineRule="auto"/>
               <w:ind w:firstLine="0"/>
               <w:jc w:val="left"/>
             </w:pPr>
@@ -2519,6 +2674,7 @@
           </w:p>
           <w:p>
             <w:pPr>
+              <w:spacing w:line="240" w:lineRule="auto"/>
               <w:ind w:firstLine="0"/>
               <w:jc w:val="left"/>
             </w:pPr>
@@ -2528,6 +2684,7 @@
           </w:p>
           <w:p>
             <w:pPr>
+              <w:spacing w:line="240" w:lineRule="auto"/>
               <w:ind w:firstLine="0"/>
               <w:jc w:val="left"/>
             </w:pPr>
@@ -2538,10 +2695,11 @@
         </w:tc>
         <w:tc>
           <w:tcPr>
-            <w:tcW w:w="3967" w:type="dxa"/>
+            <w:tcW w:w="2142" w:type="pct"/>
           </w:tcPr>
           <w:p>
             <w:pPr>
+              <w:spacing w:line="240" w:lineRule="auto"/>
               <w:ind w:firstLine="0"/>
               <w:jc w:val="left"/>
               <w:rPr>
@@ -2578,6 +2736,7 @@
           </w:p>
           <w:p>
             <w:pPr>
+              <w:spacing w:line="240" w:lineRule="auto"/>
               <w:ind w:firstLine="0"/>
               <w:jc w:val="left"/>
             </w:pPr>
@@ -2587,6 +2746,7 @@
           </w:p>
           <w:p>
             <w:pPr>
+              <w:spacing w:line="240" w:lineRule="auto"/>
               <w:ind w:firstLine="0"/>
               <w:jc w:val="left"/>
             </w:pPr>
@@ -2596,6 +2756,7 @@
           </w:p>
           <w:p>
             <w:pPr>
+              <w:spacing w:line="240" w:lineRule="auto"/>
               <w:ind w:firstLine="0"/>
               <w:jc w:val="left"/>
             </w:pPr>
@@ -2605,6 +2766,7 @@
           </w:p>
           <w:p>
             <w:pPr>
+              <w:spacing w:line="240" w:lineRule="auto"/>
               <w:ind w:firstLine="0"/>
               <w:jc w:val="left"/>
             </w:pPr>
@@ -2620,7 +2782,7 @@
       <w:pPr>
         <w:sectPr>
           <w:pgSz w:w="11906" w:h="16838"/>
-          <w:pgMar w:top="1134" w:right="567" w:bottom="1134" w:left="1418" w:header="709" w:footer="40" w:gutter="0"/>
+          <w:pgMar w:top="1134" w:right="567" w:bottom="1134" w:left="1418" w:header="709" w:footer="200" w:gutter="0"/>
           <w:cols w:space="708"/>
           <w:docGrid w:linePitch="381"/>
         </w:sectPr>
@@ -2629,49 +2791,68 @@
     <w:p>
       <w:pPr>
         <w:pStyle w:val="2"/>
+        <w:numPr>
+          <w:ilvl w:val="1"/>
+          <w:numId w:val="3"/>
+        </w:numPr>
       </w:pPr>
-      <w:bookmarkStart w:id="4" w:name="_Toc225708443"/>
+      <w:bookmarkStart w:id="4" w:name="_Toc225782807"/>
       <w:r>
         <w:lastRenderedPageBreak/>
-        <w:t>1.3. Специфика переходов и гибридные состояния</w:t>
+        <w:t>Специфика переходов и гибридные состояния</w:t>
       </w:r>
       <w:bookmarkEnd w:id="4"/>
     </w:p>
+    <w:p/>
     <w:p>
       <w:r>
         <w:t>Важно подчеркнуть, что в реальной хозяйственной практике описанные выше уровни редко встречаются в «чистом» виде. Значительно более распространённой ситуацией является сосуществование в рамках одного юридического лица подразделений, находящихся на разных стадиях зрелости. Например, бухгалтерская служба может давно перейти на автоматизированный учёт с централизованной базой данных (что соответствует как минимум второму, а то и третьему уровню), тогда как складское хозяйство продолжает опираться на бумажные носители и ручной ввод информации (что тянет общую оценку назад, к базовому уровню). Такое положение дел создаёт дополнительные сложности для аналитика, поскольку требует дробного, поэлементного подхода к оценке эффективности.</w:t>
-      </w:r>
-    </w:p>
-    <w:p>
-      <w:r>
-        <w:t>Кроме того, переход с одной ступени на последующую не является мгновенным и без затратным. Как следует из анализа практик внедрения крупных автоматизированных систем, каждая такая трансформация сопряжена с инвестициями в переобучение персонала, доработку регламентов и, зачастую, с временным снижением производительности из-за так называемого «эффекта обучающейся организации». Данное обстоятельство следует учитывать при интерпретации результатов экономических расчётов, особенно на коротких временных горизонтах.</w:t>
-      </w:r>
-    </w:p>
-    <w:p>
-      <w:pPr>
-        <w:pStyle w:val="2"/>
-      </w:pPr>
-      <w:bookmarkStart w:id="5" w:name="_Toc225708444"/>
-      <w:r>
-        <w:t>1.4. Резюмирующие замечания о значимости учёта уровня развития</w:t>
-      </w:r>
-      <w:bookmarkEnd w:id="5"/>
-    </w:p>
-    <w:p>
-      <w:r>
-        <w:t>Из изложенного выше становится очевидным, что игнорирование стадийности развития при проведении оценочных процедур способно привести к двум симметричным ошибкам. Первая, характерная для предприятий с низкой зрелостью, — это применение избыточно сложных моделей, требующих неподтверждённых прогнозных данных, что порождает иллюзию точности там, где в действительности царит высокая неопределённость. Вторая ошибка, напротив, свойственна организациям, достигшим высоких уровней: попытка оценивать стратегические ИТ-инициативы с помощью примитивных затратных методов, упускающих из виду долгосрочные выгоды от повышения адаптивности.</w:t>
-      </w:r>
-    </w:p>
-    <w:p>
-      <w:r>
-        <w:t>Таким образом, определение уровня зрелости выступает не просто формальной процедурой, а необходимым первым шагом, предопределяющим выбор адекватного инструментария. Не располагая достоверными сведениями о том, на каком эволюционном этапе находится хозяйствующий субъект, экономист-аналитик рискует либо «переоценить» проект, либо, напротив, отвергнуть его по причине кажущейся неэффективности, тогда как в действительности имеет место временной лаг между инвестициями и проявлением полезного эффекта.</w:t>
       </w:r>
     </w:p>
     <w:p>
       <w:pPr>
         <w:sectPr>
           <w:pgSz w:w="11906" w:h="16838"/>
-          <w:pgMar w:top="1134" w:right="567" w:bottom="1134" w:left="1418" w:header="709" w:footer="40" w:gutter="0"/>
+          <w:pgMar w:top="1134" w:right="567" w:bottom="1134" w:left="1418" w:header="709" w:footer="200" w:gutter="0"/>
+          <w:cols w:space="708"/>
+          <w:docGrid w:linePitch="381"/>
+        </w:sectPr>
+      </w:pPr>
+      <w:r>
+        <w:t>Кроме того, переход с одной ступени на последующую не является мгновенным и без затратным. Как следует из анализа практик внедрения крупных автоматизированных систем, каждая такая трансформация сопряжена с инвестициями в переобучение персонала, доработку регламентов и, зачастую, с временным снижением производительности из-за так называемого «эффекта обучающейся организации». Данное обстоятельство следует учитывать при интерпретации результатов экономических расчётов, особенно на коротких временных горизонтах.</w:t>
+      </w:r>
+    </w:p>
+    <w:p/>
+    <w:p>
+      <w:pPr>
+        <w:pStyle w:val="2"/>
+        <w:numPr>
+          <w:ilvl w:val="1"/>
+          <w:numId w:val="3"/>
+        </w:numPr>
+      </w:pPr>
+      <w:bookmarkStart w:id="5" w:name="_Toc225782808"/>
+      <w:r>
+        <w:t>Резюмирующие замечания о значимости учёта уровня развития</w:t>
+      </w:r>
+      <w:bookmarkEnd w:id="5"/>
+    </w:p>
+    <w:p/>
+    <w:p>
+      <w:r>
+        <w:t>Из изложенного выше становится очевидным, что игнорирование стадийности развития при проведении оценочных процедур способно привести к двум симметричным ошибкам. Первая, характерная для предприятий с низкой зрелостью, — это применение избыточно сложных моделей, требующих неподтверждённых прогнозных данных, что порождает иллюзию точности там, где в действительности царит высокая неопределённость. Вторая ошибка, напротив, свойственна организациям, достигшим высоких уровней: попытка оценивать стратегические ИТ-инициативы с помощью примитивных затратных методов, упускающих из виду долгосрочные выгоды от повышения адаптивности.</w:t>
+      </w:r>
+    </w:p>
+    <w:p>
+      <w:r>
+        <w:t>Таким образом, определение уровня зрелости выступает не просто формальной процедурой, а необходимым первым шагом, предопределяющим выбор адекватного инструментария. Не располагая достоверными сведениями о том, на каком эволюционном этапе находится хозяйствующий субъект, экономист-аналитик рискует либо «переоценить» проект, либо, напротив, отвергнуть его по причине кажущейся неэффективности, тогда как в действительности имеет место временной лаг между инвестициями и проявлением полезного эффекта.</w:t>
+      </w:r>
+    </w:p>
+    <w:p>
+      <w:pPr>
+        <w:sectPr>
+          <w:pgSz w:w="11906" w:h="16838"/>
+          <w:pgMar w:top="1134" w:right="567" w:bottom="1134" w:left="1418" w:header="709" w:footer="200" w:gutter="0"/>
           <w:cols w:space="708"/>
           <w:docGrid w:linePitch="381"/>
         </w:sectPr>
@@ -2689,7 +2870,7 @@
           <w:bCs/>
         </w:rPr>
       </w:pPr>
-      <w:bookmarkStart w:id="6" w:name="_Toc225708445"/>
+      <w:bookmarkStart w:id="6" w:name="_Toc225782809"/>
       <w:r>
         <w:rPr>
           <w:b/>
@@ -2704,45 +2885,132 @@
       <w:pPr>
         <w:pStyle w:val="2"/>
       </w:pPr>
-      <w:bookmarkStart w:id="7" w:name="_Toc225708446"/>
-      <w:r>
-        <w:t>2.1. Общая логика взаимозависимости</w:t>
+      <w:bookmarkStart w:id="7" w:name="_Toc225782810"/>
+      <w:r>
+        <w:t>2</w:t>
+      </w:r>
+      <w:r>
+        <w:t xml:space="preserve">. </w:t>
+      </w:r>
+      <w:r>
+        <w:t>1.</w:t>
+      </w:r>
+      <w:r>
+        <w:t xml:space="preserve"> </w:t>
+      </w:r>
+      <w:r>
+        <w:t>Общая логика взаимозависимости</w:t>
       </w:r>
       <w:bookmarkEnd w:id="7"/>
     </w:p>
+    <w:p/>
     <w:p>
       <w:r>
         <w:t>Из содержания предыдущего раздела вытекает принципиально важное следствие: уровень зрелости предприятия выступает не просто описательной характеристикой, но активным ограничителем, определяющим границы корректности использования тех или иных экономико-математических инструментов. Данный тезис нуждается в развёрнутом обосновании, поскольку в практической деятельности аналитиков нередко наблюдается стремление применить максимально сложные модели (например, дисконтирование денежных потоков) вне зависимости от реального состояния учётно-управленческой системы. Подобный методологический «гипертрофизм», как справедливо отмечается в исследованиях по оценке эффективности ИТ-проектов, способен породить иллюзию точности там, где исходные данные заведомо не обладают требуемой надёжностью.</w:t>
       </w:r>
     </w:p>
     <w:p>
+      <w:pPr>
+        <w:sectPr>
+          <w:pgSz w:w="11906" w:h="16838"/>
+          <w:pgMar w:top="1134" w:right="567" w:bottom="1134" w:left="1418" w:header="709" w:footer="200" w:gutter="0"/>
+          <w:cols w:space="708"/>
+          <w:docGrid w:linePitch="381"/>
+        </w:sectPr>
+      </w:pPr>
       <w:r>
         <w:t>Л</w:t>
       </w:r>
       <w:r>
         <w:t>огика взаимозависимости между эволюционным этапом и оценочным инструментарием может быть представлена следующим образом. На начальных стадиях развития (базовый и отчасти стандартизированный) предприятие, как правило, не располагает системами управленческого учёта, позволяющими достоверно выделить затраты, относящиеся к конкретной ИТ-услуге, не говоря уже о прогнозировании будущих выгод. Следовательно, любые расчётные процедуры, требующие детализированных временных рядов (чистая приведённая стоимость, внутренняя норма доходности), будут опираться на умозрительные допущения, что делает их результаты уязвимыми для критики. Напротив, по мере перехода к рационализированному и динамическому уровням появляется возможность не только агрегировать ретроспективные данные, но и строить достаточно обоснованные прогнозы, что открывает доступ к полноценному финансовому моделированию.</w:t>
+      </w:r>
+    </w:p>
+    <w:p/>
+    <w:p>
+      <w:pPr>
+        <w:pStyle w:val="2"/>
+      </w:pPr>
+      <w:bookmarkStart w:id="8" w:name="_Toc225782811"/>
+      <w:r>
+        <w:t>2.2. Ситуация на низких уровнях</w:t>
+      </w:r>
+      <w:bookmarkEnd w:id="8"/>
+    </w:p>
+    <w:p/>
+    <w:p>
+      <w:r>
+        <w:t>Для организаций, пребывающих на первом (базовом) уровне, характерным является фрагментарный учёт ресурсов, направляемых на автоматизацию. В подобных условиях попытка вычислить показатель возврата на инвестиции (ROI) или тем более чистой приведённой стоимости (NPV) сталкивается с непреодолимыми препятствиями методологического характера. Во-первых, отсутствует возможность ретроспективного анализа, поскольку первичные документы, фиксирующие затраты на приобретение, внедрение и обслуживание вычислительной техники, могут быть утрачены либо никогда не существовали в систематизированной форме. Во-вторых, прогнозирование будущих поступлений от внедрения ИТ-решения наталкивается на высокую неопределённость, обусловленную нестабильностью самих бизнес-процессов.</w:t>
+      </w:r>
+    </w:p>
+    <w:p>
+      <w:r>
+        <w:t>В связи с этим единственным практически реализуемым подходом становится затратное оценивание (</w:t>
+      </w:r>
+      <w:proofErr w:type="spellStart"/>
+      <w:r>
+        <w:t>cost-based</w:t>
+      </w:r>
+      <w:proofErr w:type="spellEnd"/>
+      <w:r>
+        <w:t xml:space="preserve"> </w:t>
+      </w:r>
+      <w:proofErr w:type="spellStart"/>
+      <w:r>
+        <w:t>evaluation</w:t>
+      </w:r>
+      <w:proofErr w:type="spellEnd"/>
+      <w:r>
+        <w:t>). Его суть сводится к исчислению прямых издержек, сопровождающих создание или приобретение информационной системы. Как показано в методических указаниях по технико-экономическому обоснованию программных продуктов, такими издержками могут выступать: стоимость оборудования, затраты на приобретение лицензий, оплата труда привлечённых специалистов по инсталляции и настройке, а также текущие эксплуатационные расходы (электроэнергия, расходные материалы). При этом вопрос о том, окупаются ли эти вложения за счёт повышения эффективности основной деятельности, остаётся, строго говоря, открытым, поскольку измерить соответствующий эффект в денежной форме не представляется возможным.</w:t>
+      </w:r>
+    </w:p>
+    <w:p>
+      <w:pPr>
+        <w:sectPr>
+          <w:pgSz w:w="11906" w:h="16838"/>
+          <w:pgMar w:top="1134" w:right="567" w:bottom="1134" w:left="1418" w:header="709" w:footer="200" w:gutter="0"/>
+          <w:cols w:space="708"/>
+          <w:docGrid w:linePitch="381"/>
+        </w:sectPr>
+      </w:pPr>
+    </w:p>
+    <w:p/>
+    <w:p>
+      <w:r>
+        <w:t>Обращает на себя внимание и то обстоятельство, что на базовом уровне затруднён даже расчёт совокупной стоимости владения (TCO) в её классическом понимании, поскольку данная модель требует агрегации данных из множества источников (бухгалтерия, отдел снабжения, служба эксплуатации). В отсутствие корпоративной информационной системы, объединяющей эти подразделения, аналитик вынужден довольствоваться приблизительными оценками, что существенно снижает ценность получаемых результатов.</w:t>
       </w:r>
     </w:p>
     <w:p>
       <w:pPr>
         <w:pStyle w:val="2"/>
       </w:pPr>
-      <w:bookmarkStart w:id="8" w:name="_Toc225708447"/>
-      <w:r>
-        <w:t>2.2. Ситуация на низких уровнях</w:t>
-      </w:r>
-      <w:bookmarkEnd w:id="8"/>
+      <w:bookmarkStart w:id="9" w:name="_Toc225782812"/>
+      <w:r>
+        <w:t>2.3.</w:t>
+      </w:r>
+      <w:r>
+        <w:t xml:space="preserve"> </w:t>
+      </w:r>
+      <w:r>
+        <w:t>Переход к стандартизированному уровню</w:t>
+      </w:r>
+      <w:bookmarkEnd w:id="9"/>
+    </w:p>
+    <w:p/>
+    <w:p>
+      <w:r>
+        <w:t>При достижении предприятием второго уровня (стандартизированного) спектр допустимых оценочных процедур заметно расширяется. Главным приобретением становится возможность относительно достоверного исчисления совокупной стоимости владения (TCO). Данный показатель, аккумулирующий как прямые, так и некоторые категории косвенных издержек на протяжении всего жизненного цикла информационной системы, даёт руководству представление о том, во что реально обходится содержание вычислительной инфраструктуры.</w:t>
+      </w:r>
     </w:p>
     <w:p>
       <w:r>
-        <w:t>Для организаций, пребывающих на первом (базовом) уровне, характерным является фрагментарный учёт ресурсов, направляемых на автоматизацию. В подобных условиях попытка вычислить показатель возврата на инвестиции (ROI) или тем более чистой приведённой стоимости (NPV) сталкивается с непреодолимыми препятствиями методологического характера. Во-первых, отсутствует возможность ретроспективного анализа, поскольку первичные документы, фиксирующие затраты на приобретение, внедрение и обслуживание вычислительной техники, могут быть утрачены либо никогда не существовали в систематизированной форме. Во-вторых, прогнозирование будущих поступлений от внедрения ИТ-решения наталкивается на высокую неопределённость, обусловленную нестабильностью самих бизнес-процессов.</w:t>
+        <w:t>Вместе с тем, как подчёркивается в литературе, посвящённой экономике информационного бизнеса, TCO сам по себе не отвечает на вопрос об эффективности вложений, поскольку соизмерение затрат с получаемыми выгодами остаётся за рамками этой модели. На стандартизированном уровне начинают появляться отдельные элементы управленческого учёта, позволяющие в первом приближении оценить выгоды от автоматизации — например, сокращение времени на обработку документов, уменьшение числа ошибок при ручном вводе, ускорение доступа к отчётным данным. Однако такие оценки носят, как правило, натуральный или временной характер (часы, количество операций) и требуют последующего перевода в денежное выражение с помощью экспертных коэффициентов, что вносит элемент субъективности.</w:t>
       </w:r>
     </w:p>
     <w:p>
       <w:pPr>
         <w:sectPr>
           <w:pgSz w:w="11906" w:h="16838"/>
-          <w:pgMar w:top="1134" w:right="567" w:bottom="1134" w:left="1418" w:header="709" w:footer="40" w:gutter="0"/>
+          <w:pgMar w:top="1134" w:right="567" w:bottom="1134" w:left="1418" w:header="709" w:footer="200" w:gutter="0"/>
           <w:cols w:space="708"/>
           <w:docGrid w:linePitch="381"/>
         </w:sectPr>
@@ -2751,11 +3019,11 @@
     <w:p>
       <w:r>
         <w:lastRenderedPageBreak/>
-        <w:t>В связи с этим единственным практически реализуемым подходом становится затратное оценивание (</w:t>
+        <w:t>Таким образом, для второго уровня характерен смешанный подход, сочетающий затратные методы с элементарными процедурами оценки полезности (</w:t>
       </w:r>
       <w:proofErr w:type="spellStart"/>
       <w:r>
-        <w:t>cost-based</w:t>
+        <w:t>cost-utility</w:t>
       </w:r>
       <w:proofErr w:type="spellEnd"/>
       <w:r>
@@ -2763,220 +3031,165 @@
       </w:r>
       <w:proofErr w:type="spellStart"/>
       <w:r>
-        <w:t>evaluation</w:t>
+        <w:t>analysis</w:t>
       </w:r>
       <w:proofErr w:type="spellEnd"/>
       <w:r>
-        <w:t>). Его суть сводится к исчислению прямых издержек, сопровождающих создание или приобретение информационной системы. Как показано в методических указаниях по технико-экономическому обоснованию программных продуктов, такими издержками могут выступать: стоимость оборудования, затраты на приобретение лицензий, оплата труда привлечённых специалистов по инсталляции и настройке, а также текущие эксплуатационные расходы (электроэнергия, расходные материалы). При этом вопрос о том, окупаются ли эти вложения за счёт повышения эффективности основной деятельности, остаётся, строго говоря, открытым, поскольку измерить соответствующий эффект в денежной форме не представляется возможным.</w:t>
-      </w:r>
-    </w:p>
-    <w:p>
-      <w:r>
-        <w:t>Обращает на себя внимание и то обстоятельство, что на базовом уровне затруднён даже расчёт совокупной стоимости владения (TCO) в её классическом понимании, поскольку данная модель требует агрегации данных из множества источников (бухгалтерия, отдел снабжения, служба эксплуатации). В отсутствие корпоративной информационной системы, объединяющей эти подразделения, аналитик вынужден довольствоваться приблизительными оценками, что существенно снижает ценность получаемых результатов.</w:t>
+        <w:t>). При этом сложные дисконтированные модели по-прежнему остаются за пределами допустимого, поскольку временной горизонт прогнозирования не может быть продлён более чем на один-два года в силу сохраняющейся нестабильности бизнес-процессов.</w:t>
       </w:r>
     </w:p>
     <w:p>
       <w:pPr>
         <w:pStyle w:val="2"/>
       </w:pPr>
-      <w:bookmarkStart w:id="9" w:name="_Toc225708448"/>
-      <w:r>
-        <w:t>2.3. Переход к стандартизированному уровню</w:t>
-      </w:r>
-      <w:bookmarkEnd w:id="9"/>
+      <w:bookmarkStart w:id="10" w:name="_Toc225782813"/>
+      <w:r>
+        <w:t>2.4. Рационализированный уровень</w:t>
+      </w:r>
+      <w:bookmarkEnd w:id="10"/>
+    </w:p>
+    <w:p/>
+    <w:p>
+      <w:r>
+        <w:t>Переход к третьему уровню знаменует собой качественный сдвиг. Как следует из анализа практики внедрения автоматизированных систем на транспорте и в промышленности, именно на этой стадии предприятие обзаводится необходимыми предпосылками для применения стандартных инвестиционных критериев: чистой приведённой стоимости (NPV), внутренней нормы доходности (IRR), дисконтированного срока окупаемости (DPP) и индекса рентабельности (PI).</w:t>
+      </w:r>
     </w:p>
     <w:p>
       <w:r>
-        <w:t>При достижении предприятием второго уровня (стандартизированного) спектр допустимых оценочных процедур заметно расширяется. Главным приобретением становится возможность относительно достоверного исчисления совокупной стоимости владения (TCO). Данный показатель, аккумулирующий как прямые, так и некоторые категории косвенных издержек на протяжении всего жизненного цикла информационной системы, даёт руководству представление о том, во что реально обходится содержание вычислительной инфраструктуры.</w:t>
-      </w:r>
-    </w:p>
-    <w:p>
-      <w:r>
-        <w:t>Вместе с тем, как подчёркивается в литературе, посвящённой экономике информационного бизнеса, TCO сам по себе не отвечает на вопрос об эффективности вложений, поскольку соизмерение затрат с получаемыми выгодами остаётся за рамками этой модели. На стандартизированном уровне начинают появляться отдельные элементы управленческого учёта, позволяющие в первом приближении оценить выгоды от автоматизации — например, сокращение времени на обработку документов, уменьшение числа ошибок при ручном вводе, ускорение доступа к отчётным данным. Однако такие оценки носят, как правило, натуральный или временной характер (часы, количество операций) и требуют последующего перевода в денежное выражение с помощью экспертных коэффициентов, что вносит элемент субъективности.</w:t>
+        <w:t>Что же меняется? Во-первых, появляется формализованная система бюджетирования, интегрированная с модулями управленческого учёта. Это позволяет собирать достоверные данные о фактических затратах на ИТ в разрезе проектов и подразделений. Во-вторых, внедрение систем класса ERP и BI-решений даёт возможность накапливать статистику о производительности труда, оборачиваемости запасов, скорости прохождения заказов — то есть о тех операционных метриках, которые чувствительны к внедрению или модернизации информационных систем. В-третьих, накопленный опыт реализации предшествующих проектов формирует базу для построения реалистичных прогнозов денежных потоков.</w:t>
       </w:r>
     </w:p>
     <w:p>
       <w:pPr>
         <w:sectPr>
           <w:pgSz w:w="11906" w:h="16838"/>
-          <w:pgMar w:top="1134" w:right="567" w:bottom="1134" w:left="1418" w:header="709" w:footer="40" w:gutter="0"/>
+          <w:pgMar w:top="1134" w:right="567" w:bottom="1134" w:left="1418" w:header="709" w:footer="200" w:gutter="0"/>
           <w:cols w:space="708"/>
           <w:docGrid w:linePitch="381"/>
         </w:sectPr>
       </w:pPr>
+      <w:r>
+        <w:t>Примечательно, что в исследовании мажорных факторов оценки эффективности ИТ-проектов, проведённом группой авторов, среди ключевых условий успешности применения NPV и IRR называются именно «наличие корпоративных информационных систем управления проектами» и «формализованные методы контроля».</w:t>
+      </w:r>
     </w:p>
     <w:p>
+      <w:pPr>
+        <w:ind w:firstLine="0"/>
+      </w:pPr>
       <w:r>
         <w:lastRenderedPageBreak/>
-        <w:t>Таким образом, для второго уровня характерен смешанный подход, сочетающий затратные методы с элементарными процедурами оценки полезности (</w:t>
-      </w:r>
-      <w:proofErr w:type="spellStart"/>
-      <w:r>
-        <w:t>cost-utility</w:t>
-      </w:r>
-      <w:proofErr w:type="spellEnd"/>
-      <w:r>
-        <w:t xml:space="preserve"> </w:t>
-      </w:r>
-      <w:proofErr w:type="spellStart"/>
-      <w:r>
-        <w:t>analysis</w:t>
-      </w:r>
-      <w:proofErr w:type="spellEnd"/>
-      <w:r>
-        <w:t>). При этом сложные дисконтированные модели по-прежнему остаются за пределами допустимого, поскольку временной горизонт прогнозирования не может быть продлён более чем на один-два года в силу сохраняющейся нестабильности бизнес-процессов.</w:t>
+        <w:t>Данные факторы коррелируют с достижением организацией как минимум рационализированного уровня зрелости, поскольку требуют институционализированных процедур сбора, верификации и агрегации данных.</w:t>
+      </w:r>
+    </w:p>
+    <w:p>
+      <w:r>
+        <w:t>Вместе с тем и на этом этапе сохраняются ограничения. Прежде всего, они касаются оценки так называемых косвенных выгод — эффектов, не имеющих непосредственного денежного выражения, но влияющих на долгосрочную конкурентоспособность. Повышение качества управленческих решений, рост удовлетворённости клиентов, снижение рисков, связанных с человеческим фактором, — все эти составляющие с трудом поддаются прямой капитализации, хотя их вклад в итоговую стоимость бизнеса может быть весьма существенным. На рационализированном уровне такие эффекты, как правило, либо игнорируются, что ведёт к занижению расчётной эффективности, либо оцениваются экспертно, что привносит элемент субъективизма.</w:t>
       </w:r>
     </w:p>
     <w:p>
       <w:pPr>
         <w:pStyle w:val="2"/>
       </w:pPr>
-      <w:bookmarkStart w:id="10" w:name="_Toc225708449"/>
-      <w:r>
-        <w:t>2.4. Рационализированный уровень</w:t>
-      </w:r>
-      <w:bookmarkEnd w:id="10"/>
+      <w:bookmarkStart w:id="11" w:name="_Toc225782814"/>
+      <w:r>
+        <w:t>2.5. Динамический уровень</w:t>
+      </w:r>
+      <w:bookmarkEnd w:id="11"/>
     </w:p>
+    <w:p/>
     <w:p>
       <w:r>
-        <w:t>Переход к третьему уровню знаменует собой качественный сдвиг. Как следует из анализа практики внедрения автоматизированных систем на транспорте и в промышленности, именно на этой стадии предприятие обзаводится необходимыми предпосылками для применения стандартных инвестиционных критериев: чистой приведённой стоимости (NPV), внутренней нормы доходности (IRR), дисконтированного срока окупаемости (DPP) и индекса рентабельности (PI).</w:t>
-      </w:r>
-    </w:p>
-    <w:p>
-      <w:r>
-        <w:t>Что же меняется? Во-первых, появляется формализованная система бюджетирования, интегрированная с модулями управленческого учёта. Это позволяет собирать достоверные данные о фактических затратах на ИТ в разрезе проектов и подразделений. Во-вторых, внедрение систем класса ERP и BI-решений даёт возможность накапливать статистику о производительности труда, оборачиваемости запасов, скорости прохождения заказов — то есть о тех операционных метриках, которые чувствительны к внедрению или модернизации информационных систем. В-третьих, накопленный опыт реализации предшествующих проектов формирует базу для построения реалистичных прогнозов денежных потоков.</w:t>
-      </w:r>
-    </w:p>
-    <w:p>
-      <w:r>
-        <w:t>Примечательно, что в исследовании мажорных факторов оценки эффективности ИТ-проектов, проведённом группой авторов, среди ключевых условий успешности применения NPV и IRR называются именно «наличие корпоративных информационных систем управления проектами» и «формализованные методы контроля». Данные факторы коррелируют с достижением организацией как минимум рационализированного уровня зрелости, поскольку требуют институционализированных процедур сбора, верификации и агрегации данных.</w:t>
-      </w:r>
-    </w:p>
-    <w:p>
-      <w:r>
-        <w:t>Вместе с тем и на этом этапе сохраняются ограничения. Прежде всего, они касаются оценки так называемых косвенных выгод — эффектов, не имеющих непосредственного денежного выражения, но влияющих на долгосрочную конкурентоспособность. Повышение качества управленческих решений, рост удовлетворённости клиентов, снижение рисков, связанных с человеческим фактором, — все эти составляющие с трудом поддаются прямой капитализации, хотя их вклад в итоговую стоимость бизнеса может быть весьма существенным. На рационализированном уровне такие эффекты, как правило, либо игнорируются, что ведёт к занижению расчётной эффективности, либо оцениваются экспертно, что привносит элемент субъективизма.</w:t>
+        <w:t>Достижение четвёртого, динамического уровня, сопровождающееся интеграцией информационных технологий в стратегическое ядро бизнеса, ставит перед аналитиками новую проблему: традиционные финансовые показатели перестают быть достаточными для обоснования инвестиционных решений. Ситуация парадоксальна: чем более зрелым становится предприятие, тем менее адекватными оказываются классические методы оценки.</w:t>
       </w:r>
     </w:p>
     <w:p>
       <w:pPr>
         <w:sectPr>
           <w:pgSz w:w="11906" w:h="16838"/>
-          <w:pgMar w:top="1134" w:right="567" w:bottom="1134" w:left="1418" w:header="709" w:footer="40" w:gutter="0"/>
+          <w:pgMar w:top="1134" w:right="567" w:bottom="1134" w:left="1418" w:header="709" w:footer="200" w:gutter="0"/>
           <w:cols w:space="708"/>
           <w:docGrid w:linePitch="381"/>
         </w:sectPr>
       </w:pPr>
+      <w:r>
+        <w:t>Объяснение данного феномена заключается в характере ИТ-инициатив, характерных для динамического уровня. Речь идёт уже не об автоматизации учёта или оптимизации логистики, а о создании принципиально новых цифровых продуктов, платформ, экосистем.</w:t>
+      </w:r>
+    </w:p>
+    <w:p>
+      <w:pPr>
+        <w:ind w:firstLine="0"/>
+      </w:pPr>
+      <w:r>
+        <w:lastRenderedPageBreak/>
+        <w:t>Инвестиции в такие проекты обладают свойствами, плохо согласующимися с допущениями моделей дисконтирования: они характеризуются высокой неопределённостью будущих денежных потоков, возможностью многократного изменения направления развития («поворотов»), а также наличием стратегической гибкости, которая не может быть адекватно оценена в рамках однопериодных моделей.</w:t>
+      </w:r>
+    </w:p>
+    <w:p>
+      <w:r>
+        <w:t>В связи с этим на динамическом уровне приоритет приобретают метод реальных опционов (</w:t>
+      </w:r>
+      <w:proofErr w:type="spellStart"/>
+      <w:r>
+        <w:t>real</w:t>
+      </w:r>
+      <w:proofErr w:type="spellEnd"/>
+      <w:r>
+        <w:t xml:space="preserve"> </w:t>
+      </w:r>
+      <w:proofErr w:type="spellStart"/>
+      <w:r>
+        <w:t>options</w:t>
+      </w:r>
+      <w:proofErr w:type="spellEnd"/>
+      <w:r>
+        <w:t xml:space="preserve"> </w:t>
+      </w:r>
+      <w:proofErr w:type="spellStart"/>
+      <w:r>
+        <w:t>valuation</w:t>
+      </w:r>
+      <w:proofErr w:type="spellEnd"/>
+      <w:r>
+        <w:t>) и сбалансированная система показателей (</w:t>
+      </w:r>
+      <w:proofErr w:type="spellStart"/>
+      <w:r>
+        <w:t>Balanced</w:t>
+      </w:r>
+      <w:proofErr w:type="spellEnd"/>
+      <w:r>
+        <w:t xml:space="preserve"> </w:t>
+      </w:r>
+      <w:proofErr w:type="spellStart"/>
+      <w:r>
+        <w:t>Scorecard</w:t>
+      </w:r>
+      <w:proofErr w:type="spellEnd"/>
+      <w:r>
+        <w:t>). Первый подход позволяет оценить «ценность ожидания» и «ценность возможности выбора», что особенно важно для инновационных ИТ-проектов. Второй подход дополняет финансовые метрики показателями, характеризующими клиентскую лояльность, эффективность внутренних процессов и потенциал развития. Как отмечается в учебных материалах по информационному менеджменту, именно на высших уровнях зрелости ИТ-подразделение перестаёт быть центром затрат и становится полноценным партнёром бизнеса, а его вклад измеряется не только сэкономленными средствами, но и созданной стоимостью.</w:t>
+      </w:r>
     </w:p>
     <w:p>
       <w:pPr>
         <w:pStyle w:val="2"/>
       </w:pPr>
-      <w:bookmarkStart w:id="11" w:name="_Toc225708450"/>
-      <w:r>
-        <w:lastRenderedPageBreak/>
-        <w:t>2.5. Динамический уровень</w:t>
-      </w:r>
-      <w:bookmarkEnd w:id="11"/>
-    </w:p>
-    <w:p>
-      <w:r>
-        <w:t>Достижение четвёртого, динамического уровня, сопровождающееся интеграцией информационных технологий в стратегическое ядро бизнеса, ставит перед аналитиками новую проблему: традиционные финансовые показатели перестают быть достаточными для обоснования инвестиционных решений. Ситуация парадоксальна: чем более зрелым становится предприятие, тем менее адекватными оказываются классические методы оценки.</w:t>
-      </w:r>
-    </w:p>
-    <w:p>
-      <w:r>
-        <w:t>Объяснение данного феномена заключается в характере ИТ-инициатив, характерных для динамического уровня. Речь идёт уже не об автоматизации учёта или оптимизации логистики, а о создании принципиально новых цифровых продуктов, платформ, экосистем. Инвестиции в такие проекты обладают свойствами, плохо согласующимися с допущениями моделей дисконтирования: они характеризуются высокой неопределённостью будущих денежных потоков, возможностью многократного изменения направления развития («поворотов»), а также наличием стратегической гибкости, которая не может быть адекватно оценена в рамках однопериодных моделей.</w:t>
-      </w:r>
-    </w:p>
-    <w:p>
-      <w:r>
-        <w:t>В связи с этим на динамическом уровне приоритет приобретают метод реальных опционов (</w:t>
-      </w:r>
-      <w:proofErr w:type="spellStart"/>
-      <w:r>
-        <w:t>real</w:t>
-      </w:r>
-      <w:proofErr w:type="spellEnd"/>
-      <w:r>
-        <w:t xml:space="preserve"> </w:t>
-      </w:r>
-      <w:proofErr w:type="spellStart"/>
-      <w:r>
-        <w:t>options</w:t>
-      </w:r>
-      <w:proofErr w:type="spellEnd"/>
-      <w:r>
-        <w:t xml:space="preserve"> </w:t>
-      </w:r>
-      <w:proofErr w:type="spellStart"/>
-      <w:r>
-        <w:t>valuation</w:t>
-      </w:r>
-      <w:proofErr w:type="spellEnd"/>
-      <w:r>
-        <w:t>) и сбалансированная система показателей (</w:t>
-      </w:r>
-      <w:proofErr w:type="spellStart"/>
-      <w:r>
-        <w:t>Balanced</w:t>
-      </w:r>
-      <w:proofErr w:type="spellEnd"/>
-      <w:r>
-        <w:t xml:space="preserve"> </w:t>
-      </w:r>
-      <w:proofErr w:type="spellStart"/>
-      <w:r>
-        <w:t>Scorecard</w:t>
-      </w:r>
-      <w:proofErr w:type="spellEnd"/>
-      <w:r>
-        <w:t>). Первый подход позволяет оценить «ценность ожидания» и «ценность возможности выбора», что особенно важно для инновационных ИТ-проектов. Второй подход дополняет финансовые метрики показателями, характеризующими клиентскую лояльность, эффективность внутренних процессов и потенциал развития. Как отмечается в учебных материалах по информационному менеджменту, именно на высших уровнях зрелости ИТ-подразделение перестаёт быть центром затрат и становится полноценным партнёром бизнеса, а его вклад измеряется не только сэкономленными средствами, но и созданной стоимостью.</w:t>
-      </w:r>
-    </w:p>
-    <w:p>
-      <w:pPr>
-        <w:pStyle w:val="2"/>
-      </w:pPr>
-      <w:bookmarkStart w:id="12" w:name="_Toc225708451"/>
+      <w:bookmarkStart w:id="12" w:name="_Toc225782815"/>
       <w:r>
         <w:t>2.6. Сравнительный анализ допустимости методов по уровням</w:t>
       </w:r>
       <w:bookmarkEnd w:id="12"/>
     </w:p>
+    <w:p/>
     <w:p>
       <w:r>
-        <w:t>Для наглядного представления изложенных закономерностей целесообразно свести воедино границы применимости основных оценочных процедур в зависимости от стадии развития предприятия. В таблице 2 представлено обобщение, основанное на анализе источников [</w:t>
-      </w:r>
-      <w:r>
-        <w:t>1</w:t>
-      </w:r>
-      <w:r>
-        <w:t xml:space="preserve">; </w:t>
-      </w:r>
-      <w:r>
-        <w:rPr>
-          <w:lang w:val="en-US"/>
-        </w:rPr>
-        <w:t>2</w:t>
-      </w:r>
-      <w:r>
-        <w:t xml:space="preserve">; </w:t>
-      </w:r>
-      <w:r>
-        <w:rPr>
-          <w:lang w:val="en-US"/>
-        </w:rPr>
-        <w:t>7</w:t>
-      </w:r>
-      <w:r>
-        <w:t>;].</w:t>
+        <w:t>Для наглядного представления изложенных закономерностей целесообразно свести воедино границы применимости основных оценочных процедур в зависимости от стадии развития предприятия. В таблице 2 представлено обобщение.</w:t>
       </w:r>
     </w:p>
     <w:p>
       <w:pPr>
         <w:sectPr>
           <w:pgSz w:w="11906" w:h="16838"/>
-          <w:pgMar w:top="1134" w:right="567" w:bottom="1134" w:left="1418" w:header="709" w:footer="40" w:gutter="0"/>
+          <w:pgMar w:top="1134" w:right="567" w:bottom="1134" w:left="1418" w:header="709" w:footer="200" w:gutter="0"/>
           <w:cols w:space="708"/>
           <w:docGrid w:linePitch="381"/>
         </w:sectPr>
@@ -3009,6 +3222,7 @@
           </w:tcPr>
           <w:p>
             <w:pPr>
+              <w:spacing w:line="240" w:lineRule="auto"/>
               <w:ind w:firstLine="0"/>
               <w:jc w:val="center"/>
             </w:pPr>
@@ -3023,6 +3237,7 @@
           </w:tcPr>
           <w:p>
             <w:pPr>
+              <w:spacing w:line="240" w:lineRule="auto"/>
               <w:ind w:firstLine="0"/>
               <w:jc w:val="center"/>
             </w:pPr>
@@ -3037,6 +3252,7 @@
           </w:tcPr>
           <w:p>
             <w:pPr>
+              <w:spacing w:line="240" w:lineRule="auto"/>
               <w:ind w:firstLine="0"/>
               <w:jc w:val="center"/>
             </w:pPr>
@@ -3059,6 +3275,7 @@
           </w:tcPr>
           <w:p>
             <w:pPr>
+              <w:spacing w:line="240" w:lineRule="auto"/>
               <w:ind w:firstLine="0"/>
               <w:jc w:val="center"/>
             </w:pPr>
@@ -3081,6 +3298,7 @@
           </w:tcPr>
           <w:p>
             <w:pPr>
+              <w:spacing w:line="240" w:lineRule="auto"/>
               <w:ind w:firstLine="0"/>
               <w:jc w:val="center"/>
             </w:pPr>
@@ -3097,6 +3315,7 @@
           </w:tcPr>
           <w:p>
             <w:pPr>
+              <w:spacing w:line="240" w:lineRule="auto"/>
               <w:ind w:firstLine="0"/>
               <w:jc w:val="left"/>
             </w:pPr>
@@ -3111,6 +3330,7 @@
           </w:tcPr>
           <w:p>
             <w:pPr>
+              <w:spacing w:line="240" w:lineRule="auto"/>
               <w:ind w:firstLine="0"/>
               <w:jc w:val="left"/>
             </w:pPr>
@@ -3125,6 +3345,7 @@
           </w:tcPr>
           <w:p>
             <w:pPr>
+              <w:spacing w:line="240" w:lineRule="auto"/>
               <w:ind w:firstLine="0"/>
               <w:jc w:val="left"/>
             </w:pPr>
@@ -3139,6 +3360,7 @@
           </w:tcPr>
           <w:p>
             <w:pPr>
+              <w:spacing w:line="240" w:lineRule="auto"/>
               <w:ind w:firstLine="0"/>
               <w:jc w:val="left"/>
             </w:pPr>
@@ -3153,6 +3375,7 @@
           </w:tcPr>
           <w:p>
             <w:pPr>
+              <w:spacing w:line="240" w:lineRule="auto"/>
               <w:ind w:firstLine="0"/>
               <w:jc w:val="left"/>
             </w:pPr>
@@ -3169,6 +3392,7 @@
           </w:tcPr>
           <w:p>
             <w:pPr>
+              <w:spacing w:line="240" w:lineRule="auto"/>
               <w:ind w:firstLine="0"/>
               <w:jc w:val="left"/>
             </w:pPr>
@@ -3183,6 +3407,7 @@
           </w:tcPr>
           <w:p>
             <w:pPr>
+              <w:spacing w:line="240" w:lineRule="auto"/>
               <w:ind w:firstLine="0"/>
               <w:jc w:val="left"/>
             </w:pPr>
@@ -3197,6 +3422,7 @@
           </w:tcPr>
           <w:p>
             <w:pPr>
+              <w:spacing w:line="240" w:lineRule="auto"/>
               <w:ind w:firstLine="0"/>
               <w:jc w:val="left"/>
             </w:pPr>
@@ -3211,6 +3437,7 @@
           </w:tcPr>
           <w:p>
             <w:pPr>
+              <w:spacing w:line="240" w:lineRule="auto"/>
               <w:ind w:firstLine="0"/>
               <w:jc w:val="left"/>
             </w:pPr>
@@ -3225,6 +3452,7 @@
           </w:tcPr>
           <w:p>
             <w:pPr>
+              <w:spacing w:line="240" w:lineRule="auto"/>
               <w:ind w:firstLine="0"/>
               <w:jc w:val="left"/>
             </w:pPr>
@@ -3241,6 +3469,7 @@
           </w:tcPr>
           <w:p>
             <w:pPr>
+              <w:spacing w:line="240" w:lineRule="auto"/>
               <w:ind w:firstLine="0"/>
               <w:jc w:val="left"/>
             </w:pPr>
@@ -3255,6 +3484,7 @@
           </w:tcPr>
           <w:p>
             <w:pPr>
+              <w:spacing w:line="240" w:lineRule="auto"/>
               <w:ind w:firstLine="0"/>
               <w:jc w:val="left"/>
             </w:pPr>
@@ -3269,6 +3499,7 @@
           </w:tcPr>
           <w:p>
             <w:pPr>
+              <w:spacing w:line="240" w:lineRule="auto"/>
               <w:ind w:firstLine="0"/>
               <w:jc w:val="left"/>
             </w:pPr>
@@ -3283,6 +3514,7 @@
           </w:tcPr>
           <w:p>
             <w:pPr>
+              <w:spacing w:line="240" w:lineRule="auto"/>
               <w:ind w:firstLine="0"/>
               <w:jc w:val="left"/>
             </w:pPr>
@@ -3297,6 +3529,7 @@
           </w:tcPr>
           <w:p>
             <w:pPr>
+              <w:spacing w:line="240" w:lineRule="auto"/>
               <w:ind w:firstLine="0"/>
               <w:jc w:val="left"/>
             </w:pPr>
@@ -3313,6 +3546,7 @@
           </w:tcPr>
           <w:p>
             <w:pPr>
+              <w:spacing w:line="240" w:lineRule="auto"/>
               <w:ind w:firstLine="0"/>
               <w:jc w:val="left"/>
             </w:pPr>
@@ -3327,6 +3561,7 @@
           </w:tcPr>
           <w:p>
             <w:pPr>
+              <w:spacing w:line="240" w:lineRule="auto"/>
               <w:ind w:firstLine="0"/>
               <w:jc w:val="left"/>
             </w:pPr>
@@ -3341,6 +3576,7 @@
           </w:tcPr>
           <w:p>
             <w:pPr>
+              <w:spacing w:line="240" w:lineRule="auto"/>
               <w:ind w:firstLine="0"/>
               <w:jc w:val="left"/>
             </w:pPr>
@@ -3355,6 +3591,7 @@
           </w:tcPr>
           <w:p>
             <w:pPr>
+              <w:spacing w:line="240" w:lineRule="auto"/>
               <w:ind w:firstLine="0"/>
               <w:jc w:val="left"/>
             </w:pPr>
@@ -3369,6 +3606,7 @@
           </w:tcPr>
           <w:p>
             <w:pPr>
+              <w:spacing w:line="240" w:lineRule="auto"/>
               <w:ind w:firstLine="0"/>
               <w:jc w:val="left"/>
             </w:pPr>
@@ -3385,6 +3623,7 @@
           </w:tcPr>
           <w:p>
             <w:pPr>
+              <w:spacing w:line="240" w:lineRule="auto"/>
               <w:ind w:firstLine="0"/>
               <w:jc w:val="left"/>
             </w:pPr>
@@ -3399,6 +3638,7 @@
           </w:tcPr>
           <w:p>
             <w:pPr>
+              <w:spacing w:line="240" w:lineRule="auto"/>
               <w:ind w:firstLine="0"/>
               <w:jc w:val="left"/>
             </w:pPr>
@@ -3413,6 +3653,7 @@
           </w:tcPr>
           <w:p>
             <w:pPr>
+              <w:spacing w:line="240" w:lineRule="auto"/>
               <w:ind w:firstLine="0"/>
               <w:jc w:val="left"/>
             </w:pPr>
@@ -3427,6 +3668,7 @@
           </w:tcPr>
           <w:p>
             <w:pPr>
+              <w:spacing w:line="240" w:lineRule="auto"/>
               <w:ind w:firstLine="0"/>
               <w:jc w:val="left"/>
             </w:pPr>
@@ -3441,6 +3683,7 @@
           </w:tcPr>
           <w:p>
             <w:pPr>
+              <w:spacing w:line="240" w:lineRule="auto"/>
               <w:ind w:firstLine="0"/>
               <w:jc w:val="left"/>
             </w:pPr>
@@ -3457,6 +3700,7 @@
           </w:tcPr>
           <w:p>
             <w:pPr>
+              <w:spacing w:line="240" w:lineRule="auto"/>
               <w:ind w:firstLine="0"/>
               <w:jc w:val="left"/>
             </w:pPr>
@@ -3471,6 +3715,7 @@
           </w:tcPr>
           <w:p>
             <w:pPr>
+              <w:spacing w:line="240" w:lineRule="auto"/>
               <w:ind w:firstLine="0"/>
               <w:jc w:val="left"/>
             </w:pPr>
@@ -3485,6 +3730,7 @@
           </w:tcPr>
           <w:p>
             <w:pPr>
+              <w:spacing w:line="240" w:lineRule="auto"/>
               <w:ind w:firstLine="0"/>
               <w:jc w:val="left"/>
             </w:pPr>
@@ -3499,6 +3745,7 @@
           </w:tcPr>
           <w:p>
             <w:pPr>
+              <w:spacing w:line="240" w:lineRule="auto"/>
               <w:ind w:firstLine="0"/>
               <w:jc w:val="left"/>
             </w:pPr>
@@ -3513,6 +3760,7 @@
           </w:tcPr>
           <w:p>
             <w:pPr>
+              <w:spacing w:line="240" w:lineRule="auto"/>
               <w:ind w:firstLine="0"/>
               <w:jc w:val="left"/>
             </w:pPr>
@@ -3529,6 +3777,7 @@
           </w:tcPr>
           <w:p>
             <w:pPr>
+              <w:spacing w:line="240" w:lineRule="auto"/>
               <w:ind w:firstLine="0"/>
               <w:jc w:val="left"/>
             </w:pPr>
@@ -3543,6 +3792,7 @@
           </w:tcPr>
           <w:p>
             <w:pPr>
+              <w:spacing w:line="240" w:lineRule="auto"/>
               <w:ind w:firstLine="0"/>
               <w:jc w:val="left"/>
             </w:pPr>
@@ -3557,6 +3807,7 @@
           </w:tcPr>
           <w:p>
             <w:pPr>
+              <w:spacing w:line="240" w:lineRule="auto"/>
               <w:ind w:firstLine="0"/>
               <w:jc w:val="left"/>
             </w:pPr>
@@ -3571,6 +3822,7 @@
           </w:tcPr>
           <w:p>
             <w:pPr>
+              <w:spacing w:line="240" w:lineRule="auto"/>
               <w:ind w:firstLine="0"/>
               <w:jc w:val="left"/>
             </w:pPr>
@@ -3585,6 +3837,7 @@
           </w:tcPr>
           <w:p>
             <w:pPr>
+              <w:spacing w:line="240" w:lineRule="auto"/>
               <w:ind w:firstLine="0"/>
               <w:jc w:val="left"/>
             </w:pPr>
@@ -3601,6 +3854,7 @@
           </w:tcPr>
           <w:p>
             <w:pPr>
+              <w:spacing w:line="240" w:lineRule="auto"/>
               <w:ind w:firstLine="0"/>
               <w:jc w:val="left"/>
             </w:pPr>
@@ -3615,6 +3869,7 @@
           </w:tcPr>
           <w:p>
             <w:pPr>
+              <w:spacing w:line="240" w:lineRule="auto"/>
               <w:ind w:firstLine="0"/>
               <w:jc w:val="left"/>
             </w:pPr>
@@ -3629,6 +3884,7 @@
           </w:tcPr>
           <w:p>
             <w:pPr>
+              <w:spacing w:line="240" w:lineRule="auto"/>
               <w:ind w:firstLine="0"/>
               <w:jc w:val="left"/>
             </w:pPr>
@@ -3643,6 +3899,7 @@
           </w:tcPr>
           <w:p>
             <w:pPr>
+              <w:spacing w:line="240" w:lineRule="auto"/>
               <w:ind w:firstLine="0"/>
               <w:jc w:val="left"/>
             </w:pPr>
@@ -3657,6 +3914,7 @@
           </w:tcPr>
           <w:p>
             <w:pPr>
+              <w:spacing w:line="240" w:lineRule="auto"/>
               <w:ind w:firstLine="0"/>
               <w:jc w:val="left"/>
             </w:pPr>
@@ -3673,6 +3931,7 @@
           </w:tcPr>
           <w:p>
             <w:pPr>
+              <w:spacing w:line="240" w:lineRule="auto"/>
               <w:ind w:firstLine="0"/>
               <w:jc w:val="left"/>
             </w:pPr>
@@ -3687,6 +3946,7 @@
           </w:tcPr>
           <w:p>
             <w:pPr>
+              <w:spacing w:line="240" w:lineRule="auto"/>
               <w:ind w:firstLine="0"/>
               <w:jc w:val="left"/>
             </w:pPr>
@@ -3701,6 +3961,7 @@
           </w:tcPr>
           <w:p>
             <w:pPr>
+              <w:spacing w:line="240" w:lineRule="auto"/>
               <w:ind w:firstLine="0"/>
               <w:jc w:val="left"/>
             </w:pPr>
@@ -3715,6 +3976,7 @@
           </w:tcPr>
           <w:p>
             <w:pPr>
+              <w:spacing w:line="240" w:lineRule="auto"/>
               <w:ind w:firstLine="0"/>
               <w:jc w:val="left"/>
             </w:pPr>
@@ -3729,6 +3991,7 @@
           </w:tcPr>
           <w:p>
             <w:pPr>
+              <w:spacing w:line="240" w:lineRule="auto"/>
               <w:ind w:firstLine="0"/>
               <w:jc w:val="left"/>
             </w:pPr>
@@ -3749,7 +4012,7 @@
       <w:pPr>
         <w:sectPr>
           <w:pgSz w:w="11906" w:h="16838"/>
-          <w:pgMar w:top="1134" w:right="567" w:bottom="1134" w:left="1418" w:header="709" w:footer="40" w:gutter="0"/>
+          <w:pgMar w:top="1134" w:right="567" w:bottom="1134" w:left="1418" w:header="709" w:footer="200" w:gutter="0"/>
           <w:cols w:space="708"/>
           <w:docGrid w:linePitch="381"/>
         </w:sectPr>
@@ -3759,13 +4022,14 @@
       <w:pPr>
         <w:pStyle w:val="2"/>
       </w:pPr>
-      <w:bookmarkStart w:id="13" w:name="_Toc225708452"/>
+      <w:bookmarkStart w:id="13" w:name="_Toc225782816"/>
       <w:r>
         <w:lastRenderedPageBreak/>
         <w:t>2.7. Методологические последствия для аналитика</w:t>
       </w:r>
       <w:bookmarkEnd w:id="13"/>
     </w:p>
+    <w:p/>
     <w:p>
       <w:r>
         <w:t>Из проведённого анализа вытекает несколько важных следствий, которые следует учитывать при организации оценочной деятельности на предприятиях с разной степенью зрелости.</w:t>
@@ -3779,33 +4043,43 @@
     <w:p>
       <w:r>
         <w:t>Во-вторых, переход с одного уровня на следующий требует пересмотра оценочного инструментария. То, что было адекватно на предыдущей стадии, становится недостаточным на последующей. Например, предприятие, достигшее рационализированного уровня, но продолжающее оценивать ИТ-проекты исключительно по показателю TCO, рискует упустить возможности, связанные со стратегическими инвестициями.</w:t>
-      </w:r>
-    </w:p>
-    <w:p>
-      <w:r>
-        <w:t>В-третьих, гибридные состояния (сосуществование подразделений на разных уровнях) диктуют необходимость дифференцированного подхода. В такой ситуации аналитик должен для каждого значимого ИТ-проекта определять, к какой части бизнеса он относится, и применять соответствующий этой части оценочный аппарат. Попытки использовать единую методологию для разнородных сегментов чреваты искажениями.</w:t>
-      </w:r>
-    </w:p>
-    <w:p>
-      <w:pPr>
-        <w:pStyle w:val="2"/>
-      </w:pPr>
-      <w:bookmarkStart w:id="14" w:name="_Toc225708453"/>
-      <w:r>
-        <w:t>2.8. Резюме</w:t>
-      </w:r>
-      <w:bookmarkEnd w:id="14"/>
-    </w:p>
-    <w:p>
-      <w:r>
-        <w:t>Таким образом, уровень зрелости предприятия выступает не факультативной, а системообразующей характеристикой, предопределяющей сам принцип построения оценочных процедур. Игнорирование данного фактора ведёт к двум симметричным рискам: на низких уровнях — к применению избыточно сложных моделей, дающих ложную видимость точности; на высоких — к использованию примитивных затратных методов, не способных уловить стратегическую ценность информационных технологий. Задача аналитика, следовательно, состоит не в безусловном овладении максимальным арсеналом средств, а в выборе того инструмента, который адекватен реальному состоянию управленческой и учётной системы предприятия.</w:t>
       </w:r>
     </w:p>
     <w:p>
       <w:pPr>
         <w:sectPr>
           <w:pgSz w:w="11906" w:h="16838"/>
-          <w:pgMar w:top="1134" w:right="567" w:bottom="1134" w:left="1418" w:header="709" w:footer="40" w:gutter="0"/>
+          <w:pgMar w:top="1134" w:right="567" w:bottom="1134" w:left="1418" w:header="709" w:footer="200" w:gutter="0"/>
+          <w:cols w:space="708"/>
+          <w:docGrid w:linePitch="381"/>
+        </w:sectPr>
+      </w:pPr>
+      <w:r>
+        <w:t>В-третьих, гибридные состояния (сосуществование подразделений на разных уровнях) диктуют необходимость дифференцированного подхода. В такой ситуации аналитик должен для каждого значимого ИТ-проекта определять, к какой части бизнеса он относится, и применять соответствующий этой части оценочный аппарат. Попытки использовать единую методологию для разнородных сегментов чреваты искажениями.</w:t>
+      </w:r>
+    </w:p>
+    <w:p/>
+    <w:p>
+      <w:pPr>
+        <w:pStyle w:val="2"/>
+      </w:pPr>
+      <w:bookmarkStart w:id="14" w:name="_Toc225782817"/>
+      <w:r>
+        <w:t>2.8. Резюме</w:t>
+      </w:r>
+      <w:bookmarkEnd w:id="14"/>
+    </w:p>
+    <w:p/>
+    <w:p>
+      <w:r>
+        <w:t>Таким образом, уровень зрелости предприятия выступает не факультативной, а системообразующей характеристикой, предопределяющей сам принцип построения оценочных процедур. Игнорирование данного фактора ведёт к двум симметричным рискам: на низких уровнях — к применению избыточно сложных моделей, дающих ложную видимость точности; на высоких — к использованию примитивных затратных методов, не способных уловить стратегическую ценность информационных технологий. Задача аналитика, следовательно, состоит не в безусловном овладении максимальным арсеналом средств, а в выборе того инструмента, который адекватен реальному состоянию управленческой и учётной системы предприятия.</w:t>
+      </w:r>
+    </w:p>
+    <w:p>
+      <w:pPr>
+        <w:sectPr>
+          <w:pgSz w:w="11906" w:h="16838"/>
+          <w:pgMar w:top="1134" w:right="567" w:bottom="1134" w:left="1418" w:header="709" w:footer="200" w:gutter="0"/>
           <w:cols w:space="708"/>
           <w:docGrid w:linePitch="381"/>
         </w:sectPr>
@@ -3819,7 +4093,7 @@
           <w:bCs/>
         </w:rPr>
       </w:pPr>
-      <w:bookmarkStart w:id="15" w:name="_Toc225708454"/>
+      <w:bookmarkStart w:id="15" w:name="_Toc225782818"/>
       <w:r>
         <w:rPr>
           <w:b/>
@@ -3857,20 +4131,10 @@
       </w:r>
     </w:p>
     <w:p>
-      <w:r>
-        <w:t>Обращает на себя внимание нетривиальное обстоятельство, выявленное в ходе анализа: дальнейшее восхождение к динамическому уровню зрелости, сопровождающееся интеграцией информационных технологий в стратегическое ядро бизнеса, парадоксальным образом снижает адекватность традиционных финансовых моделей. Инвестиции в цифровые платформы, экосистемные проекты и инновационные продукты обладают свойствами, плохо согласующимися с допущениями дисконтирования (высокая неопределённость, множественность траекторий развития, наличие стратегической гибкости). В связи с этим на высших стадиях приоритет приобретают методы реальных опционов и сбалансированной системы показателей, дополняющие, а в ряде случаев и замещающие классический инвестиционный анализ.</w:t>
-      </w:r>
-    </w:p>
-    <w:p>
-      <w:r>
-        <w:t>Эмпирический кейс Госкорпорации «Росатом» наглядно иллюстрирует как негативные последствия пребывания значительной части дочерних обществ на низких уровнях зрелости (невозможность сопоставимой оценки ИТ-проектов), так и позитивные эффекты от целенаправленной программы повышения уровня (высвобождение ресурсов в объёме порядка 19,7 млрд рублей, появление возможности корректного применения NPV и IRR).</w:t>
-      </w:r>
-    </w:p>
-    <w:p>
       <w:pPr>
         <w:sectPr>
           <w:pgSz w:w="11906" w:h="16838"/>
-          <w:pgMar w:top="1134" w:right="567" w:bottom="1134" w:left="1418" w:header="709" w:footer="40" w:gutter="0"/>
+          <w:pgMar w:top="1134" w:right="567" w:bottom="1134" w:left="1418" w:header="709" w:footer="200" w:gutter="0"/>
           <w:cols w:space="708"/>
           <w:docGrid w:linePitch="381"/>
         </w:sectPr>
@@ -3879,6 +4143,27 @@
     <w:p/>
     <w:p>
       <w:r>
+        <w:t>Обращает на себя внимание нетривиальное обстоятельство, выявленное в ходе анализа: дальнейшее восхождение к динамическому уровню зрелости, сопровождающееся интеграцией информационных технологий в стратегическое ядро бизнеса, парадоксальным образом снижает адекватность традиционных финансовых моделей. Инвестиции в цифровые платформы, экосистемные проекты и инновационные продукты обладают свойствами, плохо согласующимися с допущениями дисконтирования (высокая неопределённость, множественность траекторий развития, наличие стратегической гибкости). В связи с этим на высших стадиях приоритет приобретают методы реальных опционов и сбалансированной системы показателей, дополняющие, а в ряде случаев и замещающие классический инвестиционный анализ.</w:t>
+      </w:r>
+    </w:p>
+    <w:p>
+      <w:r>
+        <w:t>Эмпирический кейс Госкорпорации «Росатом» наглядно иллюстрирует как негативные последствия пребывания значительной части дочерних обществ на низких уровнях зрелости (невозможность сопоставимой оценки ИТ-проектов), так и позитивные эффекты от целенаправленной программы повышения уровня (высвобождение ресурсов в объёме порядка 19,7 млрд рублей, появление возможности корректного применения NPV и IRR).</w:t>
+      </w:r>
+    </w:p>
+    <w:p>
+      <w:pPr>
+        <w:sectPr>
+          <w:pgSz w:w="11906" w:h="16838"/>
+          <w:pgMar w:top="1134" w:right="567" w:bottom="1134" w:left="1418" w:header="709" w:footer="200" w:gutter="0"/>
+          <w:cols w:space="708"/>
+          <w:docGrid w:linePitch="381"/>
+        </w:sectPr>
+      </w:pPr>
+    </w:p>
+    <w:p/>
+    <w:p>
+      <w:r>
         <w:t>Из проведённого исследования вытекает несколько практически значимых следствий. Во-первых, </w:t>
       </w:r>
       <w:r>
@@ -3921,7 +4206,7 @@
       <w:pPr>
         <w:sectPr>
           <w:pgSz w:w="11906" w:h="16838"/>
-          <w:pgMar w:top="1134" w:right="567" w:bottom="1134" w:left="1418" w:header="709" w:footer="40" w:gutter="0"/>
+          <w:pgMar w:top="1134" w:right="567" w:bottom="1134" w:left="1418" w:header="709" w:footer="200" w:gutter="0"/>
           <w:cols w:space="708"/>
           <w:docGrid w:linePitch="381"/>
         </w:sectPr>
@@ -3935,7 +4220,7 @@
           <w:bCs/>
         </w:rPr>
       </w:pPr>
-      <w:bookmarkStart w:id="16" w:name="_Toc225708455"/>
+      <w:bookmarkStart w:id="16" w:name="_Toc225782819"/>
       <w:r>
         <w:rPr>
           <w:b/>
@@ -3955,10 +4240,39 @@
         </w:numPr>
       </w:pPr>
       <w:r>
-        <w:t>Мустакаева Е.А. Практикум по информационным технологиям в экономике и менеджменте на транспорте: Учебное пособие. — СПб.: Издательско-полиграфическая ассоциация высших учебных заведений, 2023. — 106 с</w:t>
-      </w:r>
-      <w:r>
-        <w:t>.</w:t>
+        <w:t>Аквазба Е.О., Медведев П.С. РОЛЬ МОТИВАЦИОННОЙ ПОЛИТИКИ ОБРАЗОВАТЕЛЬНОЙ ОРГАНИЗАЦИИ В СОЗДАНИИ КОНКУРЕНТНОЙ СРЕДЫ // Современные проблемы науки и образования. 2015. № 2-2.;</w:t>
+      </w:r>
+      <w:r>
+        <w:br/>
+        <w:t>URL: </w:t>
+      </w:r>
+      <w:hyperlink r:id="rId15" w:history="1">
+        <w:r>
+          <w:rPr>
+            <w:rStyle w:val="af8"/>
+          </w:rPr>
+          <w:t>https://science-education.ru/ru/article/view?id=23226</w:t>
+        </w:r>
+      </w:hyperlink>
+      <w:r>
+        <w:t xml:space="preserve"> (дата обращения: 29.03.2026). </w:t>
+      </w:r>
+    </w:p>
+    <w:p>
+      <w:pPr>
+        <w:numPr>
+          <w:ilvl w:val="0"/>
+          <w:numId w:val="4"/>
+        </w:numPr>
+      </w:pPr>
+      <w:r>
+        <w:t xml:space="preserve">Астафьева С.А., Демин С.А., Ошурков В.А., Волков А.Ф. Выявление мажорных факторов для оценки эффективности ИТ-проектов. – С. </w:t>
+      </w:r>
+      <w:r>
+        <w:t>1</w:t>
+      </w:r>
+      <w:r>
+        <w:t>5.</w:t>
       </w:r>
     </w:p>
     <w:p>
@@ -3993,109 +4307,10 @@
         </w:numPr>
       </w:pPr>
       <w:r>
-        <w:t>Шабалтина Л.В. Классификация методов оценки цифровой зрелости // Открытая научная библиотека «КиберЛенинка». – URL: </w:t>
-      </w:r>
-      <w:hyperlink r:id="rId15" w:tgtFrame="_blank" w:history="1">
-        <w:r>
-          <w:rPr>
-            <w:rStyle w:val="af8"/>
-          </w:rPr>
-          <w:t>https://cyberleninka.ru/ar</w:t>
-        </w:r>
-        <w:r>
-          <w:rPr>
-            <w:rStyle w:val="af8"/>
-          </w:rPr>
-          <w:t>t</w:t>
-        </w:r>
-        <w:r>
-          <w:rPr>
-            <w:rStyle w:val="af8"/>
-          </w:rPr>
-          <w:t>icl</w:t>
-        </w:r>
-        <w:r>
-          <w:rPr>
-            <w:rStyle w:val="af8"/>
-          </w:rPr>
-          <w:t>e</w:t>
-        </w:r>
-        <w:r>
-          <w:rPr>
-            <w:rStyle w:val="af8"/>
-          </w:rPr>
-          <w:t>/n/klassifikatsiya-metodov-otsenki-tsifrovoy-zrelosti</w:t>
-        </w:r>
-      </w:hyperlink>
-      <w:r>
-        <w:t xml:space="preserve"> – С. </w:t>
-      </w:r>
-      <w:r>
-        <w:t>24</w:t>
+        <w:t>Мустакаева Е.А. Практикум по информационным технологиям в экономике и менеджменте на транспорте: Учебное пособие. — СПб.: Издательско-полиграфическая ассоциация высших учебных заведений, 2023. — 106 с</w:t>
       </w:r>
       <w:r>
         <w:t>.</w:t>
-      </w:r>
-    </w:p>
-    <w:p>
-      <w:pPr>
-        <w:numPr>
-          <w:ilvl w:val="0"/>
-          <w:numId w:val="4"/>
-        </w:numPr>
-      </w:pPr>
-      <w:r>
-        <w:t>Аквазба Е.О., Медведев П.С. РОЛЬ МОТИВАЦИОННОЙ ПОЛИТИКИ ОБРАЗОВАТЕЛЬНОЙ ОРГАНИЗАЦИИ В СОЗДАНИИ КОНКУРЕНТНОЙ СРЕДЫ // Современные проблемы науки и образования. 2015. № 2-2</w:t>
-      </w:r>
-      <w:r>
-        <w:t>.;</w:t>
-      </w:r>
-      <w:r>
-        <w:br/>
-        <w:t>URL: </w:t>
-      </w:r>
-      <w:hyperlink r:id="rId16" w:history="1">
-        <w:r>
-          <w:rPr>
-            <w:rStyle w:val="af8"/>
-          </w:rPr>
-          <w:t>https://science-education.ru/ru/art</w:t>
-        </w:r>
-        <w:r>
-          <w:rPr>
-            <w:rStyle w:val="af8"/>
-          </w:rPr>
-          <w:t>i</w:t>
-        </w:r>
-        <w:r>
-          <w:rPr>
-            <w:rStyle w:val="af8"/>
-          </w:rPr>
-          <w:t>cle/view?id=23226</w:t>
-        </w:r>
-      </w:hyperlink>
-      <w:r>
-        <w:t> (дата обращения: 29.03.2026).</w:t>
-      </w:r>
-      <w:r>
-        <w:t xml:space="preserve"> </w:t>
-      </w:r>
-    </w:p>
-    <w:p>
-      <w:pPr>
-        <w:numPr>
-          <w:ilvl w:val="0"/>
-          <w:numId w:val="4"/>
-        </w:numPr>
-      </w:pPr>
-      <w:r>
-        <w:t xml:space="preserve">Астафьева С.А., Демин С.А., Ошурков В.А., Волков А.Ф. Выявление мажорных факторов для оценки эффективности ИТ-проектов. – С. </w:t>
-      </w:r>
-      <w:r>
-        <w:t>1</w:t>
-      </w:r>
-      <w:r>
-        <w:t>5.</w:t>
       </w:r>
     </w:p>
     <w:p>
@@ -4107,10 +4322,7 @@
         </w:numPr>
       </w:pPr>
       <w:r>
-        <w:t>Фомин В. И. Ф 76 Экономика информационного бизнеса и ин формационных систем: учебное пособие. — СПб.: Издательство Санкт-Петербургского университета управления и экономики, 2014. — 248 с</w:t>
-      </w:r>
-      <w:r>
-        <w:t>.</w:t>
+        <w:t>С.В. Воробьев Теория и практика информационного менеджмента: учебное пособие. – Елец: Елецкий государственный университет им. И.А. Бунина, 2019. – 88 с.</w:t>
       </w:r>
     </w:p>
     <w:p>
@@ -4122,12 +4334,40 @@
         </w:numPr>
       </w:pPr>
       <w:r>
-        <w:t>С.В. Воробьев Теория и практика информационного менеджмента: учебное пособие. – Елец: Елецкий государственный университет им. И.А. Бунина, 2019. – 88 с.</w:t>
+        <w:t>Фомин В. И. Ф 76 Экономика информационного бизнеса и ин формационных систем: учебное пособие. — СПб.: Издательство Санкт-Петербургского университета управления и экономики, 2014. — 248 с.</w:t>
+      </w:r>
+    </w:p>
+    <w:p>
+      <w:pPr>
+        <w:numPr>
+          <w:ilvl w:val="0"/>
+          <w:numId w:val="4"/>
+        </w:numPr>
+      </w:pPr>
+      <w:r>
+        <w:t>Шабалтина Л.В. Классификация методов оценки цифровой зрелости // Открытая научная библиотека «КиберЛенинка». – URL: </w:t>
+      </w:r>
+      <w:hyperlink r:id="rId16" w:tgtFrame="_blank" w:history="1">
+        <w:r>
+          <w:rPr>
+            <w:rStyle w:val="af8"/>
+          </w:rPr>
+          <w:t>https://cyberleninka.ru/article/n/klassifikatsiya-metodov-otsenki-tsifrovoy-zrelosti</w:t>
+        </w:r>
+      </w:hyperlink>
+      <w:r>
+        <w:t xml:space="preserve"> – С. </w:t>
+      </w:r>
+      <w:r>
+        <w:t>24</w:t>
+      </w:r>
+      <w:r>
+        <w:t>.</w:t>
       </w:r>
     </w:p>
     <w:sectPr>
       <w:pgSz w:w="11906" w:h="16838"/>
-      <w:pgMar w:top="1134" w:right="567" w:bottom="1134" w:left="1418" w:header="709" w:footer="40" w:gutter="0"/>
+      <w:pgMar w:top="1134" w:right="567" w:bottom="1134" w:left="1418" w:header="709" w:footer="200" w:gutter="0"/>
       <w:cols w:space="708"/>
       <w:docGrid w:linePitch="381"/>
     </w:sectPr>
@@ -4168,7 +4408,7 @@
 <w:ftr xmlns:wpc="http://schemas.microsoft.com/office/word/2010/wordprocessingCanvas" xmlns:cx="http://schemas.microsoft.com/office/drawing/2014/chartex" xmlns:cx1="http://schemas.microsoft.com/office/drawing/2015/9/8/chartex" xmlns:cx2="http://schemas.microsoft.com/office/drawing/2015/10/21/chartex" xmlns:cx3="http://schemas.microsoft.com/office/drawing/2016/5/9/chartex" xmlns:cx4="http://schemas.microsoft.com/office/drawing/2016/5/10/chartex" xmlns:cx5="http://schemas.microsoft.com/office/drawing/2016/5/11/chartex" xmlns:cx6="http://schemas.microsoft.com/office/drawing/2016/5/12/chartex" xmlns:cx7="http://schemas.microsoft.com/office/drawing/2016/5/13/chartex" xmlns:cx8="http://schemas.microsoft.com/office/drawing/2016/5/14/chartex" xmlns:mc="http://schemas.openxmlformats.org/markup-compatibility/2006" xmlns:aink="http://schemas.microsoft.com/office/drawing/2016/ink" xmlns:am3d="http://schemas.microsoft.com/office/drawing/2017/model3d" xmlns:o="urn:schemas-microsoft-com:office:office" xmlns:oel="http://schemas.microsoft.com/office/2019/extlst" xmlns:r="http://schemas.openxmlformats.org/officeDocument/2006/relationships" xmlns:m="http://schemas.openxmlformats.org/officeDocument/2006/math" xmlns:v="urn:schemas-microsoft-com:vml" xmlns:wp14="http://schemas.microsoft.com/office/word/2010/wordprocessingDrawing" xmlns:wp="http://schemas.openxmlformats.org/drawingml/2006/wordprocessingDrawing" xmlns:w10="urn:schemas-microsoft-com:office:word" xmlns:w="http://schemas.openxmlformats.org/wordprocessingml/2006/main" xmlns:w14="http://schemas.microsoft.com/office/word/2010/wordml" xmlns:w15="http://schemas.microsoft.com/office/word/2012/wordml" xmlns:w16cex="http://schemas.microsoft.com/office/word/2018/wordml/cex" xmlns:w16cid="http://schemas.microsoft.com/office/word/2016/wordml/cid" xmlns:w16="http://schemas.microsoft.com/office/word/2018/wordml" xmlns:w16du="http://schemas.microsoft.com/office/word/2023/wordml/word16du" xmlns:w16sdtdh="http://schemas.microsoft.com/office/word/2020/wordml/sdtdatahash" xmlns:w16sdtfl="http://schemas.microsoft.com/office/word/2024/wordml/sdtformatlock" xmlns:w16se="http://schemas.microsoft.com/office/word/2015/wordml/symex" xmlns:wpg="http://schemas.microsoft.com/office/word/2010/wordprocessingGroup" xmlns:wpi="http://schemas.microsoft.com/office/word/2010/wordprocessingInk" xmlns:wne="http://schemas.microsoft.com/office/word/2006/wordml" xmlns:wps="http://schemas.microsoft.com/office/word/2010/wordprocessingShape" mc:Ignorable="w14 w15 w16se w16cid w16 w16cex w16sdtdh w16sdtfl w16du wp14">
   <w:sdt>
     <w:sdtPr>
-      <w:id w:val="-182987575"/>
+      <w:id w:val="642475455"/>
       <w:docPartObj>
         <w:docPartGallery w:val="Page Numbers (Bottom of Page)"/>
         <w:docPartUnique/>
@@ -4178,19 +4418,8 @@
       <w:p>
         <w:pPr>
           <w:pStyle w:val="ae"/>
-          <w:tabs>
-            <w:tab w:val="clear" w:pos="9355"/>
-            <w:tab w:val="right" w:pos="8789"/>
-          </w:tabs>
-          <w:ind w:firstLine="0"/>
           <w:jc w:val="right"/>
         </w:pPr>
-        <w:r>
-          <w:rPr>
-            <w:lang w:val="en-AU"/>
-          </w:rPr>
-          <w:t xml:space="preserve">      </w:t>
-        </w:r>
         <w:r>
           <w:fldChar w:fldCharType="begin"/>
         </w:r>
@@ -4209,11 +4438,6 @@
       </w:p>
     </w:sdtContent>
   </w:sdt>
-  <w:p>
-    <w:pPr>
-      <w:pStyle w:val="ae"/>
-    </w:pPr>
-  </w:p>
 </w:ftr>
 </file>
 
@@ -5274,6 +5498,7 @@
                         <w:txbxContent>
                           <w:p>
                             <w:pPr>
+                              <w:spacing w:line="240" w:lineRule="auto"/>
                               <w:ind w:firstLine="0"/>
                               <w:jc w:val="center"/>
                               <w:rPr>
@@ -6889,7 +7114,6 @@
                               <w:rPr>
                                 <w:sz w:val="24"/>
                                 <w:szCs w:val="24"/>
-                                <w:lang w:val="en-US"/>
                               </w:rPr>
                             </w:pPr>
                             <w:r>
@@ -6897,15 +7121,14 @@
                                 <w:sz w:val="24"/>
                                 <w:szCs w:val="24"/>
                               </w:rPr>
-                              <w:t>1</w:t>
+                              <w:t>2</w:t>
                             </w:r>
                             <w:r>
                               <w:rPr>
                                 <w:sz w:val="24"/>
                                 <w:szCs w:val="24"/>
-                                <w:lang w:val="en-US"/>
                               </w:rPr>
-                              <w:t>9</w:t>
+                              <w:t>6</w:t>
                             </w:r>
                           </w:p>
                           <w:p>
@@ -7416,6 +7639,7 @@
                   <w:txbxContent>
                     <w:p>
                       <w:pPr>
+                        <w:spacing w:line="240" w:lineRule="auto"/>
                         <w:ind w:firstLine="0"/>
                         <w:jc w:val="center"/>
                         <w:rPr>
@@ -8146,7 +8370,6 @@
                         <w:rPr>
                           <w:sz w:val="24"/>
                           <w:szCs w:val="24"/>
-                          <w:lang w:val="en-US"/>
                         </w:rPr>
                       </w:pPr>
                       <w:r>
@@ -8154,15 +8377,14 @@
                           <w:sz w:val="24"/>
                           <w:szCs w:val="24"/>
                         </w:rPr>
-                        <w:t>1</w:t>
+                        <w:t>2</w:t>
                       </w:r>
                       <w:r>
                         <w:rPr>
                           <w:sz w:val="24"/>
                           <w:szCs w:val="24"/>
-                          <w:lang w:val="en-US"/>
                         </w:rPr>
-                        <w:t>9</w:t>
+                        <w:t>6</w:t>
                       </w:r>
                     </w:p>
                     <w:p>
@@ -8302,13 +8524,13 @@
       <mc:AlternateContent>
         <mc:Choice Requires="wpg">
           <w:drawing>
-            <wp:anchor distT="0" distB="0" distL="114300" distR="114300" simplePos="0" relativeHeight="251665408" behindDoc="0" locked="1" layoutInCell="1" allowOverlap="1" wp14:anchorId="334A62CB" wp14:editId="690C22A7">
+            <wp:anchor distT="0" distB="0" distL="114300" distR="114300" simplePos="0" relativeHeight="251665408" behindDoc="0" locked="1" layoutInCell="1" allowOverlap="1" wp14:anchorId="334A62CB" wp14:editId="60627A41">
               <wp:simplePos x="0" y="0"/>
               <wp:positionH relativeFrom="page">
-                <wp:posOffset>697865</wp:posOffset>
+                <wp:posOffset>701040</wp:posOffset>
               </wp:positionH>
               <wp:positionV relativeFrom="page">
-                <wp:posOffset>353695</wp:posOffset>
+                <wp:posOffset>350520</wp:posOffset>
               </wp:positionV>
               <wp:extent cx="6629400" cy="10189210"/>
               <wp:effectExtent l="0" t="0" r="19050" b="21590"/>
@@ -9091,8 +9313,8 @@
                       </wps:cNvSpPr>
                       <wps:spPr bwMode="auto">
                         <a:xfrm>
-                          <a:off x="7745" y="18585"/>
-                          <a:ext cx="11075" cy="1394"/>
+                          <a:off x="7745" y="18380"/>
+                          <a:ext cx="11075" cy="1599"/>
                         </a:xfrm>
                         <a:prstGeom prst="rect">
                           <a:avLst/>
@@ -9229,7 +9451,7 @@
         </mc:Choice>
         <mc:Fallback>
           <w:pict>
-            <v:group w14:anchorId="334A62CB" id="Группа 460" o:spid="_x0000_s1076" style="position:absolute;left:0;text-align:left;margin-left:54.95pt;margin-top:27.85pt;width:522pt;height:802.3pt;z-index:251665408;mso-position-horizontal-relative:page;mso-position-vertical-relative:page" coordsize="20000,20000" o:gfxdata="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">
+            <v:group w14:anchorId="334A62CB" id="Группа 460" o:spid="_x0000_s1076" style="position:absolute;left:0;text-align:left;margin-left:55.2pt;margin-top:27.6pt;width:522pt;height:802.3pt;z-index:251665408;mso-position-horizontal-relative:page;mso-position-vertical-relative:page" coordsize="20000,20000" o:gfxdata="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">
               <v:rect id="Rectangle 154" o:spid="_x0000_s1077" style="position:absolute;width:20000;height:20000;visibility:visible;mso-wrap-style:square;v-text-anchor:top" o:gfxdata="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" filled="f" strokeweight="2pt"/>
               <v:line id="Line 155" o:spid="_x0000_s1078" style="position:absolute;visibility:visible;mso-wrap-style:square" from="1093,18949" to="1095,19989" o:connectortype="straight" o:gfxdata="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" strokeweight="2pt"/>
               <v:line id="Line 156" o:spid="_x0000_s1079" style="position:absolute;visibility:visible;mso-wrap-style:square" from="10,18941" to="19977,18942" o:connectortype="straight" o:gfxdata="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" strokeweight="2pt"/>
@@ -9404,7 +9626,7 @@
                   </w:txbxContent>
                 </v:textbox>
               </v:rect>
-              <v:rect id="Rectangle 112" o:spid="_x0000_s1094" style="position:absolute;left:7745;top:18585;width:11075;height:1394;visibility:visible;mso-wrap-style:square;v-text-anchor:top" o:gfxdata="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" filled="f" stroked="f" strokeweight=".25pt">
+              <v:rect id="Rectangle 112" o:spid="_x0000_s1094" style="position:absolute;left:7745;top:18380;width:11075;height:1599;visibility:visible;mso-wrap-style:square;v-text-anchor:top" o:gfxdata="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" filled="f" stroked="f" strokeweight=".25pt">
                 <v:textbox inset="1pt,1pt,1pt,1pt">
                   <w:txbxContent>
                     <w:p>
@@ -13256,10 +13478,123 @@
 <file path=word/numbering.xml><?xml version="1.0" encoding="utf-8"?>
 <w:numbering xmlns:wpc="http://schemas.microsoft.com/office/word/2010/wordprocessingCanvas" xmlns:cx="http://schemas.microsoft.com/office/drawing/2014/chartex" xmlns:cx1="http://schemas.microsoft.com/office/drawing/2015/9/8/chartex" xmlns:cx2="http://schemas.microsoft.com/office/drawing/2015/10/21/chartex" xmlns:cx3="http://schemas.microsoft.com/office/drawing/2016/5/9/chartex" xmlns:cx4="http://schemas.microsoft.com/office/drawing/2016/5/10/chartex" xmlns:cx5="http://schemas.microsoft.com/office/drawing/2016/5/11/chartex" xmlns:cx6="http://schemas.microsoft.com/office/drawing/2016/5/12/chartex" xmlns:cx7="http://schemas.microsoft.com/office/drawing/2016/5/13/chartex" xmlns:cx8="http://schemas.microsoft.com/office/drawing/2016/5/14/chartex" xmlns:mc="http://schemas.openxmlformats.org/markup-compatibility/2006" xmlns:aink="http://schemas.microsoft.com/office/drawing/2016/ink" xmlns:am3d="http://schemas.microsoft.com/office/drawing/2017/model3d" xmlns:o="urn:schemas-microsoft-com:office:office" xmlns:oel="http://schemas.microsoft.com/office/2019/extlst" xmlns:r="http://schemas.openxmlformats.org/officeDocument/2006/relationships" xmlns:m="http://schemas.openxmlformats.org/officeDocument/2006/math" xmlns:v="urn:schemas-microsoft-com:vml" xmlns:wp14="http://schemas.microsoft.com/office/word/2010/wordprocessingDrawing" xmlns:wp="http://schemas.openxmlformats.org/drawingml/2006/wordprocessingDrawing" xmlns:w10="urn:schemas-microsoft-com:office:word" xmlns:w="http://schemas.openxmlformats.org/wordprocessingml/2006/main" xmlns:w14="http://schemas.microsoft.com/office/word/2010/wordml" xmlns:w15="http://schemas.microsoft.com/office/word/2012/wordml" xmlns:w16cex="http://schemas.microsoft.com/office/word/2018/wordml/cex" xmlns:w16cid="http://schemas.microsoft.com/office/word/2016/wordml/cid" xmlns:w16="http://schemas.microsoft.com/office/word/2018/wordml" xmlns:w16du="http://schemas.microsoft.com/office/word/2023/wordml/word16du" xmlns:w16sdtdh="http://schemas.microsoft.com/office/word/2020/wordml/sdtdatahash" xmlns:w16sdtfl="http://schemas.microsoft.com/office/word/2024/wordml/sdtformatlock" xmlns:w16se="http://schemas.microsoft.com/office/word/2015/wordml/symex" xmlns:wpg="http://schemas.microsoft.com/office/word/2010/wordprocessingGroup" xmlns:wpi="http://schemas.microsoft.com/office/word/2010/wordprocessingInk" xmlns:wne="http://schemas.microsoft.com/office/word/2006/wordml" xmlns:wps="http://schemas.microsoft.com/office/word/2010/wordprocessingShape" mc:Ignorable="w14 w15 w16se w16cid w16 w16cex w16sdtdh w16sdtfl w16du wp14">
   <w:abstractNum w:abstractNumId="0" w15:restartNumberingAfterBreak="0">
+    <w:nsid w:val="17647DF2"/>
+    <w:multiLevelType w:val="multilevel"/>
+    <w:tmpl w:val="E4F66FDA"/>
+    <w:lvl w:ilvl="0">
+      <w:start w:val="1"/>
+      <w:numFmt w:val="decimal"/>
+      <w:lvlText w:val="%1."/>
+      <w:lvlJc w:val="left"/>
+      <w:pPr>
+        <w:ind w:left="480" w:hanging="480"/>
+      </w:pPr>
+      <w:rPr>
+        <w:rFonts w:hint="default"/>
+      </w:rPr>
+    </w:lvl>
+    <w:lvl w:ilvl="1">
+      <w:start w:val="1"/>
+      <w:numFmt w:val="decimal"/>
+      <w:lvlText w:val="%1.%2."/>
+      <w:lvlJc w:val="left"/>
+      <w:pPr>
+        <w:ind w:left="2149" w:hanging="720"/>
+      </w:pPr>
+      <w:rPr>
+        <w:rFonts w:hint="default"/>
+      </w:rPr>
+    </w:lvl>
+    <w:lvl w:ilvl="2">
+      <w:start w:val="1"/>
+      <w:numFmt w:val="decimal"/>
+      <w:lvlText w:val="%1.%2.%3."/>
+      <w:lvlJc w:val="left"/>
+      <w:pPr>
+        <w:ind w:left="3578" w:hanging="720"/>
+      </w:pPr>
+      <w:rPr>
+        <w:rFonts w:hint="default"/>
+      </w:rPr>
+    </w:lvl>
+    <w:lvl w:ilvl="3">
+      <w:start w:val="1"/>
+      <w:numFmt w:val="decimal"/>
+      <w:lvlText w:val="%1.%2.%3.%4."/>
+      <w:lvlJc w:val="left"/>
+      <w:pPr>
+        <w:ind w:left="5367" w:hanging="1080"/>
+      </w:pPr>
+      <w:rPr>
+        <w:rFonts w:hint="default"/>
+      </w:rPr>
+    </w:lvl>
+    <w:lvl w:ilvl="4">
+      <w:start w:val="1"/>
+      <w:numFmt w:val="decimal"/>
+      <w:lvlText w:val="%1.%2.%3.%4.%5."/>
+      <w:lvlJc w:val="left"/>
+      <w:pPr>
+        <w:ind w:left="7156" w:hanging="1440"/>
+      </w:pPr>
+      <w:rPr>
+        <w:rFonts w:hint="default"/>
+      </w:rPr>
+    </w:lvl>
+    <w:lvl w:ilvl="5">
+      <w:start w:val="1"/>
+      <w:numFmt w:val="decimal"/>
+      <w:lvlText w:val="%1.%2.%3.%4.%5.%6."/>
+      <w:lvlJc w:val="left"/>
+      <w:pPr>
+        <w:ind w:left="8585" w:hanging="1440"/>
+      </w:pPr>
+      <w:rPr>
+        <w:rFonts w:hint="default"/>
+      </w:rPr>
+    </w:lvl>
+    <w:lvl w:ilvl="6">
+      <w:start w:val="1"/>
+      <w:numFmt w:val="decimal"/>
+      <w:lvlText w:val="%1.%2.%3.%4.%5.%6.%7."/>
+      <w:lvlJc w:val="left"/>
+      <w:pPr>
+        <w:ind w:left="10374" w:hanging="1800"/>
+      </w:pPr>
+      <w:rPr>
+        <w:rFonts w:hint="default"/>
+      </w:rPr>
+    </w:lvl>
+    <w:lvl w:ilvl="7">
+      <w:start w:val="1"/>
+      <w:numFmt w:val="decimal"/>
+      <w:lvlText w:val="%1.%2.%3.%4.%5.%6.%7.%8."/>
+      <w:lvlJc w:val="left"/>
+      <w:pPr>
+        <w:ind w:left="12163" w:hanging="2160"/>
+      </w:pPr>
+      <w:rPr>
+        <w:rFonts w:hint="default"/>
+      </w:rPr>
+    </w:lvl>
+    <w:lvl w:ilvl="8">
+      <w:start w:val="1"/>
+      <w:numFmt w:val="decimal"/>
+      <w:lvlText w:val="%1.%2.%3.%4.%5.%6.%7.%8.%9."/>
+      <w:lvlJc w:val="left"/>
+      <w:pPr>
+        <w:ind w:left="13592" w:hanging="2160"/>
+      </w:pPr>
+      <w:rPr>
+        <w:rFonts w:hint="default"/>
+      </w:rPr>
+    </w:lvl>
+  </w:abstractNum>
+  <w:abstractNum w:abstractNumId="1" w15:restartNumberingAfterBreak="0">
     <w:nsid w:val="20AF2190"/>
-    <w:multiLevelType w:val="hybridMultilevel"/>
-    <w:tmpl w:val="DFF4194A"/>
-    <w:lvl w:ilvl="0" w:tplc="4F9C9A96">
+    <w:multiLevelType w:val="multilevel"/>
+    <w:tmpl w:val="56821CE2"/>
+    <w:lvl w:ilvl="0">
       <w:start w:val="1"/>
       <w:numFmt w:val="decimal"/>
       <w:lvlText w:val="%1."/>
@@ -13271,80 +13606,112 @@
         <w:rFonts w:hint="default"/>
       </w:rPr>
     </w:lvl>
-    <w:lvl w:ilvl="1" w:tplc="04190019" w:tentative="1">
-      <w:start w:val="1"/>
-      <w:numFmt w:val="lowerLetter"/>
-      <w:lvlText w:val="%2."/>
+    <w:lvl w:ilvl="1">
+      <w:start w:val="2"/>
+      <w:numFmt w:val="decimal"/>
+      <w:isLgl/>
+      <w:lvlText w:val="%1.%2."/>
       <w:lvlJc w:val="left"/>
       <w:pPr>
-        <w:ind w:left="2509" w:hanging="360"/>
+        <w:ind w:left="2149" w:hanging="720"/>
       </w:pPr>
+      <w:rPr>
+        <w:rFonts w:hint="default"/>
+      </w:rPr>
     </w:lvl>
-    <w:lvl w:ilvl="2" w:tplc="0419001B" w:tentative="1">
-      <w:start w:val="1"/>
-      <w:numFmt w:val="lowerRoman"/>
-      <w:lvlText w:val="%3."/>
-      <w:lvlJc w:val="right"/>
-      <w:pPr>
-        <w:ind w:left="3229" w:hanging="180"/>
-      </w:pPr>
-    </w:lvl>
-    <w:lvl w:ilvl="3" w:tplc="0419000F" w:tentative="1">
+    <w:lvl w:ilvl="2">
       <w:start w:val="1"/>
       <w:numFmt w:val="decimal"/>
-      <w:lvlText w:val="%4."/>
+      <w:isLgl/>
+      <w:lvlText w:val="%1.%2.%3."/>
       <w:lvlJc w:val="left"/>
       <w:pPr>
-        <w:ind w:left="3949" w:hanging="360"/>
+        <w:ind w:left="2149" w:hanging="720"/>
       </w:pPr>
+      <w:rPr>
+        <w:rFonts w:hint="default"/>
+      </w:rPr>
     </w:lvl>
-    <w:lvl w:ilvl="4" w:tplc="04190019" w:tentative="1">
+    <w:lvl w:ilvl="3">
       <w:start w:val="1"/>
-      <w:numFmt w:val="lowerLetter"/>
-      <w:lvlText w:val="%5."/>
+      <w:numFmt w:val="decimal"/>
+      <w:isLgl/>
+      <w:lvlText w:val="%1.%2.%3.%4."/>
       <w:lvlJc w:val="left"/>
       <w:pPr>
-        <w:ind w:left="4669" w:hanging="360"/>
+        <w:ind w:left="2509" w:hanging="1080"/>
       </w:pPr>
+      <w:rPr>
+        <w:rFonts w:hint="default"/>
+      </w:rPr>
     </w:lvl>
-    <w:lvl w:ilvl="5" w:tplc="0419001B" w:tentative="1">
-      <w:start w:val="1"/>
-      <w:numFmt w:val="lowerRoman"/>
-      <w:lvlText w:val="%6."/>
-      <w:lvlJc w:val="right"/>
-      <w:pPr>
-        <w:ind w:left="5389" w:hanging="180"/>
-      </w:pPr>
-    </w:lvl>
-    <w:lvl w:ilvl="6" w:tplc="0419000F" w:tentative="1">
+    <w:lvl w:ilvl="4">
       <w:start w:val="1"/>
       <w:numFmt w:val="decimal"/>
-      <w:lvlText w:val="%7."/>
+      <w:isLgl/>
+      <w:lvlText w:val="%1.%2.%3.%4.%5."/>
       <w:lvlJc w:val="left"/>
       <w:pPr>
-        <w:ind w:left="6109" w:hanging="360"/>
+        <w:ind w:left="2869" w:hanging="1440"/>
       </w:pPr>
+      <w:rPr>
+        <w:rFonts w:hint="default"/>
+      </w:rPr>
     </w:lvl>
-    <w:lvl w:ilvl="7" w:tplc="04190019" w:tentative="1">
+    <w:lvl w:ilvl="5">
       <w:start w:val="1"/>
-      <w:numFmt w:val="lowerLetter"/>
-      <w:lvlText w:val="%8."/>
+      <w:numFmt w:val="decimal"/>
+      <w:isLgl/>
+      <w:lvlText w:val="%1.%2.%3.%4.%5.%6."/>
       <w:lvlJc w:val="left"/>
       <w:pPr>
-        <w:ind w:left="6829" w:hanging="360"/>
+        <w:ind w:left="2869" w:hanging="1440"/>
       </w:pPr>
+      <w:rPr>
+        <w:rFonts w:hint="default"/>
+      </w:rPr>
     </w:lvl>
-    <w:lvl w:ilvl="8" w:tplc="0419001B" w:tentative="1">
+    <w:lvl w:ilvl="6">
       <w:start w:val="1"/>
-      <w:numFmt w:val="lowerRoman"/>
-      <w:lvlText w:val="%9."/>
-      <w:lvlJc w:val="right"/>
+      <w:numFmt w:val="decimal"/>
+      <w:isLgl/>
+      <w:lvlText w:val="%1.%2.%3.%4.%5.%6.%7."/>
+      <w:lvlJc w:val="left"/>
       <w:pPr>
-        <w:ind w:left="7549" w:hanging="180"/>
+        <w:ind w:left="3229" w:hanging="1800"/>
       </w:pPr>
+      <w:rPr>
+        <w:rFonts w:hint="default"/>
+      </w:rPr>
+    </w:lvl>
+    <w:lvl w:ilvl="7">
+      <w:start w:val="1"/>
+      <w:numFmt w:val="decimal"/>
+      <w:isLgl/>
+      <w:lvlText w:val="%1.%2.%3.%4.%5.%6.%7.%8."/>
+      <w:lvlJc w:val="left"/>
+      <w:pPr>
+        <w:ind w:left="3589" w:hanging="2160"/>
+      </w:pPr>
+      <w:rPr>
+        <w:rFonts w:hint="default"/>
+      </w:rPr>
+    </w:lvl>
+    <w:lvl w:ilvl="8">
+      <w:start w:val="1"/>
+      <w:numFmt w:val="decimal"/>
+      <w:isLgl/>
+      <w:lvlText w:val="%1.%2.%3.%4.%5.%6.%7.%8.%9."/>
+      <w:lvlJc w:val="left"/>
+      <w:pPr>
+        <w:ind w:left="3589" w:hanging="2160"/>
+      </w:pPr>
+      <w:rPr>
+        <w:rFonts w:hint="default"/>
+      </w:rPr>
     </w:lvl>
   </w:abstractNum>
-  <w:abstractNum w:abstractNumId="1" w15:restartNumberingAfterBreak="0">
+  <w:abstractNum w:abstractNumId="2" w15:restartNumberingAfterBreak="0">
     <w:nsid w:val="6B8B72F1"/>
     <w:multiLevelType w:val="hybridMultilevel"/>
     <w:tmpl w:val="05922A16"/>
@@ -13433,7 +13800,7 @@
       </w:pPr>
     </w:lvl>
   </w:abstractNum>
-  <w:abstractNum w:abstractNumId="2" w15:restartNumberingAfterBreak="0">
+  <w:abstractNum w:abstractNumId="3" w15:restartNumberingAfterBreak="0">
     <w:nsid w:val="76B84ED9"/>
     <w:multiLevelType w:val="hybridMultilevel"/>
     <w:tmpl w:val="233E8896"/>
@@ -13546,7 +13913,7 @@
       </w:rPr>
     </w:lvl>
   </w:abstractNum>
-  <w:abstractNum w:abstractNumId="3" w15:restartNumberingAfterBreak="0">
+  <w:abstractNum w:abstractNumId="4" w15:restartNumberingAfterBreak="0">
     <w:nsid w:val="7808140A"/>
     <w:multiLevelType w:val="multilevel"/>
     <w:tmpl w:val="4D5C33B2"/>
@@ -13660,16 +14027,19 @@
     </w:lvl>
   </w:abstractNum>
   <w:num w:numId="1" w16cid:durableId="1895699487">
+    <w:abstractNumId w:val="2"/>
+  </w:num>
+  <w:num w:numId="2" w16cid:durableId="570892019">
+    <w:abstractNumId w:val="3"/>
+  </w:num>
+  <w:num w:numId="3" w16cid:durableId="819035388">
     <w:abstractNumId w:val="1"/>
   </w:num>
-  <w:num w:numId="2" w16cid:durableId="570892019">
-    <w:abstractNumId w:val="2"/>
+  <w:num w:numId="4" w16cid:durableId="1979989440">
+    <w:abstractNumId w:val="4"/>
   </w:num>
-  <w:num w:numId="3" w16cid:durableId="819035388">
+  <w:num w:numId="5" w16cid:durableId="1202403974">
     <w:abstractNumId w:val="0"/>
-  </w:num>
-  <w:num w:numId="4" w16cid:durableId="1979989440">
-    <w:abstractNumId w:val="3"/>
   </w:num>
 </w:numbering>
 </file>
@@ -14072,9 +14442,9 @@
   <w:style w:type="paragraph" w:default="1" w:styleId="a">
     <w:name w:val="Normal"/>
     <w:qFormat/>
-    <w:rsid w:val="00CF64EF"/>
+    <w:rsid w:val="006726BA"/>
     <w:pPr>
-      <w:spacing w:after="0" w:line="240" w:lineRule="auto"/>
+      <w:spacing w:after="0" w:line="360" w:lineRule="auto"/>
       <w:ind w:firstLine="709"/>
       <w:jc w:val="both"/>
     </w:pPr>
@@ -14272,6 +14642,7 @@
   <w:style w:type="character" w:default="1" w:styleId="a1">
     <w:name w:val="Default Paragraph Font"/>
     <w:uiPriority w:val="1"/>
+    <w:semiHidden/>
     <w:unhideWhenUsed/>
   </w:style>
   <w:style w:type="table" w:default="1" w:styleId="a2">
@@ -14757,9 +15128,6 @@
     <w:uiPriority w:val="39"/>
     <w:unhideWhenUsed/>
     <w:rsid w:val="007A7F30"/>
-    <w:pPr>
-      <w:spacing w:line="360" w:lineRule="auto"/>
-    </w:pPr>
   </w:style>
   <w:style w:type="paragraph" w:styleId="23">
     <w:name w:val="toc 2"/>
@@ -14770,7 +15138,7 @@
     <w:unhideWhenUsed/>
     <w:rsid w:val="007A7F30"/>
     <w:pPr>
-      <w:spacing w:after="100" w:line="360" w:lineRule="auto"/>
+      <w:spacing w:after="100"/>
       <w:ind w:left="142"/>
     </w:pPr>
   </w:style>
